--- a/4. RESULTADOS/05_resultados_y_mecanismos/T01_primer_eslabon_cinco_medidas.docx
+++ b/4. RESULTADOS/05_resultados_y_mecanismos/T01_primer_eslabon_cinco_medidas.docx
@@ -711,7 +711,7 @@
                 <w:szCs w:val="22"/>
                 <w:color w:val="000000"/>
               </w:rPr>
-              <w:t xml:space="preserve">4.038</w:t>
+              <w:t xml:space="preserve">3.269</w:t>
             </w:r>
           </w:p>
         </w:tc>
@@ -766,7 +766,7 @@
                 <w:szCs w:val="22"/>
                 <w:color w:val="000000"/>
               </w:rPr>
-              <w:t xml:space="preserve">2.922</w:t>
+              <w:t xml:space="preserve">2.313</w:t>
             </w:r>
           </w:p>
         </w:tc>
@@ -821,7 +821,7 @@
                 <w:szCs w:val="22"/>
                 <w:color w:val="000000"/>
               </w:rPr>
-              <w:t xml:space="preserve">5.153</w:t>
+              <w:t xml:space="preserve">4.226</w:t>
             </w:r>
           </w:p>
         </w:tc>
@@ -1211,117 +1211,117 @@
                 <w:szCs w:val="22"/>
                 <w:color w:val="000000"/>
               </w:rPr>
-              <w:t xml:space="preserve">4.790</w:t>
-            </w:r>
-          </w:p>
-        </w:tc>
-        <w:tc>
-          <w:tcPr>
-            <w:tcBorders>
-              <w:bottom w:val="none" w:sz="0" w:space="0" w:color="000000"/>
-              <w:top w:val="none" w:sz="0" w:space="0" w:color="000000"/>
-              <w:left w:val="none" w:sz="0" w:space="0" w:color="000000"/>
-              <w:right w:val="none" w:sz="0" w:space="0" w:color="000000"/>
-            </w:tcBorders>
-            <w:shd w:val="clear" w:color="auto" w:fill="FFFFFF"/>
-            <w:tcMar>
-              <w:top w:w="0" w:type="dxa"/>
-              <w:bottom w:w="0" w:type="dxa"/>
-              <w:left w:w="0" w:type="dxa"/>
-              <w:right w:w="0" w:type="dxa"/>
-            </w:tcMar>
-            <w:vAlign w:val="center"/>
-          </w:tcPr>
-          <w:p>
-            <w:pPr>
-              <w:pStyle w:val="Normal"/>
-              <w:jc w:val="right"/>
-              <w:pBdr>
-                <w:bottom w:val="none" w:sz="0" w:space="0" w:color="000000"/>
-                <w:top w:val="none" w:sz="0" w:space="0" w:color="000000"/>
-                <w:left w:val="none" w:sz="0" w:space="0" w:color="000000"/>
-                <w:right w:val="none" w:sz="0" w:space="0" w:color="000000"/>
-              </w:pBdr>
-              <w:spacing w:after="100" w:before="100" w:line="240"/>
-              <w:ind w:left="100" w:right="100" w:firstLine="0" w:firstLineChars="0"/>
-              <w:rPr>
-                <w:rFonts w:ascii="Arial" w:hAnsi="Arial" w:eastAsia="Arial" w:cs="Arial"/>
-                <w:i w:val="false"/>
-                <w:b w:val="false"/>
-                <w:u w:val="none"/>
-                <w:strike w:val="false"/>
-                <w:sz w:val="22"/>
-                <w:szCs w:val="22"/>
-                <w:color w:val="000000"/>
-              </w:rPr>
-            </w:pPr>
-            <w:r>
-              <w:rPr>
-                <w:rFonts w:ascii="Arial" w:hAnsi="Arial" w:eastAsia="Arial" w:cs="Arial"/>
-                <w:i w:val="false"/>
-                <w:b w:val="false"/>
-                <w:u w:val="none"/>
-                <w:strike w:val="false"/>
-                <w:sz w:val="22"/>
-                <w:szCs w:val="22"/>
-                <w:color w:val="000000"/>
-              </w:rPr>
-              <w:t xml:space="preserve">3.596</w:t>
-            </w:r>
-          </w:p>
-        </w:tc>
-        <w:tc>
-          <w:tcPr>
-            <w:tcBorders>
-              <w:bottom w:val="none" w:sz="0" w:space="0" w:color="000000"/>
-              <w:top w:val="none" w:sz="0" w:space="0" w:color="000000"/>
-              <w:left w:val="none" w:sz="0" w:space="0" w:color="000000"/>
-              <w:right w:val="none" w:sz="0" w:space="0" w:color="000000"/>
-            </w:tcBorders>
-            <w:shd w:val="clear" w:color="auto" w:fill="FFFFFF"/>
-            <w:tcMar>
-              <w:top w:w="0" w:type="dxa"/>
-              <w:bottom w:w="0" w:type="dxa"/>
-              <w:left w:w="0" w:type="dxa"/>
-              <w:right w:w="0" w:type="dxa"/>
-            </w:tcMar>
-            <w:vAlign w:val="center"/>
-          </w:tcPr>
-          <w:p>
-            <w:pPr>
-              <w:pStyle w:val="Normal"/>
-              <w:jc w:val="right"/>
-              <w:pBdr>
-                <w:bottom w:val="none" w:sz="0" w:space="0" w:color="000000"/>
-                <w:top w:val="none" w:sz="0" w:space="0" w:color="000000"/>
-                <w:left w:val="none" w:sz="0" w:space="0" w:color="000000"/>
-                <w:right w:val="none" w:sz="0" w:space="0" w:color="000000"/>
-              </w:pBdr>
-              <w:spacing w:after="100" w:before="100" w:line="240"/>
-              <w:ind w:left="100" w:right="100" w:firstLine="0" w:firstLineChars="0"/>
-              <w:rPr>
-                <w:rFonts w:ascii="Arial" w:hAnsi="Arial" w:eastAsia="Arial" w:cs="Arial"/>
-                <w:i w:val="false"/>
-                <w:b w:val="false"/>
-                <w:u w:val="none"/>
-                <w:strike w:val="false"/>
-                <w:sz w:val="22"/>
-                <w:szCs w:val="22"/>
-                <w:color w:val="000000"/>
-              </w:rPr>
-            </w:pPr>
-            <w:r>
-              <w:rPr>
-                <w:rFonts w:ascii="Arial" w:hAnsi="Arial" w:eastAsia="Arial" w:cs="Arial"/>
-                <w:i w:val="false"/>
-                <w:b w:val="false"/>
-                <w:u w:val="none"/>
-                <w:strike w:val="false"/>
-                <w:sz w:val="22"/>
-                <w:szCs w:val="22"/>
-                <w:color w:val="000000"/>
-              </w:rPr>
-              <w:t xml:space="preserve">5.985</w:t>
+              <w:t xml:space="preserve">3.948</w:t>
+            </w:r>
+          </w:p>
+        </w:tc>
+        <w:tc>
+          <w:tcPr>
+            <w:tcBorders>
+              <w:bottom w:val="none" w:sz="0" w:space="0" w:color="000000"/>
+              <w:top w:val="none" w:sz="0" w:space="0" w:color="000000"/>
+              <w:left w:val="none" w:sz="0" w:space="0" w:color="000000"/>
+              <w:right w:val="none" w:sz="0" w:space="0" w:color="000000"/>
+            </w:tcBorders>
+            <w:shd w:val="clear" w:color="auto" w:fill="FFFFFF"/>
+            <w:tcMar>
+              <w:top w:w="0" w:type="dxa"/>
+              <w:bottom w:w="0" w:type="dxa"/>
+              <w:left w:w="0" w:type="dxa"/>
+              <w:right w:w="0" w:type="dxa"/>
+            </w:tcMar>
+            <w:vAlign w:val="center"/>
+          </w:tcPr>
+          <w:p>
+            <w:pPr>
+              <w:pStyle w:val="Normal"/>
+              <w:jc w:val="right"/>
+              <w:pBdr>
+                <w:bottom w:val="none" w:sz="0" w:space="0" w:color="000000"/>
+                <w:top w:val="none" w:sz="0" w:space="0" w:color="000000"/>
+                <w:left w:val="none" w:sz="0" w:space="0" w:color="000000"/>
+                <w:right w:val="none" w:sz="0" w:space="0" w:color="000000"/>
+              </w:pBdr>
+              <w:spacing w:after="100" w:before="100" w:line="240"/>
+              <w:ind w:left="100" w:right="100" w:firstLine="0" w:firstLineChars="0"/>
+              <w:rPr>
+                <w:rFonts w:ascii="Arial" w:hAnsi="Arial" w:eastAsia="Arial" w:cs="Arial"/>
+                <w:i w:val="false"/>
+                <w:b w:val="false"/>
+                <w:u w:val="none"/>
+                <w:strike w:val="false"/>
+                <w:sz w:val="22"/>
+                <w:szCs w:val="22"/>
+                <w:color w:val="000000"/>
+              </w:rPr>
+            </w:pPr>
+            <w:r>
+              <w:rPr>
+                <w:rFonts w:ascii="Arial" w:hAnsi="Arial" w:eastAsia="Arial" w:cs="Arial"/>
+                <w:i w:val="false"/>
+                <w:b w:val="false"/>
+                <w:u w:val="none"/>
+                <w:strike w:val="false"/>
+                <w:sz w:val="22"/>
+                <w:szCs w:val="22"/>
+                <w:color w:val="000000"/>
+              </w:rPr>
+              <w:t xml:space="preserve">2.919</w:t>
+            </w:r>
+          </w:p>
+        </w:tc>
+        <w:tc>
+          <w:tcPr>
+            <w:tcBorders>
+              <w:bottom w:val="none" w:sz="0" w:space="0" w:color="000000"/>
+              <w:top w:val="none" w:sz="0" w:space="0" w:color="000000"/>
+              <w:left w:val="none" w:sz="0" w:space="0" w:color="000000"/>
+              <w:right w:val="none" w:sz="0" w:space="0" w:color="000000"/>
+            </w:tcBorders>
+            <w:shd w:val="clear" w:color="auto" w:fill="FFFFFF"/>
+            <w:tcMar>
+              <w:top w:w="0" w:type="dxa"/>
+              <w:bottom w:w="0" w:type="dxa"/>
+              <w:left w:w="0" w:type="dxa"/>
+              <w:right w:w="0" w:type="dxa"/>
+            </w:tcMar>
+            <w:vAlign w:val="center"/>
+          </w:tcPr>
+          <w:p>
+            <w:pPr>
+              <w:pStyle w:val="Normal"/>
+              <w:jc w:val="right"/>
+              <w:pBdr>
+                <w:bottom w:val="none" w:sz="0" w:space="0" w:color="000000"/>
+                <w:top w:val="none" w:sz="0" w:space="0" w:color="000000"/>
+                <w:left w:val="none" w:sz="0" w:space="0" w:color="000000"/>
+                <w:right w:val="none" w:sz="0" w:space="0" w:color="000000"/>
+              </w:pBdr>
+              <w:spacing w:after="100" w:before="100" w:line="240"/>
+              <w:ind w:left="100" w:right="100" w:firstLine="0" w:firstLineChars="0"/>
+              <w:rPr>
+                <w:rFonts w:ascii="Arial" w:hAnsi="Arial" w:eastAsia="Arial" w:cs="Arial"/>
+                <w:i w:val="false"/>
+                <w:b w:val="false"/>
+                <w:u w:val="none"/>
+                <w:strike w:val="false"/>
+                <w:sz w:val="22"/>
+                <w:szCs w:val="22"/>
+                <w:color w:val="000000"/>
+              </w:rPr>
+            </w:pPr>
+            <w:r>
+              <w:rPr>
+                <w:rFonts w:ascii="Arial" w:hAnsi="Arial" w:eastAsia="Arial" w:cs="Arial"/>
+                <w:i w:val="false"/>
+                <w:b w:val="false"/>
+                <w:u w:val="none"/>
+                <w:strike w:val="false"/>
+                <w:sz w:val="22"/>
+                <w:szCs w:val="22"/>
+                <w:color w:val="000000"/>
+              </w:rPr>
+              <w:t xml:space="preserve">4.977</w:t>
             </w:r>
           </w:p>
         </w:tc>
@@ -1711,172 +1711,172 @@
                 <w:szCs w:val="22"/>
                 <w:color w:val="000000"/>
               </w:rPr>
-              <w:t xml:space="preserve">-1.000</w:t>
-            </w:r>
-          </w:p>
-        </w:tc>
-        <w:tc>
-          <w:tcPr>
-            <w:tcBorders>
-              <w:bottom w:val="none" w:sz="0" w:space="0" w:color="000000"/>
-              <w:top w:val="none" w:sz="0" w:space="0" w:color="000000"/>
-              <w:left w:val="none" w:sz="0" w:space="0" w:color="000000"/>
-              <w:right w:val="none" w:sz="0" w:space="0" w:color="000000"/>
-            </w:tcBorders>
-            <w:shd w:val="clear" w:color="auto" w:fill="FFFFFF"/>
-            <w:tcMar>
-              <w:top w:w="0" w:type="dxa"/>
-              <w:bottom w:w="0" w:type="dxa"/>
-              <w:left w:w="0" w:type="dxa"/>
-              <w:right w:w="0" w:type="dxa"/>
-            </w:tcMar>
-            <w:vAlign w:val="center"/>
-          </w:tcPr>
-          <w:p>
-            <w:pPr>
-              <w:pStyle w:val="Normal"/>
-              <w:jc w:val="right"/>
-              <w:pBdr>
-                <w:bottom w:val="none" w:sz="0" w:space="0" w:color="000000"/>
-                <w:top w:val="none" w:sz="0" w:space="0" w:color="000000"/>
-                <w:left w:val="none" w:sz="0" w:space="0" w:color="000000"/>
-                <w:right w:val="none" w:sz="0" w:space="0" w:color="000000"/>
-              </w:pBdr>
-              <w:spacing w:after="100" w:before="100" w:line="240"/>
-              <w:ind w:left="100" w:right="100" w:firstLine="0" w:firstLineChars="0"/>
-              <w:rPr>
-                <w:rFonts w:ascii="Arial" w:hAnsi="Arial" w:eastAsia="Arial" w:cs="Arial"/>
-                <w:i w:val="false"/>
-                <w:b w:val="false"/>
-                <w:u w:val="none"/>
-                <w:strike w:val="false"/>
-                <w:sz w:val="22"/>
-                <w:szCs w:val="22"/>
-                <w:color w:val="000000"/>
-              </w:rPr>
-            </w:pPr>
-            <w:r>
-              <w:rPr>
-                <w:rFonts w:ascii="Arial" w:hAnsi="Arial" w:eastAsia="Arial" w:cs="Arial"/>
-                <w:i w:val="false"/>
-                <w:b w:val="false"/>
-                <w:u w:val="none"/>
-                <w:strike w:val="false"/>
-                <w:sz w:val="22"/>
-                <w:szCs w:val="22"/>
-                <w:color w:val="000000"/>
-              </w:rPr>
-              <w:t xml:space="preserve">-1.779</w:t>
-            </w:r>
-          </w:p>
-        </w:tc>
-        <w:tc>
-          <w:tcPr>
-            <w:tcBorders>
-              <w:bottom w:val="none" w:sz="0" w:space="0" w:color="000000"/>
-              <w:top w:val="none" w:sz="0" w:space="0" w:color="000000"/>
-              <w:left w:val="none" w:sz="0" w:space="0" w:color="000000"/>
-              <w:right w:val="none" w:sz="0" w:space="0" w:color="000000"/>
-            </w:tcBorders>
-            <w:shd w:val="clear" w:color="auto" w:fill="FFFFFF"/>
-            <w:tcMar>
-              <w:top w:w="0" w:type="dxa"/>
-              <w:bottom w:w="0" w:type="dxa"/>
-              <w:left w:w="0" w:type="dxa"/>
-              <w:right w:w="0" w:type="dxa"/>
-            </w:tcMar>
-            <w:vAlign w:val="center"/>
-          </w:tcPr>
-          <w:p>
-            <w:pPr>
-              <w:pStyle w:val="Normal"/>
-              <w:jc w:val="right"/>
-              <w:pBdr>
-                <w:bottom w:val="none" w:sz="0" w:space="0" w:color="000000"/>
-                <w:top w:val="none" w:sz="0" w:space="0" w:color="000000"/>
-                <w:left w:val="none" w:sz="0" w:space="0" w:color="000000"/>
-                <w:right w:val="none" w:sz="0" w:space="0" w:color="000000"/>
-              </w:pBdr>
-              <w:spacing w:after="100" w:before="100" w:line="240"/>
-              <w:ind w:left="100" w:right="100" w:firstLine="0" w:firstLineChars="0"/>
-              <w:rPr>
-                <w:rFonts w:ascii="Arial" w:hAnsi="Arial" w:eastAsia="Arial" w:cs="Arial"/>
-                <w:i w:val="false"/>
-                <w:b w:val="false"/>
-                <w:u w:val="none"/>
-                <w:strike w:val="false"/>
-                <w:sz w:val="22"/>
-                <w:szCs w:val="22"/>
-                <w:color w:val="000000"/>
-              </w:rPr>
-            </w:pPr>
-            <w:r>
-              <w:rPr>
-                <w:rFonts w:ascii="Arial" w:hAnsi="Arial" w:eastAsia="Arial" w:cs="Arial"/>
-                <w:i w:val="false"/>
-                <w:b w:val="false"/>
-                <w:u w:val="none"/>
-                <w:strike w:val="false"/>
-                <w:sz w:val="22"/>
-                <w:szCs w:val="22"/>
-                <w:color w:val="000000"/>
-              </w:rPr>
-              <w:t xml:space="preserve">-0.221</w:t>
-            </w:r>
-          </w:p>
-        </w:tc>
-        <w:tc>
-          <w:tcPr>
-            <w:tcBorders>
-              <w:bottom w:val="none" w:sz="0" w:space="0" w:color="000000"/>
-              <w:top w:val="none" w:sz="0" w:space="0" w:color="000000"/>
-              <w:left w:val="none" w:sz="0" w:space="0" w:color="000000"/>
-              <w:right w:val="none" w:sz="0" w:space="0" w:color="000000"/>
-            </w:tcBorders>
-            <w:shd w:val="clear" w:color="auto" w:fill="FFFFFF"/>
-            <w:tcMar>
-              <w:top w:w="0" w:type="dxa"/>
-              <w:bottom w:w="0" w:type="dxa"/>
-              <w:left w:w="0" w:type="dxa"/>
-              <w:right w:w="0" w:type="dxa"/>
-            </w:tcMar>
-            <w:vAlign w:val="center"/>
-          </w:tcPr>
-          <w:p>
-            <w:pPr>
-              <w:pStyle w:val="Normal"/>
-              <w:jc w:val="right"/>
-              <w:pBdr>
-                <w:bottom w:val="none" w:sz="0" w:space="0" w:color="000000"/>
-                <w:top w:val="none" w:sz="0" w:space="0" w:color="000000"/>
-                <w:left w:val="none" w:sz="0" w:space="0" w:color="000000"/>
-                <w:right w:val="none" w:sz="0" w:space="0" w:color="000000"/>
-              </w:pBdr>
-              <w:spacing w:after="100" w:before="100" w:line="240"/>
-              <w:ind w:left="100" w:right="100" w:firstLine="0" w:firstLineChars="0"/>
-              <w:rPr>
-                <w:rFonts w:ascii="Arial" w:hAnsi="Arial" w:eastAsia="Arial" w:cs="Arial"/>
-                <w:i w:val="false"/>
-                <w:b w:val="false"/>
-                <w:u w:val="none"/>
-                <w:strike w:val="false"/>
-                <w:sz w:val="22"/>
-                <w:szCs w:val="22"/>
-                <w:color w:val="000000"/>
-              </w:rPr>
-            </w:pPr>
-            <w:r>
-              <w:rPr>
-                <w:rFonts w:ascii="Arial" w:hAnsi="Arial" w:eastAsia="Arial" w:cs="Arial"/>
-                <w:i w:val="false"/>
-                <w:b w:val="false"/>
-                <w:u w:val="none"/>
-                <w:strike w:val="false"/>
-                <w:sz w:val="22"/>
-                <w:szCs w:val="22"/>
-                <w:color w:val="000000"/>
-              </w:rPr>
-              <w:t xml:space="preserve">0.012</w:t>
+              <w:t xml:space="preserve">-0.852</w:t>
+            </w:r>
+          </w:p>
+        </w:tc>
+        <w:tc>
+          <w:tcPr>
+            <w:tcBorders>
+              <w:bottom w:val="none" w:sz="0" w:space="0" w:color="000000"/>
+              <w:top w:val="none" w:sz="0" w:space="0" w:color="000000"/>
+              <w:left w:val="none" w:sz="0" w:space="0" w:color="000000"/>
+              <w:right w:val="none" w:sz="0" w:space="0" w:color="000000"/>
+            </w:tcBorders>
+            <w:shd w:val="clear" w:color="auto" w:fill="FFFFFF"/>
+            <w:tcMar>
+              <w:top w:w="0" w:type="dxa"/>
+              <w:bottom w:w="0" w:type="dxa"/>
+              <w:left w:w="0" w:type="dxa"/>
+              <w:right w:w="0" w:type="dxa"/>
+            </w:tcMar>
+            <w:vAlign w:val="center"/>
+          </w:tcPr>
+          <w:p>
+            <w:pPr>
+              <w:pStyle w:val="Normal"/>
+              <w:jc w:val="right"/>
+              <w:pBdr>
+                <w:bottom w:val="none" w:sz="0" w:space="0" w:color="000000"/>
+                <w:top w:val="none" w:sz="0" w:space="0" w:color="000000"/>
+                <w:left w:val="none" w:sz="0" w:space="0" w:color="000000"/>
+                <w:right w:val="none" w:sz="0" w:space="0" w:color="000000"/>
+              </w:pBdr>
+              <w:spacing w:after="100" w:before="100" w:line="240"/>
+              <w:ind w:left="100" w:right="100" w:firstLine="0" w:firstLineChars="0"/>
+              <w:rPr>
+                <w:rFonts w:ascii="Arial" w:hAnsi="Arial" w:eastAsia="Arial" w:cs="Arial"/>
+                <w:i w:val="false"/>
+                <w:b w:val="false"/>
+                <w:u w:val="none"/>
+                <w:strike w:val="false"/>
+                <w:sz w:val="22"/>
+                <w:szCs w:val="22"/>
+                <w:color w:val="000000"/>
+              </w:rPr>
+            </w:pPr>
+            <w:r>
+              <w:rPr>
+                <w:rFonts w:ascii="Arial" w:hAnsi="Arial" w:eastAsia="Arial" w:cs="Arial"/>
+                <w:i w:val="false"/>
+                <w:b w:val="false"/>
+                <w:u w:val="none"/>
+                <w:strike w:val="false"/>
+                <w:sz w:val="22"/>
+                <w:szCs w:val="22"/>
+                <w:color w:val="000000"/>
+              </w:rPr>
+              <w:t xml:space="preserve">-1.553</w:t>
+            </w:r>
+          </w:p>
+        </w:tc>
+        <w:tc>
+          <w:tcPr>
+            <w:tcBorders>
+              <w:bottom w:val="none" w:sz="0" w:space="0" w:color="000000"/>
+              <w:top w:val="none" w:sz="0" w:space="0" w:color="000000"/>
+              <w:left w:val="none" w:sz="0" w:space="0" w:color="000000"/>
+              <w:right w:val="none" w:sz="0" w:space="0" w:color="000000"/>
+            </w:tcBorders>
+            <w:shd w:val="clear" w:color="auto" w:fill="FFFFFF"/>
+            <w:tcMar>
+              <w:top w:w="0" w:type="dxa"/>
+              <w:bottom w:w="0" w:type="dxa"/>
+              <w:left w:w="0" w:type="dxa"/>
+              <w:right w:w="0" w:type="dxa"/>
+            </w:tcMar>
+            <w:vAlign w:val="center"/>
+          </w:tcPr>
+          <w:p>
+            <w:pPr>
+              <w:pStyle w:val="Normal"/>
+              <w:jc w:val="right"/>
+              <w:pBdr>
+                <w:bottom w:val="none" w:sz="0" w:space="0" w:color="000000"/>
+                <w:top w:val="none" w:sz="0" w:space="0" w:color="000000"/>
+                <w:left w:val="none" w:sz="0" w:space="0" w:color="000000"/>
+                <w:right w:val="none" w:sz="0" w:space="0" w:color="000000"/>
+              </w:pBdr>
+              <w:spacing w:after="100" w:before="100" w:line="240"/>
+              <w:ind w:left="100" w:right="100" w:firstLine="0" w:firstLineChars="0"/>
+              <w:rPr>
+                <w:rFonts w:ascii="Arial" w:hAnsi="Arial" w:eastAsia="Arial" w:cs="Arial"/>
+                <w:i w:val="false"/>
+                <w:b w:val="false"/>
+                <w:u w:val="none"/>
+                <w:strike w:val="false"/>
+                <w:sz w:val="22"/>
+                <w:szCs w:val="22"/>
+                <w:color w:val="000000"/>
+              </w:rPr>
+            </w:pPr>
+            <w:r>
+              <w:rPr>
+                <w:rFonts w:ascii="Arial" w:hAnsi="Arial" w:eastAsia="Arial" w:cs="Arial"/>
+                <w:i w:val="false"/>
+                <w:b w:val="false"/>
+                <w:u w:val="none"/>
+                <w:strike w:val="false"/>
+                <w:sz w:val="22"/>
+                <w:szCs w:val="22"/>
+                <w:color w:val="000000"/>
+              </w:rPr>
+              <w:t xml:space="preserve">-0.150</w:t>
+            </w:r>
+          </w:p>
+        </w:tc>
+        <w:tc>
+          <w:tcPr>
+            <w:tcBorders>
+              <w:bottom w:val="none" w:sz="0" w:space="0" w:color="000000"/>
+              <w:top w:val="none" w:sz="0" w:space="0" w:color="000000"/>
+              <w:left w:val="none" w:sz="0" w:space="0" w:color="000000"/>
+              <w:right w:val="none" w:sz="0" w:space="0" w:color="000000"/>
+            </w:tcBorders>
+            <w:shd w:val="clear" w:color="auto" w:fill="FFFFFF"/>
+            <w:tcMar>
+              <w:top w:w="0" w:type="dxa"/>
+              <w:bottom w:w="0" w:type="dxa"/>
+              <w:left w:w="0" w:type="dxa"/>
+              <w:right w:w="0" w:type="dxa"/>
+            </w:tcMar>
+            <w:vAlign w:val="center"/>
+          </w:tcPr>
+          <w:p>
+            <w:pPr>
+              <w:pStyle w:val="Normal"/>
+              <w:jc w:val="right"/>
+              <w:pBdr>
+                <w:bottom w:val="none" w:sz="0" w:space="0" w:color="000000"/>
+                <w:top w:val="none" w:sz="0" w:space="0" w:color="000000"/>
+                <w:left w:val="none" w:sz="0" w:space="0" w:color="000000"/>
+                <w:right w:val="none" w:sz="0" w:space="0" w:color="000000"/>
+              </w:pBdr>
+              <w:spacing w:after="100" w:before="100" w:line="240"/>
+              <w:ind w:left="100" w:right="100" w:firstLine="0" w:firstLineChars="0"/>
+              <w:rPr>
+                <w:rFonts w:ascii="Arial" w:hAnsi="Arial" w:eastAsia="Arial" w:cs="Arial"/>
+                <w:i w:val="false"/>
+                <w:b w:val="false"/>
+                <w:u w:val="none"/>
+                <w:strike w:val="false"/>
+                <w:sz w:val="22"/>
+                <w:szCs w:val="22"/>
+                <w:color w:val="000000"/>
+              </w:rPr>
+            </w:pPr>
+            <w:r>
+              <w:rPr>
+                <w:rFonts w:ascii="Arial" w:hAnsi="Arial" w:eastAsia="Arial" w:cs="Arial"/>
+                <w:i w:val="false"/>
+                <w:b w:val="false"/>
+                <w:u w:val="none"/>
+                <w:strike w:val="false"/>
+                <w:sz w:val="22"/>
+                <w:szCs w:val="22"/>
+                <w:color w:val="000000"/>
+              </w:rPr>
+              <w:t xml:space="preserve">0.017</w:t>
             </w:r>
           </w:p>
         </w:tc>
@@ -2101,7 +2101,7 @@
                 <w:szCs w:val="22"/>
                 <w:color w:val="000000"/>
               </w:rPr>
-              <w:t xml:space="preserve">Exposure (proporción de obreros)</w:t>
+              <w:t xml:space="preserve">Bite (Kaitz de obreros)</w:t>
             </w:r>
           </w:p>
         </w:tc>
@@ -2156,227 +2156,227 @@
                 <w:szCs w:val="22"/>
                 <w:color w:val="000000"/>
               </w:rPr>
-              <w:t xml:space="preserve">A. Cambio 2022 -&gt; 2023</w:t>
-            </w:r>
-          </w:p>
-        </w:tc>
-        <w:tc>
-          <w:tcPr>
-            <w:tcBorders>
-              <w:bottom w:val="none" w:sz="0" w:space="0" w:color="000000"/>
-              <w:top w:val="none" w:sz="0" w:space="0" w:color="000000"/>
-              <w:left w:val="none" w:sz="0" w:space="0" w:color="000000"/>
-              <w:right w:val="none" w:sz="0" w:space="0" w:color="000000"/>
-            </w:tcBorders>
-            <w:shd w:val="clear" w:color="auto" w:fill="FFFFFF"/>
-            <w:tcMar>
-              <w:top w:w="0" w:type="dxa"/>
-              <w:bottom w:w="0" w:type="dxa"/>
-              <w:left w:w="0" w:type="dxa"/>
-              <w:right w:w="0" w:type="dxa"/>
-            </w:tcMar>
-            <w:vAlign w:val="center"/>
-          </w:tcPr>
-          <w:p>
-            <w:pPr>
-              <w:pStyle w:val="Normal"/>
-              <w:jc w:val="right"/>
-              <w:pBdr>
-                <w:bottom w:val="none" w:sz="0" w:space="0" w:color="000000"/>
-                <w:top w:val="none" w:sz="0" w:space="0" w:color="000000"/>
-                <w:left w:val="none" w:sz="0" w:space="0" w:color="000000"/>
-                <w:right w:val="none" w:sz="0" w:space="0" w:color="000000"/>
-              </w:pBdr>
-              <w:spacing w:after="100" w:before="100" w:line="240"/>
-              <w:ind w:left="100" w:right="100" w:firstLine="0" w:firstLineChars="0"/>
-              <w:rPr>
-                <w:rFonts w:ascii="Arial" w:hAnsi="Arial" w:eastAsia="Arial" w:cs="Arial"/>
-                <w:i w:val="false"/>
-                <w:b w:val="false"/>
-                <w:u w:val="none"/>
-                <w:strike w:val="false"/>
-                <w:sz w:val="22"/>
-                <w:szCs w:val="22"/>
-                <w:color w:val="000000"/>
-              </w:rPr>
-            </w:pPr>
-            <w:r>
-              <w:rPr>
-                <w:rFonts w:ascii="Arial" w:hAnsi="Arial" w:eastAsia="Arial" w:cs="Arial"/>
-                <w:i w:val="false"/>
-                <w:b w:val="false"/>
-                <w:u w:val="none"/>
-                <w:strike w:val="false"/>
-                <w:sz w:val="22"/>
-                <w:szCs w:val="22"/>
-                <w:color w:val="000000"/>
-              </w:rPr>
-              <w:t xml:space="preserve">0.212</w:t>
-            </w:r>
-          </w:p>
-        </w:tc>
-        <w:tc>
-          <w:tcPr>
-            <w:tcBorders>
-              <w:bottom w:val="none" w:sz="0" w:space="0" w:color="000000"/>
-              <w:top w:val="none" w:sz="0" w:space="0" w:color="000000"/>
-              <w:left w:val="none" w:sz="0" w:space="0" w:color="000000"/>
-              <w:right w:val="none" w:sz="0" w:space="0" w:color="000000"/>
-            </w:tcBorders>
-            <w:shd w:val="clear" w:color="auto" w:fill="FFFFFF"/>
-            <w:tcMar>
-              <w:top w:w="0" w:type="dxa"/>
-              <w:bottom w:w="0" w:type="dxa"/>
-              <w:left w:w="0" w:type="dxa"/>
-              <w:right w:w="0" w:type="dxa"/>
-            </w:tcMar>
-            <w:vAlign w:val="center"/>
-          </w:tcPr>
-          <w:p>
-            <w:pPr>
-              <w:pStyle w:val="Normal"/>
-              <w:jc w:val="right"/>
-              <w:pBdr>
-                <w:bottom w:val="none" w:sz="0" w:space="0" w:color="000000"/>
-                <w:top w:val="none" w:sz="0" w:space="0" w:color="000000"/>
-                <w:left w:val="none" w:sz="0" w:space="0" w:color="000000"/>
-                <w:right w:val="none" w:sz="0" w:space="0" w:color="000000"/>
-              </w:pBdr>
-              <w:spacing w:after="100" w:before="100" w:line="240"/>
-              <w:ind w:left="100" w:right="100" w:firstLine="0" w:firstLineChars="0"/>
-              <w:rPr>
-                <w:rFonts w:ascii="Arial" w:hAnsi="Arial" w:eastAsia="Arial" w:cs="Arial"/>
-                <w:i w:val="false"/>
-                <w:b w:val="false"/>
-                <w:u w:val="none"/>
-                <w:strike w:val="false"/>
-                <w:sz w:val="22"/>
-                <w:szCs w:val="22"/>
-                <w:color w:val="000000"/>
-              </w:rPr>
-            </w:pPr>
-            <w:r>
-              <w:rPr>
-                <w:rFonts w:ascii="Arial" w:hAnsi="Arial" w:eastAsia="Arial" w:cs="Arial"/>
-                <w:i w:val="false"/>
-                <w:b w:val="false"/>
-                <w:u w:val="none"/>
-                <w:strike w:val="false"/>
-                <w:sz w:val="22"/>
-                <w:szCs w:val="22"/>
-                <w:color w:val="000000"/>
-              </w:rPr>
-              <w:t xml:space="preserve">-0.784</w:t>
-            </w:r>
-          </w:p>
-        </w:tc>
-        <w:tc>
-          <w:tcPr>
-            <w:tcBorders>
-              <w:bottom w:val="none" w:sz="0" w:space="0" w:color="000000"/>
-              <w:top w:val="none" w:sz="0" w:space="0" w:color="000000"/>
-              <w:left w:val="none" w:sz="0" w:space="0" w:color="000000"/>
-              <w:right w:val="none" w:sz="0" w:space="0" w:color="000000"/>
-            </w:tcBorders>
-            <w:shd w:val="clear" w:color="auto" w:fill="FFFFFF"/>
-            <w:tcMar>
-              <w:top w:w="0" w:type="dxa"/>
-              <w:bottom w:w="0" w:type="dxa"/>
-              <w:left w:w="0" w:type="dxa"/>
-              <w:right w:w="0" w:type="dxa"/>
-            </w:tcMar>
-            <w:vAlign w:val="center"/>
-          </w:tcPr>
-          <w:p>
-            <w:pPr>
-              <w:pStyle w:val="Normal"/>
-              <w:jc w:val="right"/>
-              <w:pBdr>
-                <w:bottom w:val="none" w:sz="0" w:space="0" w:color="000000"/>
-                <w:top w:val="none" w:sz="0" w:space="0" w:color="000000"/>
-                <w:left w:val="none" w:sz="0" w:space="0" w:color="000000"/>
-                <w:right w:val="none" w:sz="0" w:space="0" w:color="000000"/>
-              </w:pBdr>
-              <w:spacing w:after="100" w:before="100" w:line="240"/>
-              <w:ind w:left="100" w:right="100" w:firstLine="0" w:firstLineChars="0"/>
-              <w:rPr>
-                <w:rFonts w:ascii="Arial" w:hAnsi="Arial" w:eastAsia="Arial" w:cs="Arial"/>
-                <w:i w:val="false"/>
-                <w:b w:val="false"/>
-                <w:u w:val="none"/>
-                <w:strike w:val="false"/>
-                <w:sz w:val="22"/>
-                <w:szCs w:val="22"/>
-                <w:color w:val="000000"/>
-              </w:rPr>
-            </w:pPr>
-            <w:r>
-              <w:rPr>
-                <w:rFonts w:ascii="Arial" w:hAnsi="Arial" w:eastAsia="Arial" w:cs="Arial"/>
-                <w:i w:val="false"/>
-                <w:b w:val="false"/>
-                <w:u w:val="none"/>
-                <w:strike w:val="false"/>
-                <w:sz w:val="22"/>
-                <w:szCs w:val="22"/>
-                <w:color w:val="000000"/>
-              </w:rPr>
-              <w:t xml:space="preserve">1.208</w:t>
-            </w:r>
-          </w:p>
-        </w:tc>
-        <w:tc>
-          <w:tcPr>
-            <w:tcBorders>
-              <w:bottom w:val="none" w:sz="0" w:space="0" w:color="000000"/>
-              <w:top w:val="none" w:sz="0" w:space="0" w:color="000000"/>
-              <w:left w:val="none" w:sz="0" w:space="0" w:color="000000"/>
-              <w:right w:val="none" w:sz="0" w:space="0" w:color="000000"/>
-            </w:tcBorders>
-            <w:shd w:val="clear" w:color="auto" w:fill="FFFFFF"/>
-            <w:tcMar>
-              <w:top w:w="0" w:type="dxa"/>
-              <w:bottom w:w="0" w:type="dxa"/>
-              <w:left w:w="0" w:type="dxa"/>
-              <w:right w:w="0" w:type="dxa"/>
-            </w:tcMar>
-            <w:vAlign w:val="center"/>
-          </w:tcPr>
-          <w:p>
-            <w:pPr>
-              <w:pStyle w:val="Normal"/>
-              <w:jc w:val="right"/>
-              <w:pBdr>
-                <w:bottom w:val="none" w:sz="0" w:space="0" w:color="000000"/>
-                <w:top w:val="none" w:sz="0" w:space="0" w:color="000000"/>
-                <w:left w:val="none" w:sz="0" w:space="0" w:color="000000"/>
-                <w:right w:val="none" w:sz="0" w:space="0" w:color="000000"/>
-              </w:pBdr>
-              <w:spacing w:after="100" w:before="100" w:line="240"/>
-              <w:ind w:left="100" w:right="100" w:firstLine="0" w:firstLineChars="0"/>
-              <w:rPr>
-                <w:rFonts w:ascii="Arial" w:hAnsi="Arial" w:eastAsia="Arial" w:cs="Arial"/>
-                <w:i w:val="false"/>
-                <w:b w:val="false"/>
-                <w:u w:val="none"/>
-                <w:strike w:val="false"/>
-                <w:sz w:val="22"/>
-                <w:szCs w:val="22"/>
-                <w:color w:val="000000"/>
-              </w:rPr>
-            </w:pPr>
-            <w:r>
-              <w:rPr>
-                <w:rFonts w:ascii="Arial" w:hAnsi="Arial" w:eastAsia="Arial" w:cs="Arial"/>
-                <w:i w:val="false"/>
-                <w:b w:val="false"/>
-                <w:u w:val="none"/>
-                <w:strike w:val="false"/>
-                <w:sz w:val="22"/>
-                <w:szCs w:val="22"/>
-                <w:color w:val="000000"/>
-              </w:rPr>
-              <w:t xml:space="preserve">0.676</w:t>
+              <w:t xml:space="preserve">D. 2023 frente a 2021</w:t>
+            </w:r>
+          </w:p>
+        </w:tc>
+        <w:tc>
+          <w:tcPr>
+            <w:tcBorders>
+              <w:bottom w:val="none" w:sz="0" w:space="0" w:color="000000"/>
+              <w:top w:val="none" w:sz="0" w:space="0" w:color="000000"/>
+              <w:left w:val="none" w:sz="0" w:space="0" w:color="000000"/>
+              <w:right w:val="none" w:sz="0" w:space="0" w:color="000000"/>
+            </w:tcBorders>
+            <w:shd w:val="clear" w:color="auto" w:fill="FFFFFF"/>
+            <w:tcMar>
+              <w:top w:w="0" w:type="dxa"/>
+              <w:bottom w:w="0" w:type="dxa"/>
+              <w:left w:w="0" w:type="dxa"/>
+              <w:right w:w="0" w:type="dxa"/>
+            </w:tcMar>
+            <w:vAlign w:val="center"/>
+          </w:tcPr>
+          <w:p>
+            <w:pPr>
+              <w:pStyle w:val="Normal"/>
+              <w:jc w:val="right"/>
+              <w:pBdr>
+                <w:bottom w:val="none" w:sz="0" w:space="0" w:color="000000"/>
+                <w:top w:val="none" w:sz="0" w:space="0" w:color="000000"/>
+                <w:left w:val="none" w:sz="0" w:space="0" w:color="000000"/>
+                <w:right w:val="none" w:sz="0" w:space="0" w:color="000000"/>
+              </w:pBdr>
+              <w:spacing w:after="100" w:before="100" w:line="240"/>
+              <w:ind w:left="100" w:right="100" w:firstLine="0" w:firstLineChars="0"/>
+              <w:rPr>
+                <w:rFonts w:ascii="Arial" w:hAnsi="Arial" w:eastAsia="Arial" w:cs="Arial"/>
+                <w:i w:val="false"/>
+                <w:b w:val="false"/>
+                <w:u w:val="none"/>
+                <w:strike w:val="false"/>
+                <w:sz w:val="22"/>
+                <w:szCs w:val="22"/>
+                <w:color w:val="000000"/>
+              </w:rPr>
+            </w:pPr>
+            <w:r>
+              <w:rPr>
+                <w:rFonts w:ascii="Arial" w:hAnsi="Arial" w:eastAsia="Arial" w:cs="Arial"/>
+                <w:i w:val="false"/>
+                <w:b w:val="false"/>
+                <w:u w:val="none"/>
+                <w:strike w:val="false"/>
+                <w:sz w:val="22"/>
+                <w:szCs w:val="22"/>
+                <w:color w:val="000000"/>
+              </w:rPr>
+              <w:t xml:space="preserve">-0.166</w:t>
+            </w:r>
+          </w:p>
+        </w:tc>
+        <w:tc>
+          <w:tcPr>
+            <w:tcBorders>
+              <w:bottom w:val="none" w:sz="0" w:space="0" w:color="000000"/>
+              <w:top w:val="none" w:sz="0" w:space="0" w:color="000000"/>
+              <w:left w:val="none" w:sz="0" w:space="0" w:color="000000"/>
+              <w:right w:val="none" w:sz="0" w:space="0" w:color="000000"/>
+            </w:tcBorders>
+            <w:shd w:val="clear" w:color="auto" w:fill="FFFFFF"/>
+            <w:tcMar>
+              <w:top w:w="0" w:type="dxa"/>
+              <w:bottom w:w="0" w:type="dxa"/>
+              <w:left w:w="0" w:type="dxa"/>
+              <w:right w:w="0" w:type="dxa"/>
+            </w:tcMar>
+            <w:vAlign w:val="center"/>
+          </w:tcPr>
+          <w:p>
+            <w:pPr>
+              <w:pStyle w:val="Normal"/>
+              <w:jc w:val="right"/>
+              <w:pBdr>
+                <w:bottom w:val="none" w:sz="0" w:space="0" w:color="000000"/>
+                <w:top w:val="none" w:sz="0" w:space="0" w:color="000000"/>
+                <w:left w:val="none" w:sz="0" w:space="0" w:color="000000"/>
+                <w:right w:val="none" w:sz="0" w:space="0" w:color="000000"/>
+              </w:pBdr>
+              <w:spacing w:after="100" w:before="100" w:line="240"/>
+              <w:ind w:left="100" w:right="100" w:firstLine="0" w:firstLineChars="0"/>
+              <w:rPr>
+                <w:rFonts w:ascii="Arial" w:hAnsi="Arial" w:eastAsia="Arial" w:cs="Arial"/>
+                <w:i w:val="false"/>
+                <w:b w:val="false"/>
+                <w:u w:val="none"/>
+                <w:strike w:val="false"/>
+                <w:sz w:val="22"/>
+                <w:szCs w:val="22"/>
+                <w:color w:val="000000"/>
+              </w:rPr>
+            </w:pPr>
+            <w:r>
+              <w:rPr>
+                <w:rFonts w:ascii="Arial" w:hAnsi="Arial" w:eastAsia="Arial" w:cs="Arial"/>
+                <w:i w:val="false"/>
+                <w:b w:val="false"/>
+                <w:u w:val="none"/>
+                <w:strike w:val="false"/>
+                <w:sz w:val="22"/>
+                <w:szCs w:val="22"/>
+                <w:color w:val="000000"/>
+              </w:rPr>
+              <w:t xml:space="preserve">-1.346</w:t>
+            </w:r>
+          </w:p>
+        </w:tc>
+        <w:tc>
+          <w:tcPr>
+            <w:tcBorders>
+              <w:bottom w:val="none" w:sz="0" w:space="0" w:color="000000"/>
+              <w:top w:val="none" w:sz="0" w:space="0" w:color="000000"/>
+              <w:left w:val="none" w:sz="0" w:space="0" w:color="000000"/>
+              <w:right w:val="none" w:sz="0" w:space="0" w:color="000000"/>
+            </w:tcBorders>
+            <w:shd w:val="clear" w:color="auto" w:fill="FFFFFF"/>
+            <w:tcMar>
+              <w:top w:w="0" w:type="dxa"/>
+              <w:bottom w:w="0" w:type="dxa"/>
+              <w:left w:w="0" w:type="dxa"/>
+              <w:right w:w="0" w:type="dxa"/>
+            </w:tcMar>
+            <w:vAlign w:val="center"/>
+          </w:tcPr>
+          <w:p>
+            <w:pPr>
+              <w:pStyle w:val="Normal"/>
+              <w:jc w:val="right"/>
+              <w:pBdr>
+                <w:bottom w:val="none" w:sz="0" w:space="0" w:color="000000"/>
+                <w:top w:val="none" w:sz="0" w:space="0" w:color="000000"/>
+                <w:left w:val="none" w:sz="0" w:space="0" w:color="000000"/>
+                <w:right w:val="none" w:sz="0" w:space="0" w:color="000000"/>
+              </w:pBdr>
+              <w:spacing w:after="100" w:before="100" w:line="240"/>
+              <w:ind w:left="100" w:right="100" w:firstLine="0" w:firstLineChars="0"/>
+              <w:rPr>
+                <w:rFonts w:ascii="Arial" w:hAnsi="Arial" w:eastAsia="Arial" w:cs="Arial"/>
+                <w:i w:val="false"/>
+                <w:b w:val="false"/>
+                <w:u w:val="none"/>
+                <w:strike w:val="false"/>
+                <w:sz w:val="22"/>
+                <w:szCs w:val="22"/>
+                <w:color w:val="000000"/>
+              </w:rPr>
+            </w:pPr>
+            <w:r>
+              <w:rPr>
+                <w:rFonts w:ascii="Arial" w:hAnsi="Arial" w:eastAsia="Arial" w:cs="Arial"/>
+                <w:i w:val="false"/>
+                <w:b w:val="false"/>
+                <w:u w:val="none"/>
+                <w:strike w:val="false"/>
+                <w:sz w:val="22"/>
+                <w:szCs w:val="22"/>
+                <w:color w:val="000000"/>
+              </w:rPr>
+              <w:t xml:space="preserve">1.015</w:t>
+            </w:r>
+          </w:p>
+        </w:tc>
+        <w:tc>
+          <w:tcPr>
+            <w:tcBorders>
+              <w:bottom w:val="none" w:sz="0" w:space="0" w:color="000000"/>
+              <w:top w:val="none" w:sz="0" w:space="0" w:color="000000"/>
+              <w:left w:val="none" w:sz="0" w:space="0" w:color="000000"/>
+              <w:right w:val="none" w:sz="0" w:space="0" w:color="000000"/>
+            </w:tcBorders>
+            <w:shd w:val="clear" w:color="auto" w:fill="FFFFFF"/>
+            <w:tcMar>
+              <w:top w:w="0" w:type="dxa"/>
+              <w:bottom w:w="0" w:type="dxa"/>
+              <w:left w:w="0" w:type="dxa"/>
+              <w:right w:w="0" w:type="dxa"/>
+            </w:tcMar>
+            <w:vAlign w:val="center"/>
+          </w:tcPr>
+          <w:p>
+            <w:pPr>
+              <w:pStyle w:val="Normal"/>
+              <w:jc w:val="right"/>
+              <w:pBdr>
+                <w:bottom w:val="none" w:sz="0" w:space="0" w:color="000000"/>
+                <w:top w:val="none" w:sz="0" w:space="0" w:color="000000"/>
+                <w:left w:val="none" w:sz="0" w:space="0" w:color="000000"/>
+                <w:right w:val="none" w:sz="0" w:space="0" w:color="000000"/>
+              </w:pBdr>
+              <w:spacing w:after="100" w:before="100" w:line="240"/>
+              <w:ind w:left="100" w:right="100" w:firstLine="0" w:firstLineChars="0"/>
+              <w:rPr>
+                <w:rFonts w:ascii="Arial" w:hAnsi="Arial" w:eastAsia="Arial" w:cs="Arial"/>
+                <w:i w:val="false"/>
+                <w:b w:val="false"/>
+                <w:u w:val="none"/>
+                <w:strike w:val="false"/>
+                <w:sz w:val="22"/>
+                <w:szCs w:val="22"/>
+                <w:color w:val="000000"/>
+              </w:rPr>
+            </w:pPr>
+            <w:r>
+              <w:rPr>
+                <w:rFonts w:ascii="Arial" w:hAnsi="Arial" w:eastAsia="Arial" w:cs="Arial"/>
+                <w:i w:val="false"/>
+                <w:b w:val="false"/>
+                <w:u w:val="none"/>
+                <w:strike w:val="false"/>
+                <w:sz w:val="22"/>
+                <w:szCs w:val="22"/>
+                <w:color w:val="000000"/>
+              </w:rPr>
+              <w:t xml:space="preserve">0.783</w:t>
             </w:r>
           </w:p>
         </w:tc>
@@ -2486,62 +2486,62 @@
                 <w:szCs w:val="22"/>
                 <w:color w:val="000000"/>
               </w:rPr>
-              <w:t xml:space="preserve">0.011</w:t>
-            </w:r>
-          </w:p>
-        </w:tc>
-        <w:tc>
-          <w:tcPr>
-            <w:tcBorders>
-              <w:bottom w:val="none" w:sz="0" w:space="0" w:color="000000"/>
-              <w:top w:val="none" w:sz="0" w:space="0" w:color="000000"/>
-              <w:left w:val="none" w:sz="0" w:space="0" w:color="000000"/>
-              <w:right w:val="none" w:sz="0" w:space="0" w:color="000000"/>
-            </w:tcBorders>
-            <w:shd w:val="clear" w:color="auto" w:fill="FFFFFF"/>
-            <w:tcMar>
-              <w:top w:w="0" w:type="dxa"/>
-              <w:bottom w:w="0" w:type="dxa"/>
-              <w:left w:w="0" w:type="dxa"/>
-              <w:right w:w="0" w:type="dxa"/>
-            </w:tcMar>
-            <w:vAlign w:val="center"/>
-          </w:tcPr>
-          <w:p>
-            <w:pPr>
-              <w:pStyle w:val="Normal"/>
-              <w:jc w:val="right"/>
-              <w:pBdr>
-                <w:bottom w:val="none" w:sz="0" w:space="0" w:color="000000"/>
-                <w:top w:val="none" w:sz="0" w:space="0" w:color="000000"/>
-                <w:left w:val="none" w:sz="0" w:space="0" w:color="000000"/>
-                <w:right w:val="none" w:sz="0" w:space="0" w:color="000000"/>
-              </w:pBdr>
-              <w:spacing w:after="100" w:before="100" w:line="240"/>
-              <w:ind w:left="100" w:right="100" w:firstLine="0" w:firstLineChars="0"/>
-              <w:rPr>
-                <w:rFonts w:ascii="Arial" w:hAnsi="Arial" w:eastAsia="Arial" w:cs="Arial"/>
-                <w:i w:val="false"/>
-                <w:b w:val="false"/>
-                <w:u w:val="none"/>
-                <w:strike w:val="false"/>
-                <w:sz w:val="22"/>
-                <w:szCs w:val="22"/>
-                <w:color w:val="000000"/>
-              </w:rPr>
-            </w:pPr>
-            <w:r>
-              <w:rPr>
-                <w:rFonts w:ascii="Arial" w:hAnsi="Arial" w:eastAsia="Arial" w:cs="Arial"/>
-                <w:i w:val="false"/>
-                <w:b w:val="false"/>
-                <w:u w:val="none"/>
-                <w:strike w:val="false"/>
-                <w:sz w:val="22"/>
-                <w:szCs w:val="22"/>
-                <w:color w:val="000000"/>
-              </w:rPr>
-              <w:t xml:space="preserve">53,985</w:t>
+              <w:t xml:space="preserve">0.000</w:t>
+            </w:r>
+          </w:p>
+        </w:tc>
+        <w:tc>
+          <w:tcPr>
+            <w:tcBorders>
+              <w:bottom w:val="none" w:sz="0" w:space="0" w:color="000000"/>
+              <w:top w:val="none" w:sz="0" w:space="0" w:color="000000"/>
+              <w:left w:val="none" w:sz="0" w:space="0" w:color="000000"/>
+              <w:right w:val="none" w:sz="0" w:space="0" w:color="000000"/>
+            </w:tcBorders>
+            <w:shd w:val="clear" w:color="auto" w:fill="FFFFFF"/>
+            <w:tcMar>
+              <w:top w:w="0" w:type="dxa"/>
+              <w:bottom w:w="0" w:type="dxa"/>
+              <w:left w:w="0" w:type="dxa"/>
+              <w:right w:w="0" w:type="dxa"/>
+            </w:tcMar>
+            <w:vAlign w:val="center"/>
+          </w:tcPr>
+          <w:p>
+            <w:pPr>
+              <w:pStyle w:val="Normal"/>
+              <w:jc w:val="right"/>
+              <w:pBdr>
+                <w:bottom w:val="none" w:sz="0" w:space="0" w:color="000000"/>
+                <w:top w:val="none" w:sz="0" w:space="0" w:color="000000"/>
+                <w:left w:val="none" w:sz="0" w:space="0" w:color="000000"/>
+                <w:right w:val="none" w:sz="0" w:space="0" w:color="000000"/>
+              </w:pBdr>
+              <w:spacing w:after="100" w:before="100" w:line="240"/>
+              <w:ind w:left="100" w:right="100" w:firstLine="0" w:firstLineChars="0"/>
+              <w:rPr>
+                <w:rFonts w:ascii="Arial" w:hAnsi="Arial" w:eastAsia="Arial" w:cs="Arial"/>
+                <w:i w:val="false"/>
+                <w:b w:val="false"/>
+                <w:u w:val="none"/>
+                <w:strike w:val="false"/>
+                <w:sz w:val="22"/>
+                <w:szCs w:val="22"/>
+                <w:color w:val="000000"/>
+              </w:rPr>
+            </w:pPr>
+            <w:r>
+              <w:rPr>
+                <w:rFonts w:ascii="Arial" w:hAnsi="Arial" w:eastAsia="Arial" w:cs="Arial"/>
+                <w:i w:val="false"/>
+                <w:b w:val="false"/>
+                <w:u w:val="none"/>
+                <w:strike w:val="false"/>
+                <w:sz w:val="22"/>
+                <w:szCs w:val="22"/>
+                <w:color w:val="000000"/>
+              </w:rPr>
+              <w:t xml:space="preserve">44,614</w:t>
             </w:r>
           </w:p>
         </w:tc>
@@ -2656,227 +2656,227 @@
                 <w:szCs w:val="22"/>
                 <w:color w:val="000000"/>
               </w:rPr>
-              <w:t xml:space="preserve">B. Salto 2023 ajustado por tendencia previa</w:t>
-            </w:r>
-          </w:p>
-        </w:tc>
-        <w:tc>
-          <w:tcPr>
-            <w:tcBorders>
-              <w:bottom w:val="none" w:sz="0" w:space="0" w:color="000000"/>
-              <w:top w:val="none" w:sz="0" w:space="0" w:color="000000"/>
-              <w:left w:val="none" w:sz="0" w:space="0" w:color="000000"/>
-              <w:right w:val="none" w:sz="0" w:space="0" w:color="000000"/>
-            </w:tcBorders>
-            <w:shd w:val="clear" w:color="auto" w:fill="FFFFFF"/>
-            <w:tcMar>
-              <w:top w:w="0" w:type="dxa"/>
-              <w:bottom w:w="0" w:type="dxa"/>
-              <w:left w:w="0" w:type="dxa"/>
-              <w:right w:w="0" w:type="dxa"/>
-            </w:tcMar>
-            <w:vAlign w:val="center"/>
-          </w:tcPr>
-          <w:p>
-            <w:pPr>
-              <w:pStyle w:val="Normal"/>
-              <w:jc w:val="right"/>
-              <w:pBdr>
-                <w:bottom w:val="none" w:sz="0" w:space="0" w:color="000000"/>
-                <w:top w:val="none" w:sz="0" w:space="0" w:color="000000"/>
-                <w:left w:val="none" w:sz="0" w:space="0" w:color="000000"/>
-                <w:right w:val="none" w:sz="0" w:space="0" w:color="000000"/>
-              </w:pBdr>
-              <w:spacing w:after="100" w:before="100" w:line="240"/>
-              <w:ind w:left="100" w:right="100" w:firstLine="0" w:firstLineChars="0"/>
-              <w:rPr>
-                <w:rFonts w:ascii="Arial" w:hAnsi="Arial" w:eastAsia="Arial" w:cs="Arial"/>
-                <w:i w:val="false"/>
-                <w:b w:val="false"/>
-                <w:u w:val="none"/>
-                <w:strike w:val="false"/>
-                <w:sz w:val="22"/>
-                <w:szCs w:val="22"/>
-                <w:color w:val="000000"/>
-              </w:rPr>
-            </w:pPr>
-            <w:r>
-              <w:rPr>
-                <w:rFonts w:ascii="Arial" w:hAnsi="Arial" w:eastAsia="Arial" w:cs="Arial"/>
-                <w:i w:val="false"/>
-                <w:b w:val="false"/>
-                <w:u w:val="none"/>
-                <w:strike w:val="false"/>
-                <w:sz w:val="22"/>
-                <w:szCs w:val="22"/>
-                <w:color w:val="000000"/>
-              </w:rPr>
-              <w:t xml:space="preserve">0.612</w:t>
-            </w:r>
-          </w:p>
-        </w:tc>
-        <w:tc>
-          <w:tcPr>
-            <w:tcBorders>
-              <w:bottom w:val="none" w:sz="0" w:space="0" w:color="000000"/>
-              <w:top w:val="none" w:sz="0" w:space="0" w:color="000000"/>
-              <w:left w:val="none" w:sz="0" w:space="0" w:color="000000"/>
-              <w:right w:val="none" w:sz="0" w:space="0" w:color="000000"/>
-            </w:tcBorders>
-            <w:shd w:val="clear" w:color="auto" w:fill="FFFFFF"/>
-            <w:tcMar>
-              <w:top w:w="0" w:type="dxa"/>
-              <w:bottom w:w="0" w:type="dxa"/>
-              <w:left w:w="0" w:type="dxa"/>
-              <w:right w:w="0" w:type="dxa"/>
-            </w:tcMar>
-            <w:vAlign w:val="center"/>
-          </w:tcPr>
-          <w:p>
-            <w:pPr>
-              <w:pStyle w:val="Normal"/>
-              <w:jc w:val="right"/>
-              <w:pBdr>
-                <w:bottom w:val="none" w:sz="0" w:space="0" w:color="000000"/>
-                <w:top w:val="none" w:sz="0" w:space="0" w:color="000000"/>
-                <w:left w:val="none" w:sz="0" w:space="0" w:color="000000"/>
-                <w:right w:val="none" w:sz="0" w:space="0" w:color="000000"/>
-              </w:pBdr>
-              <w:spacing w:after="100" w:before="100" w:line="240"/>
-              <w:ind w:left="100" w:right="100" w:firstLine="0" w:firstLineChars="0"/>
-              <w:rPr>
-                <w:rFonts w:ascii="Arial" w:hAnsi="Arial" w:eastAsia="Arial" w:cs="Arial"/>
-                <w:i w:val="false"/>
-                <w:b w:val="false"/>
-                <w:u w:val="none"/>
-                <w:strike w:val="false"/>
-                <w:sz w:val="22"/>
-                <w:szCs w:val="22"/>
-                <w:color w:val="000000"/>
-              </w:rPr>
-            </w:pPr>
-            <w:r>
-              <w:rPr>
-                <w:rFonts w:ascii="Arial" w:hAnsi="Arial" w:eastAsia="Arial" w:cs="Arial"/>
-                <w:i w:val="false"/>
-                <w:b w:val="false"/>
-                <w:u w:val="none"/>
-                <w:strike w:val="false"/>
-                <w:sz w:val="22"/>
-                <w:szCs w:val="22"/>
-                <w:color w:val="000000"/>
-              </w:rPr>
-              <w:t xml:space="preserve">-0.436</w:t>
-            </w:r>
-          </w:p>
-        </w:tc>
-        <w:tc>
-          <w:tcPr>
-            <w:tcBorders>
-              <w:bottom w:val="none" w:sz="0" w:space="0" w:color="000000"/>
-              <w:top w:val="none" w:sz="0" w:space="0" w:color="000000"/>
-              <w:left w:val="none" w:sz="0" w:space="0" w:color="000000"/>
-              <w:right w:val="none" w:sz="0" w:space="0" w:color="000000"/>
-            </w:tcBorders>
-            <w:shd w:val="clear" w:color="auto" w:fill="FFFFFF"/>
-            <w:tcMar>
-              <w:top w:w="0" w:type="dxa"/>
-              <w:bottom w:w="0" w:type="dxa"/>
-              <w:left w:w="0" w:type="dxa"/>
-              <w:right w:w="0" w:type="dxa"/>
-            </w:tcMar>
-            <w:vAlign w:val="center"/>
-          </w:tcPr>
-          <w:p>
-            <w:pPr>
-              <w:pStyle w:val="Normal"/>
-              <w:jc w:val="right"/>
-              <w:pBdr>
-                <w:bottom w:val="none" w:sz="0" w:space="0" w:color="000000"/>
-                <w:top w:val="none" w:sz="0" w:space="0" w:color="000000"/>
-                <w:left w:val="none" w:sz="0" w:space="0" w:color="000000"/>
-                <w:right w:val="none" w:sz="0" w:space="0" w:color="000000"/>
-              </w:pBdr>
-              <w:spacing w:after="100" w:before="100" w:line="240"/>
-              <w:ind w:left="100" w:right="100" w:firstLine="0" w:firstLineChars="0"/>
-              <w:rPr>
-                <w:rFonts w:ascii="Arial" w:hAnsi="Arial" w:eastAsia="Arial" w:cs="Arial"/>
-                <w:i w:val="false"/>
-                <w:b w:val="false"/>
-                <w:u w:val="none"/>
-                <w:strike w:val="false"/>
-                <w:sz w:val="22"/>
-                <w:szCs w:val="22"/>
-                <w:color w:val="000000"/>
-              </w:rPr>
-            </w:pPr>
-            <w:r>
-              <w:rPr>
-                <w:rFonts w:ascii="Arial" w:hAnsi="Arial" w:eastAsia="Arial" w:cs="Arial"/>
-                <w:i w:val="false"/>
-                <w:b w:val="false"/>
-                <w:u w:val="none"/>
-                <w:strike w:val="false"/>
-                <w:sz w:val="22"/>
-                <w:szCs w:val="22"/>
-                <w:color w:val="000000"/>
-              </w:rPr>
-              <w:t xml:space="preserve">1.660</w:t>
-            </w:r>
-          </w:p>
-        </w:tc>
-        <w:tc>
-          <w:tcPr>
-            <w:tcBorders>
-              <w:bottom w:val="none" w:sz="0" w:space="0" w:color="000000"/>
-              <w:top w:val="none" w:sz="0" w:space="0" w:color="000000"/>
-              <w:left w:val="none" w:sz="0" w:space="0" w:color="000000"/>
-              <w:right w:val="none" w:sz="0" w:space="0" w:color="000000"/>
-            </w:tcBorders>
-            <w:shd w:val="clear" w:color="auto" w:fill="FFFFFF"/>
-            <w:tcMar>
-              <w:top w:w="0" w:type="dxa"/>
-              <w:bottom w:w="0" w:type="dxa"/>
-              <w:left w:w="0" w:type="dxa"/>
-              <w:right w:w="0" w:type="dxa"/>
-            </w:tcMar>
-            <w:vAlign w:val="center"/>
-          </w:tcPr>
-          <w:p>
-            <w:pPr>
-              <w:pStyle w:val="Normal"/>
-              <w:jc w:val="right"/>
-              <w:pBdr>
-                <w:bottom w:val="none" w:sz="0" w:space="0" w:color="000000"/>
-                <w:top w:val="none" w:sz="0" w:space="0" w:color="000000"/>
-                <w:left w:val="none" w:sz="0" w:space="0" w:color="000000"/>
-                <w:right w:val="none" w:sz="0" w:space="0" w:color="000000"/>
-              </w:pBdr>
-              <w:spacing w:after="100" w:before="100" w:line="240"/>
-              <w:ind w:left="100" w:right="100" w:firstLine="0" w:firstLineChars="0"/>
-              <w:rPr>
-                <w:rFonts w:ascii="Arial" w:hAnsi="Arial" w:eastAsia="Arial" w:cs="Arial"/>
-                <w:i w:val="false"/>
-                <w:b w:val="false"/>
-                <w:u w:val="none"/>
-                <w:strike w:val="false"/>
-                <w:sz w:val="22"/>
-                <w:szCs w:val="22"/>
-                <w:color w:val="000000"/>
-              </w:rPr>
-            </w:pPr>
-            <w:r>
-              <w:rPr>
-                <w:rFonts w:ascii="Arial" w:hAnsi="Arial" w:eastAsia="Arial" w:cs="Arial"/>
-                <w:i w:val="false"/>
-                <w:b w:val="false"/>
-                <w:u w:val="none"/>
-                <w:strike w:val="false"/>
-                <w:sz w:val="22"/>
-                <w:szCs w:val="22"/>
-                <w:color w:val="000000"/>
-              </w:rPr>
-              <w:t xml:space="preserve">0.252</w:t>
+              <w:t xml:space="preserve">A. Cambio 2022 -&gt; 2023</w:t>
+            </w:r>
+          </w:p>
+        </w:tc>
+        <w:tc>
+          <w:tcPr>
+            <w:tcBorders>
+              <w:bottom w:val="none" w:sz="0" w:space="0" w:color="000000"/>
+              <w:top w:val="none" w:sz="0" w:space="0" w:color="000000"/>
+              <w:left w:val="none" w:sz="0" w:space="0" w:color="000000"/>
+              <w:right w:val="none" w:sz="0" w:space="0" w:color="000000"/>
+            </w:tcBorders>
+            <w:shd w:val="clear" w:color="auto" w:fill="FFFFFF"/>
+            <w:tcMar>
+              <w:top w:w="0" w:type="dxa"/>
+              <w:bottom w:w="0" w:type="dxa"/>
+              <w:left w:w="0" w:type="dxa"/>
+              <w:right w:w="0" w:type="dxa"/>
+            </w:tcMar>
+            <w:vAlign w:val="center"/>
+          </w:tcPr>
+          <w:p>
+            <w:pPr>
+              <w:pStyle w:val="Normal"/>
+              <w:jc w:val="right"/>
+              <w:pBdr>
+                <w:bottom w:val="none" w:sz="0" w:space="0" w:color="000000"/>
+                <w:top w:val="none" w:sz="0" w:space="0" w:color="000000"/>
+                <w:left w:val="none" w:sz="0" w:space="0" w:color="000000"/>
+                <w:right w:val="none" w:sz="0" w:space="0" w:color="000000"/>
+              </w:pBdr>
+              <w:spacing w:after="100" w:before="100" w:line="240"/>
+              <w:ind w:left="100" w:right="100" w:firstLine="0" w:firstLineChars="0"/>
+              <w:rPr>
+                <w:rFonts w:ascii="Arial" w:hAnsi="Arial" w:eastAsia="Arial" w:cs="Arial"/>
+                <w:i w:val="false"/>
+                <w:b w:val="false"/>
+                <w:u w:val="none"/>
+                <w:strike w:val="false"/>
+                <w:sz w:val="22"/>
+                <w:szCs w:val="22"/>
+                <w:color w:val="000000"/>
+              </w:rPr>
+            </w:pPr>
+            <w:r>
+              <w:rPr>
+                <w:rFonts w:ascii="Arial" w:hAnsi="Arial" w:eastAsia="Arial" w:cs="Arial"/>
+                <w:i w:val="false"/>
+                <w:b w:val="false"/>
+                <w:u w:val="none"/>
+                <w:strike w:val="false"/>
+                <w:sz w:val="22"/>
+                <w:szCs w:val="22"/>
+                <w:color w:val="000000"/>
+              </w:rPr>
+              <w:t xml:space="preserve">0.199</w:t>
+            </w:r>
+          </w:p>
+        </w:tc>
+        <w:tc>
+          <w:tcPr>
+            <w:tcBorders>
+              <w:bottom w:val="none" w:sz="0" w:space="0" w:color="000000"/>
+              <w:top w:val="none" w:sz="0" w:space="0" w:color="000000"/>
+              <w:left w:val="none" w:sz="0" w:space="0" w:color="000000"/>
+              <w:right w:val="none" w:sz="0" w:space="0" w:color="000000"/>
+            </w:tcBorders>
+            <w:shd w:val="clear" w:color="auto" w:fill="FFFFFF"/>
+            <w:tcMar>
+              <w:top w:w="0" w:type="dxa"/>
+              <w:bottom w:w="0" w:type="dxa"/>
+              <w:left w:w="0" w:type="dxa"/>
+              <w:right w:w="0" w:type="dxa"/>
+            </w:tcMar>
+            <w:vAlign w:val="center"/>
+          </w:tcPr>
+          <w:p>
+            <w:pPr>
+              <w:pStyle w:val="Normal"/>
+              <w:jc w:val="right"/>
+              <w:pBdr>
+                <w:bottom w:val="none" w:sz="0" w:space="0" w:color="000000"/>
+                <w:top w:val="none" w:sz="0" w:space="0" w:color="000000"/>
+                <w:left w:val="none" w:sz="0" w:space="0" w:color="000000"/>
+                <w:right w:val="none" w:sz="0" w:space="0" w:color="000000"/>
+              </w:pBdr>
+              <w:spacing w:after="100" w:before="100" w:line="240"/>
+              <w:ind w:left="100" w:right="100" w:firstLine="0" w:firstLineChars="0"/>
+              <w:rPr>
+                <w:rFonts w:ascii="Arial" w:hAnsi="Arial" w:eastAsia="Arial" w:cs="Arial"/>
+                <w:i w:val="false"/>
+                <w:b w:val="false"/>
+                <w:u w:val="none"/>
+                <w:strike w:val="false"/>
+                <w:sz w:val="22"/>
+                <w:szCs w:val="22"/>
+                <w:color w:val="000000"/>
+              </w:rPr>
+            </w:pPr>
+            <w:r>
+              <w:rPr>
+                <w:rFonts w:ascii="Arial" w:hAnsi="Arial" w:eastAsia="Arial" w:cs="Arial"/>
+                <w:i w:val="false"/>
+                <w:b w:val="false"/>
+                <w:u w:val="none"/>
+                <w:strike w:val="false"/>
+                <w:sz w:val="22"/>
+                <w:szCs w:val="22"/>
+                <w:color w:val="000000"/>
+              </w:rPr>
+              <w:t xml:space="preserve">-0.789</w:t>
+            </w:r>
+          </w:p>
+        </w:tc>
+        <w:tc>
+          <w:tcPr>
+            <w:tcBorders>
+              <w:bottom w:val="none" w:sz="0" w:space="0" w:color="000000"/>
+              <w:top w:val="none" w:sz="0" w:space="0" w:color="000000"/>
+              <w:left w:val="none" w:sz="0" w:space="0" w:color="000000"/>
+              <w:right w:val="none" w:sz="0" w:space="0" w:color="000000"/>
+            </w:tcBorders>
+            <w:shd w:val="clear" w:color="auto" w:fill="FFFFFF"/>
+            <w:tcMar>
+              <w:top w:w="0" w:type="dxa"/>
+              <w:bottom w:w="0" w:type="dxa"/>
+              <w:left w:w="0" w:type="dxa"/>
+              <w:right w:w="0" w:type="dxa"/>
+            </w:tcMar>
+            <w:vAlign w:val="center"/>
+          </w:tcPr>
+          <w:p>
+            <w:pPr>
+              <w:pStyle w:val="Normal"/>
+              <w:jc w:val="right"/>
+              <w:pBdr>
+                <w:bottom w:val="none" w:sz="0" w:space="0" w:color="000000"/>
+                <w:top w:val="none" w:sz="0" w:space="0" w:color="000000"/>
+                <w:left w:val="none" w:sz="0" w:space="0" w:color="000000"/>
+                <w:right w:val="none" w:sz="0" w:space="0" w:color="000000"/>
+              </w:pBdr>
+              <w:spacing w:after="100" w:before="100" w:line="240"/>
+              <w:ind w:left="100" w:right="100" w:firstLine="0" w:firstLineChars="0"/>
+              <w:rPr>
+                <w:rFonts w:ascii="Arial" w:hAnsi="Arial" w:eastAsia="Arial" w:cs="Arial"/>
+                <w:i w:val="false"/>
+                <w:b w:val="false"/>
+                <w:u w:val="none"/>
+                <w:strike w:val="false"/>
+                <w:sz w:val="22"/>
+                <w:szCs w:val="22"/>
+                <w:color w:val="000000"/>
+              </w:rPr>
+            </w:pPr>
+            <w:r>
+              <w:rPr>
+                <w:rFonts w:ascii="Arial" w:hAnsi="Arial" w:eastAsia="Arial" w:cs="Arial"/>
+                <w:i w:val="false"/>
+                <w:b w:val="false"/>
+                <w:u w:val="none"/>
+                <w:strike w:val="false"/>
+                <w:sz w:val="22"/>
+                <w:szCs w:val="22"/>
+                <w:color w:val="000000"/>
+              </w:rPr>
+              <w:t xml:space="preserve">1.187</w:t>
+            </w:r>
+          </w:p>
+        </w:tc>
+        <w:tc>
+          <w:tcPr>
+            <w:tcBorders>
+              <w:bottom w:val="none" w:sz="0" w:space="0" w:color="000000"/>
+              <w:top w:val="none" w:sz="0" w:space="0" w:color="000000"/>
+              <w:left w:val="none" w:sz="0" w:space="0" w:color="000000"/>
+              <w:right w:val="none" w:sz="0" w:space="0" w:color="000000"/>
+            </w:tcBorders>
+            <w:shd w:val="clear" w:color="auto" w:fill="FFFFFF"/>
+            <w:tcMar>
+              <w:top w:w="0" w:type="dxa"/>
+              <w:bottom w:w="0" w:type="dxa"/>
+              <w:left w:w="0" w:type="dxa"/>
+              <w:right w:w="0" w:type="dxa"/>
+            </w:tcMar>
+            <w:vAlign w:val="center"/>
+          </w:tcPr>
+          <w:p>
+            <w:pPr>
+              <w:pStyle w:val="Normal"/>
+              <w:jc w:val="right"/>
+              <w:pBdr>
+                <w:bottom w:val="none" w:sz="0" w:space="0" w:color="000000"/>
+                <w:top w:val="none" w:sz="0" w:space="0" w:color="000000"/>
+                <w:left w:val="none" w:sz="0" w:space="0" w:color="000000"/>
+                <w:right w:val="none" w:sz="0" w:space="0" w:color="000000"/>
+              </w:pBdr>
+              <w:spacing w:after="100" w:before="100" w:line="240"/>
+              <w:ind w:left="100" w:right="100" w:firstLine="0" w:firstLineChars="0"/>
+              <w:rPr>
+                <w:rFonts w:ascii="Arial" w:hAnsi="Arial" w:eastAsia="Arial" w:cs="Arial"/>
+                <w:i w:val="false"/>
+                <w:b w:val="false"/>
+                <w:u w:val="none"/>
+                <w:strike w:val="false"/>
+                <w:sz w:val="22"/>
+                <w:szCs w:val="22"/>
+                <w:color w:val="000000"/>
+              </w:rPr>
+            </w:pPr>
+            <w:r>
+              <w:rPr>
+                <w:rFonts w:ascii="Arial" w:hAnsi="Arial" w:eastAsia="Arial" w:cs="Arial"/>
+                <w:i w:val="false"/>
+                <w:b w:val="false"/>
+                <w:u w:val="none"/>
+                <w:strike w:val="false"/>
+                <w:sz w:val="22"/>
+                <w:szCs w:val="22"/>
+                <w:color w:val="000000"/>
+              </w:rPr>
+              <w:t xml:space="preserve">0.693</w:t>
             </w:r>
           </w:p>
         </w:tc>
@@ -3156,227 +3156,227 @@
                 <w:szCs w:val="22"/>
                 <w:color w:val="000000"/>
               </w:rPr>
-              <w:t xml:space="preserve">C. DiD simple (promedio post - pre)</w:t>
-            </w:r>
-          </w:p>
-        </w:tc>
-        <w:tc>
-          <w:tcPr>
-            <w:tcBorders>
-              <w:bottom w:val="none" w:sz="0" w:space="0" w:color="000000"/>
-              <w:top w:val="none" w:sz="0" w:space="0" w:color="000000"/>
-              <w:left w:val="none" w:sz="0" w:space="0" w:color="000000"/>
-              <w:right w:val="none" w:sz="0" w:space="0" w:color="000000"/>
-            </w:tcBorders>
-            <w:shd w:val="clear" w:color="auto" w:fill="FFFFFF"/>
-            <w:tcMar>
-              <w:top w:w="0" w:type="dxa"/>
-              <w:bottom w:w="0" w:type="dxa"/>
-              <w:left w:w="0" w:type="dxa"/>
-              <w:right w:w="0" w:type="dxa"/>
-            </w:tcMar>
-            <w:vAlign w:val="center"/>
-          </w:tcPr>
-          <w:p>
-            <w:pPr>
-              <w:pStyle w:val="Normal"/>
-              <w:jc w:val="right"/>
-              <w:pBdr>
-                <w:bottom w:val="none" w:sz="0" w:space="0" w:color="000000"/>
-                <w:top w:val="none" w:sz="0" w:space="0" w:color="000000"/>
-                <w:left w:val="none" w:sz="0" w:space="0" w:color="000000"/>
-                <w:right w:val="none" w:sz="0" w:space="0" w:color="000000"/>
-              </w:pBdr>
-              <w:spacing w:after="100" w:before="100" w:line="240"/>
-              <w:ind w:left="100" w:right="100" w:firstLine="0" w:firstLineChars="0"/>
-              <w:rPr>
-                <w:rFonts w:ascii="Arial" w:hAnsi="Arial" w:eastAsia="Arial" w:cs="Arial"/>
-                <w:i w:val="false"/>
-                <w:b w:val="false"/>
-                <w:u w:val="none"/>
-                <w:strike w:val="false"/>
-                <w:sz w:val="22"/>
-                <w:szCs w:val="22"/>
-                <w:color w:val="000000"/>
-              </w:rPr>
-            </w:pPr>
-            <w:r>
-              <w:rPr>
-                <w:rFonts w:ascii="Arial" w:hAnsi="Arial" w:eastAsia="Arial" w:cs="Arial"/>
-                <w:i w:val="false"/>
-                <w:b w:val="false"/>
-                <w:u w:val="none"/>
-                <w:strike w:val="false"/>
-                <w:sz w:val="22"/>
-                <w:szCs w:val="22"/>
-                <w:color w:val="000000"/>
-              </w:rPr>
-              <w:t xml:space="preserve">-0.245</w:t>
-            </w:r>
-          </w:p>
-        </w:tc>
-        <w:tc>
-          <w:tcPr>
-            <w:tcBorders>
-              <w:bottom w:val="none" w:sz="0" w:space="0" w:color="000000"/>
-              <w:top w:val="none" w:sz="0" w:space="0" w:color="000000"/>
-              <w:left w:val="none" w:sz="0" w:space="0" w:color="000000"/>
-              <w:right w:val="none" w:sz="0" w:space="0" w:color="000000"/>
-            </w:tcBorders>
-            <w:shd w:val="clear" w:color="auto" w:fill="FFFFFF"/>
-            <w:tcMar>
-              <w:top w:w="0" w:type="dxa"/>
-              <w:bottom w:w="0" w:type="dxa"/>
-              <w:left w:w="0" w:type="dxa"/>
-              <w:right w:w="0" w:type="dxa"/>
-            </w:tcMar>
-            <w:vAlign w:val="center"/>
-          </w:tcPr>
-          <w:p>
-            <w:pPr>
-              <w:pStyle w:val="Normal"/>
-              <w:jc w:val="right"/>
-              <w:pBdr>
-                <w:bottom w:val="none" w:sz="0" w:space="0" w:color="000000"/>
-                <w:top w:val="none" w:sz="0" w:space="0" w:color="000000"/>
-                <w:left w:val="none" w:sz="0" w:space="0" w:color="000000"/>
-                <w:right w:val="none" w:sz="0" w:space="0" w:color="000000"/>
-              </w:pBdr>
-              <w:spacing w:after="100" w:before="100" w:line="240"/>
-              <w:ind w:left="100" w:right="100" w:firstLine="0" w:firstLineChars="0"/>
-              <w:rPr>
-                <w:rFonts w:ascii="Arial" w:hAnsi="Arial" w:eastAsia="Arial" w:cs="Arial"/>
-                <w:i w:val="false"/>
-                <w:b w:val="false"/>
-                <w:u w:val="none"/>
-                <w:strike w:val="false"/>
-                <w:sz w:val="22"/>
-                <w:szCs w:val="22"/>
-                <w:color w:val="000000"/>
-              </w:rPr>
-            </w:pPr>
-            <w:r>
-              <w:rPr>
-                <w:rFonts w:ascii="Arial" w:hAnsi="Arial" w:eastAsia="Arial" w:cs="Arial"/>
-                <w:i w:val="false"/>
-                <w:b w:val="false"/>
-                <w:u w:val="none"/>
-                <w:strike w:val="false"/>
-                <w:sz w:val="22"/>
-                <w:szCs w:val="22"/>
-                <w:color w:val="000000"/>
-              </w:rPr>
-              <w:t xml:space="preserve">-0.976</w:t>
-            </w:r>
-          </w:p>
-        </w:tc>
-        <w:tc>
-          <w:tcPr>
-            <w:tcBorders>
-              <w:bottom w:val="none" w:sz="0" w:space="0" w:color="000000"/>
-              <w:top w:val="none" w:sz="0" w:space="0" w:color="000000"/>
-              <w:left w:val="none" w:sz="0" w:space="0" w:color="000000"/>
-              <w:right w:val="none" w:sz="0" w:space="0" w:color="000000"/>
-            </w:tcBorders>
-            <w:shd w:val="clear" w:color="auto" w:fill="FFFFFF"/>
-            <w:tcMar>
-              <w:top w:w="0" w:type="dxa"/>
-              <w:bottom w:w="0" w:type="dxa"/>
-              <w:left w:w="0" w:type="dxa"/>
-              <w:right w:w="0" w:type="dxa"/>
-            </w:tcMar>
-            <w:vAlign w:val="center"/>
-          </w:tcPr>
-          <w:p>
-            <w:pPr>
-              <w:pStyle w:val="Normal"/>
-              <w:jc w:val="right"/>
-              <w:pBdr>
-                <w:bottom w:val="none" w:sz="0" w:space="0" w:color="000000"/>
-                <w:top w:val="none" w:sz="0" w:space="0" w:color="000000"/>
-                <w:left w:val="none" w:sz="0" w:space="0" w:color="000000"/>
-                <w:right w:val="none" w:sz="0" w:space="0" w:color="000000"/>
-              </w:pBdr>
-              <w:spacing w:after="100" w:before="100" w:line="240"/>
-              <w:ind w:left="100" w:right="100" w:firstLine="0" w:firstLineChars="0"/>
-              <w:rPr>
-                <w:rFonts w:ascii="Arial" w:hAnsi="Arial" w:eastAsia="Arial" w:cs="Arial"/>
-                <w:i w:val="false"/>
-                <w:b w:val="false"/>
-                <w:u w:val="none"/>
-                <w:strike w:val="false"/>
-                <w:sz w:val="22"/>
-                <w:szCs w:val="22"/>
-                <w:color w:val="000000"/>
-              </w:rPr>
-            </w:pPr>
-            <w:r>
-              <w:rPr>
-                <w:rFonts w:ascii="Arial" w:hAnsi="Arial" w:eastAsia="Arial" w:cs="Arial"/>
-                <w:i w:val="false"/>
-                <w:b w:val="false"/>
-                <w:u w:val="none"/>
-                <w:strike w:val="false"/>
-                <w:sz w:val="22"/>
-                <w:szCs w:val="22"/>
-                <w:color w:val="000000"/>
-              </w:rPr>
-              <w:t xml:space="preserve">0.486</w:t>
-            </w:r>
-          </w:p>
-        </w:tc>
-        <w:tc>
-          <w:tcPr>
-            <w:tcBorders>
-              <w:bottom w:val="none" w:sz="0" w:space="0" w:color="000000"/>
-              <w:top w:val="none" w:sz="0" w:space="0" w:color="000000"/>
-              <w:left w:val="none" w:sz="0" w:space="0" w:color="000000"/>
-              <w:right w:val="none" w:sz="0" w:space="0" w:color="000000"/>
-            </w:tcBorders>
-            <w:shd w:val="clear" w:color="auto" w:fill="FFFFFF"/>
-            <w:tcMar>
-              <w:top w:w="0" w:type="dxa"/>
-              <w:bottom w:w="0" w:type="dxa"/>
-              <w:left w:w="0" w:type="dxa"/>
-              <w:right w:w="0" w:type="dxa"/>
-            </w:tcMar>
-            <w:vAlign w:val="center"/>
-          </w:tcPr>
-          <w:p>
-            <w:pPr>
-              <w:pStyle w:val="Normal"/>
-              <w:jc w:val="right"/>
-              <w:pBdr>
-                <w:bottom w:val="none" w:sz="0" w:space="0" w:color="000000"/>
-                <w:top w:val="none" w:sz="0" w:space="0" w:color="000000"/>
-                <w:left w:val="none" w:sz="0" w:space="0" w:color="000000"/>
-                <w:right w:val="none" w:sz="0" w:space="0" w:color="000000"/>
-              </w:pBdr>
-              <w:spacing w:after="100" w:before="100" w:line="240"/>
-              <w:ind w:left="100" w:right="100" w:firstLine="0" w:firstLineChars="0"/>
-              <w:rPr>
-                <w:rFonts w:ascii="Arial" w:hAnsi="Arial" w:eastAsia="Arial" w:cs="Arial"/>
-                <w:i w:val="false"/>
-                <w:b w:val="false"/>
-                <w:u w:val="none"/>
-                <w:strike w:val="false"/>
-                <w:sz w:val="22"/>
-                <w:szCs w:val="22"/>
-                <w:color w:val="000000"/>
-              </w:rPr>
-            </w:pPr>
-            <w:r>
-              <w:rPr>
-                <w:rFonts w:ascii="Arial" w:hAnsi="Arial" w:eastAsia="Arial" w:cs="Arial"/>
-                <w:i w:val="false"/>
-                <w:b w:val="false"/>
-                <w:u w:val="none"/>
-                <w:strike w:val="false"/>
-                <w:sz w:val="22"/>
-                <w:szCs w:val="22"/>
-                <w:color w:val="000000"/>
-              </w:rPr>
-              <w:t xml:space="preserve">0.512</w:t>
+              <w:t xml:space="preserve">B. Salto 2023 ajustado por tendencia previa</w:t>
+            </w:r>
+          </w:p>
+        </w:tc>
+        <w:tc>
+          <w:tcPr>
+            <w:tcBorders>
+              <w:bottom w:val="none" w:sz="0" w:space="0" w:color="000000"/>
+              <w:top w:val="none" w:sz="0" w:space="0" w:color="000000"/>
+              <w:left w:val="none" w:sz="0" w:space="0" w:color="000000"/>
+              <w:right w:val="none" w:sz="0" w:space="0" w:color="000000"/>
+            </w:tcBorders>
+            <w:shd w:val="clear" w:color="auto" w:fill="FFFFFF"/>
+            <w:tcMar>
+              <w:top w:w="0" w:type="dxa"/>
+              <w:bottom w:w="0" w:type="dxa"/>
+              <w:left w:w="0" w:type="dxa"/>
+              <w:right w:w="0" w:type="dxa"/>
+            </w:tcMar>
+            <w:vAlign w:val="center"/>
+          </w:tcPr>
+          <w:p>
+            <w:pPr>
+              <w:pStyle w:val="Normal"/>
+              <w:jc w:val="right"/>
+              <w:pBdr>
+                <w:bottom w:val="none" w:sz="0" w:space="0" w:color="000000"/>
+                <w:top w:val="none" w:sz="0" w:space="0" w:color="000000"/>
+                <w:left w:val="none" w:sz="0" w:space="0" w:color="000000"/>
+                <w:right w:val="none" w:sz="0" w:space="0" w:color="000000"/>
+              </w:pBdr>
+              <w:spacing w:after="100" w:before="100" w:line="240"/>
+              <w:ind w:left="100" w:right="100" w:firstLine="0" w:firstLineChars="0"/>
+              <w:rPr>
+                <w:rFonts w:ascii="Arial" w:hAnsi="Arial" w:eastAsia="Arial" w:cs="Arial"/>
+                <w:i w:val="false"/>
+                <w:b w:val="false"/>
+                <w:u w:val="none"/>
+                <w:strike w:val="false"/>
+                <w:sz w:val="22"/>
+                <w:szCs w:val="22"/>
+                <w:color w:val="000000"/>
+              </w:rPr>
+            </w:pPr>
+            <w:r>
+              <w:rPr>
+                <w:rFonts w:ascii="Arial" w:hAnsi="Arial" w:eastAsia="Arial" w:cs="Arial"/>
+                <w:i w:val="false"/>
+                <w:b w:val="false"/>
+                <w:u w:val="none"/>
+                <w:strike w:val="false"/>
+                <w:sz w:val="22"/>
+                <w:szCs w:val="22"/>
+                <w:color w:val="000000"/>
+              </w:rPr>
+              <w:t xml:space="preserve">0.609</w:t>
+            </w:r>
+          </w:p>
+        </w:tc>
+        <w:tc>
+          <w:tcPr>
+            <w:tcBorders>
+              <w:bottom w:val="none" w:sz="0" w:space="0" w:color="000000"/>
+              <w:top w:val="none" w:sz="0" w:space="0" w:color="000000"/>
+              <w:left w:val="none" w:sz="0" w:space="0" w:color="000000"/>
+              <w:right w:val="none" w:sz="0" w:space="0" w:color="000000"/>
+            </w:tcBorders>
+            <w:shd w:val="clear" w:color="auto" w:fill="FFFFFF"/>
+            <w:tcMar>
+              <w:top w:w="0" w:type="dxa"/>
+              <w:bottom w:w="0" w:type="dxa"/>
+              <w:left w:w="0" w:type="dxa"/>
+              <w:right w:w="0" w:type="dxa"/>
+            </w:tcMar>
+            <w:vAlign w:val="center"/>
+          </w:tcPr>
+          <w:p>
+            <w:pPr>
+              <w:pStyle w:val="Normal"/>
+              <w:jc w:val="right"/>
+              <w:pBdr>
+                <w:bottom w:val="none" w:sz="0" w:space="0" w:color="000000"/>
+                <w:top w:val="none" w:sz="0" w:space="0" w:color="000000"/>
+                <w:left w:val="none" w:sz="0" w:space="0" w:color="000000"/>
+                <w:right w:val="none" w:sz="0" w:space="0" w:color="000000"/>
+              </w:pBdr>
+              <w:spacing w:after="100" w:before="100" w:line="240"/>
+              <w:ind w:left="100" w:right="100" w:firstLine="0" w:firstLineChars="0"/>
+              <w:rPr>
+                <w:rFonts w:ascii="Arial" w:hAnsi="Arial" w:eastAsia="Arial" w:cs="Arial"/>
+                <w:i w:val="false"/>
+                <w:b w:val="false"/>
+                <w:u w:val="none"/>
+                <w:strike w:val="false"/>
+                <w:sz w:val="22"/>
+                <w:szCs w:val="22"/>
+                <w:color w:val="000000"/>
+              </w:rPr>
+            </w:pPr>
+            <w:r>
+              <w:rPr>
+                <w:rFonts w:ascii="Arial" w:hAnsi="Arial" w:eastAsia="Arial" w:cs="Arial"/>
+                <w:i w:val="false"/>
+                <w:b w:val="false"/>
+                <w:u w:val="none"/>
+                <w:strike w:val="false"/>
+                <w:sz w:val="22"/>
+                <w:szCs w:val="22"/>
+                <w:color w:val="000000"/>
+              </w:rPr>
+              <w:t xml:space="preserve">-0.432</w:t>
+            </w:r>
+          </w:p>
+        </w:tc>
+        <w:tc>
+          <w:tcPr>
+            <w:tcBorders>
+              <w:bottom w:val="none" w:sz="0" w:space="0" w:color="000000"/>
+              <w:top w:val="none" w:sz="0" w:space="0" w:color="000000"/>
+              <w:left w:val="none" w:sz="0" w:space="0" w:color="000000"/>
+              <w:right w:val="none" w:sz="0" w:space="0" w:color="000000"/>
+            </w:tcBorders>
+            <w:shd w:val="clear" w:color="auto" w:fill="FFFFFF"/>
+            <w:tcMar>
+              <w:top w:w="0" w:type="dxa"/>
+              <w:bottom w:w="0" w:type="dxa"/>
+              <w:left w:w="0" w:type="dxa"/>
+              <w:right w:w="0" w:type="dxa"/>
+            </w:tcMar>
+            <w:vAlign w:val="center"/>
+          </w:tcPr>
+          <w:p>
+            <w:pPr>
+              <w:pStyle w:val="Normal"/>
+              <w:jc w:val="right"/>
+              <w:pBdr>
+                <w:bottom w:val="none" w:sz="0" w:space="0" w:color="000000"/>
+                <w:top w:val="none" w:sz="0" w:space="0" w:color="000000"/>
+                <w:left w:val="none" w:sz="0" w:space="0" w:color="000000"/>
+                <w:right w:val="none" w:sz="0" w:space="0" w:color="000000"/>
+              </w:pBdr>
+              <w:spacing w:after="100" w:before="100" w:line="240"/>
+              <w:ind w:left="100" w:right="100" w:firstLine="0" w:firstLineChars="0"/>
+              <w:rPr>
+                <w:rFonts w:ascii="Arial" w:hAnsi="Arial" w:eastAsia="Arial" w:cs="Arial"/>
+                <w:i w:val="false"/>
+                <w:b w:val="false"/>
+                <w:u w:val="none"/>
+                <w:strike w:val="false"/>
+                <w:sz w:val="22"/>
+                <w:szCs w:val="22"/>
+                <w:color w:val="000000"/>
+              </w:rPr>
+            </w:pPr>
+            <w:r>
+              <w:rPr>
+                <w:rFonts w:ascii="Arial" w:hAnsi="Arial" w:eastAsia="Arial" w:cs="Arial"/>
+                <w:i w:val="false"/>
+                <w:b w:val="false"/>
+                <w:u w:val="none"/>
+                <w:strike w:val="false"/>
+                <w:sz w:val="22"/>
+                <w:szCs w:val="22"/>
+                <w:color w:val="000000"/>
+              </w:rPr>
+              <w:t xml:space="preserve">1.650</w:t>
+            </w:r>
+          </w:p>
+        </w:tc>
+        <w:tc>
+          <w:tcPr>
+            <w:tcBorders>
+              <w:bottom w:val="none" w:sz="0" w:space="0" w:color="000000"/>
+              <w:top w:val="none" w:sz="0" w:space="0" w:color="000000"/>
+              <w:left w:val="none" w:sz="0" w:space="0" w:color="000000"/>
+              <w:right w:val="none" w:sz="0" w:space="0" w:color="000000"/>
+            </w:tcBorders>
+            <w:shd w:val="clear" w:color="auto" w:fill="FFFFFF"/>
+            <w:tcMar>
+              <w:top w:w="0" w:type="dxa"/>
+              <w:bottom w:w="0" w:type="dxa"/>
+              <w:left w:w="0" w:type="dxa"/>
+              <w:right w:w="0" w:type="dxa"/>
+            </w:tcMar>
+            <w:vAlign w:val="center"/>
+          </w:tcPr>
+          <w:p>
+            <w:pPr>
+              <w:pStyle w:val="Normal"/>
+              <w:jc w:val="right"/>
+              <w:pBdr>
+                <w:bottom w:val="none" w:sz="0" w:space="0" w:color="000000"/>
+                <w:top w:val="none" w:sz="0" w:space="0" w:color="000000"/>
+                <w:left w:val="none" w:sz="0" w:space="0" w:color="000000"/>
+                <w:right w:val="none" w:sz="0" w:space="0" w:color="000000"/>
+              </w:pBdr>
+              <w:spacing w:after="100" w:before="100" w:line="240"/>
+              <w:ind w:left="100" w:right="100" w:firstLine="0" w:firstLineChars="0"/>
+              <w:rPr>
+                <w:rFonts w:ascii="Arial" w:hAnsi="Arial" w:eastAsia="Arial" w:cs="Arial"/>
+                <w:i w:val="false"/>
+                <w:b w:val="false"/>
+                <w:u w:val="none"/>
+                <w:strike w:val="false"/>
+                <w:sz w:val="22"/>
+                <w:szCs w:val="22"/>
+                <w:color w:val="000000"/>
+              </w:rPr>
+            </w:pPr>
+            <w:r>
+              <w:rPr>
+                <w:rFonts w:ascii="Arial" w:hAnsi="Arial" w:eastAsia="Arial" w:cs="Arial"/>
+                <w:i w:val="false"/>
+                <w:b w:val="false"/>
+                <w:u w:val="none"/>
+                <w:strike w:val="false"/>
+                <w:sz w:val="22"/>
+                <w:szCs w:val="22"/>
+                <w:color w:val="000000"/>
+              </w:rPr>
+              <w:t xml:space="preserve">0.251</w:t>
             </w:r>
           </w:p>
         </w:tc>
@@ -3601,7 +3601,7 @@
                 <w:szCs w:val="22"/>
                 <w:color w:val="000000"/>
               </w:rPr>
-              <w:t xml:space="preserve">Golpe C (nivel salarial, 3 categorías)</w:t>
+              <w:t xml:space="preserve">Exposure (proporción de obreros)</w:t>
             </w:r>
           </w:p>
         </w:tc>
@@ -3656,227 +3656,227 @@
                 <w:szCs w:val="22"/>
                 <w:color w:val="000000"/>
               </w:rPr>
-              <w:t xml:space="preserve">A. Cambio 2022 -&gt; 2023</w:t>
-            </w:r>
-          </w:p>
-        </w:tc>
-        <w:tc>
-          <w:tcPr>
-            <w:tcBorders>
-              <w:bottom w:val="none" w:sz="0" w:space="0" w:color="000000"/>
-              <w:top w:val="none" w:sz="0" w:space="0" w:color="000000"/>
-              <w:left w:val="none" w:sz="0" w:space="0" w:color="000000"/>
-              <w:right w:val="none" w:sz="0" w:space="0" w:color="000000"/>
-            </w:tcBorders>
-            <w:shd w:val="clear" w:color="auto" w:fill="FFFFFF"/>
-            <w:tcMar>
-              <w:top w:w="0" w:type="dxa"/>
-              <w:bottom w:w="0" w:type="dxa"/>
-              <w:left w:w="0" w:type="dxa"/>
-              <w:right w:w="0" w:type="dxa"/>
-            </w:tcMar>
-            <w:vAlign w:val="center"/>
-          </w:tcPr>
-          <w:p>
-            <w:pPr>
-              <w:pStyle w:val="Normal"/>
-              <w:jc w:val="right"/>
-              <w:pBdr>
-                <w:bottom w:val="none" w:sz="0" w:space="0" w:color="000000"/>
-                <w:top w:val="none" w:sz="0" w:space="0" w:color="000000"/>
-                <w:left w:val="none" w:sz="0" w:space="0" w:color="000000"/>
-                <w:right w:val="none" w:sz="0" w:space="0" w:color="000000"/>
-              </w:pBdr>
-              <w:spacing w:after="100" w:before="100" w:line="240"/>
-              <w:ind w:left="100" w:right="100" w:firstLine="0" w:firstLineChars="0"/>
-              <w:rPr>
-                <w:rFonts w:ascii="Arial" w:hAnsi="Arial" w:eastAsia="Arial" w:cs="Arial"/>
-                <w:i w:val="false"/>
-                <w:b w:val="false"/>
-                <w:u w:val="none"/>
-                <w:strike w:val="false"/>
-                <w:sz w:val="22"/>
-                <w:szCs w:val="22"/>
-                <w:color w:val="000000"/>
-              </w:rPr>
-            </w:pPr>
-            <w:r>
-              <w:rPr>
-                <w:rFonts w:ascii="Arial" w:hAnsi="Arial" w:eastAsia="Arial" w:cs="Arial"/>
-                <w:i w:val="false"/>
-                <w:b w:val="false"/>
-                <w:u w:val="none"/>
-                <w:strike w:val="false"/>
-                <w:sz w:val="22"/>
-                <w:szCs w:val="22"/>
-                <w:color w:val="000000"/>
-              </w:rPr>
-              <w:t xml:space="preserve">4.700</w:t>
-            </w:r>
-          </w:p>
-        </w:tc>
-        <w:tc>
-          <w:tcPr>
-            <w:tcBorders>
-              <w:bottom w:val="none" w:sz="0" w:space="0" w:color="000000"/>
-              <w:top w:val="none" w:sz="0" w:space="0" w:color="000000"/>
-              <w:left w:val="none" w:sz="0" w:space="0" w:color="000000"/>
-              <w:right w:val="none" w:sz="0" w:space="0" w:color="000000"/>
-            </w:tcBorders>
-            <w:shd w:val="clear" w:color="auto" w:fill="FFFFFF"/>
-            <w:tcMar>
-              <w:top w:w="0" w:type="dxa"/>
-              <w:bottom w:w="0" w:type="dxa"/>
-              <w:left w:w="0" w:type="dxa"/>
-              <w:right w:w="0" w:type="dxa"/>
-            </w:tcMar>
-            <w:vAlign w:val="center"/>
-          </w:tcPr>
-          <w:p>
-            <w:pPr>
-              <w:pStyle w:val="Normal"/>
-              <w:jc w:val="right"/>
-              <w:pBdr>
-                <w:bottom w:val="none" w:sz="0" w:space="0" w:color="000000"/>
-                <w:top w:val="none" w:sz="0" w:space="0" w:color="000000"/>
-                <w:left w:val="none" w:sz="0" w:space="0" w:color="000000"/>
-                <w:right w:val="none" w:sz="0" w:space="0" w:color="000000"/>
-              </w:pBdr>
-              <w:spacing w:after="100" w:before="100" w:line="240"/>
-              <w:ind w:left="100" w:right="100" w:firstLine="0" w:firstLineChars="0"/>
-              <w:rPr>
-                <w:rFonts w:ascii="Arial" w:hAnsi="Arial" w:eastAsia="Arial" w:cs="Arial"/>
-                <w:i w:val="false"/>
-                <w:b w:val="false"/>
-                <w:u w:val="none"/>
-                <w:strike w:val="false"/>
-                <w:sz w:val="22"/>
-                <w:szCs w:val="22"/>
-                <w:color w:val="000000"/>
-              </w:rPr>
-            </w:pPr>
-            <w:r>
-              <w:rPr>
-                <w:rFonts w:ascii="Arial" w:hAnsi="Arial" w:eastAsia="Arial" w:cs="Arial"/>
-                <w:i w:val="false"/>
-                <w:b w:val="false"/>
-                <w:u w:val="none"/>
-                <w:strike w:val="false"/>
-                <w:sz w:val="22"/>
-                <w:szCs w:val="22"/>
-                <w:color w:val="000000"/>
-              </w:rPr>
-              <w:t xml:space="preserve">3.617</w:t>
-            </w:r>
-          </w:p>
-        </w:tc>
-        <w:tc>
-          <w:tcPr>
-            <w:tcBorders>
-              <w:bottom w:val="none" w:sz="0" w:space="0" w:color="000000"/>
-              <w:top w:val="none" w:sz="0" w:space="0" w:color="000000"/>
-              <w:left w:val="none" w:sz="0" w:space="0" w:color="000000"/>
-              <w:right w:val="none" w:sz="0" w:space="0" w:color="000000"/>
-            </w:tcBorders>
-            <w:shd w:val="clear" w:color="auto" w:fill="FFFFFF"/>
-            <w:tcMar>
-              <w:top w:w="0" w:type="dxa"/>
-              <w:bottom w:w="0" w:type="dxa"/>
-              <w:left w:w="0" w:type="dxa"/>
-              <w:right w:w="0" w:type="dxa"/>
-            </w:tcMar>
-            <w:vAlign w:val="center"/>
-          </w:tcPr>
-          <w:p>
-            <w:pPr>
-              <w:pStyle w:val="Normal"/>
-              <w:jc w:val="right"/>
-              <w:pBdr>
-                <w:bottom w:val="none" w:sz="0" w:space="0" w:color="000000"/>
-                <w:top w:val="none" w:sz="0" w:space="0" w:color="000000"/>
-                <w:left w:val="none" w:sz="0" w:space="0" w:color="000000"/>
-                <w:right w:val="none" w:sz="0" w:space="0" w:color="000000"/>
-              </w:pBdr>
-              <w:spacing w:after="100" w:before="100" w:line="240"/>
-              <w:ind w:left="100" w:right="100" w:firstLine="0" w:firstLineChars="0"/>
-              <w:rPr>
-                <w:rFonts w:ascii="Arial" w:hAnsi="Arial" w:eastAsia="Arial" w:cs="Arial"/>
-                <w:i w:val="false"/>
-                <w:b w:val="false"/>
-                <w:u w:val="none"/>
-                <w:strike w:val="false"/>
-                <w:sz w:val="22"/>
-                <w:szCs w:val="22"/>
-                <w:color w:val="000000"/>
-              </w:rPr>
-            </w:pPr>
-            <w:r>
-              <w:rPr>
-                <w:rFonts w:ascii="Arial" w:hAnsi="Arial" w:eastAsia="Arial" w:cs="Arial"/>
-                <w:i w:val="false"/>
-                <w:b w:val="false"/>
-                <w:u w:val="none"/>
-                <w:strike w:val="false"/>
-                <w:sz w:val="22"/>
-                <w:szCs w:val="22"/>
-                <w:color w:val="000000"/>
-              </w:rPr>
-              <w:t xml:space="preserve">5.783</w:t>
-            </w:r>
-          </w:p>
-        </w:tc>
-        <w:tc>
-          <w:tcPr>
-            <w:tcBorders>
-              <w:bottom w:val="none" w:sz="0" w:space="0" w:color="000000"/>
-              <w:top w:val="none" w:sz="0" w:space="0" w:color="000000"/>
-              <w:left w:val="none" w:sz="0" w:space="0" w:color="000000"/>
-              <w:right w:val="none" w:sz="0" w:space="0" w:color="000000"/>
-            </w:tcBorders>
-            <w:shd w:val="clear" w:color="auto" w:fill="FFFFFF"/>
-            <w:tcMar>
-              <w:top w:w="0" w:type="dxa"/>
-              <w:bottom w:w="0" w:type="dxa"/>
-              <w:left w:w="0" w:type="dxa"/>
-              <w:right w:w="0" w:type="dxa"/>
-            </w:tcMar>
-            <w:vAlign w:val="center"/>
-          </w:tcPr>
-          <w:p>
-            <w:pPr>
-              <w:pStyle w:val="Normal"/>
-              <w:jc w:val="right"/>
-              <w:pBdr>
-                <w:bottom w:val="none" w:sz="0" w:space="0" w:color="000000"/>
-                <w:top w:val="none" w:sz="0" w:space="0" w:color="000000"/>
-                <w:left w:val="none" w:sz="0" w:space="0" w:color="000000"/>
-                <w:right w:val="none" w:sz="0" w:space="0" w:color="000000"/>
-              </w:pBdr>
-              <w:spacing w:after="100" w:before="100" w:line="240"/>
-              <w:ind w:left="100" w:right="100" w:firstLine="0" w:firstLineChars="0"/>
-              <w:rPr>
-                <w:rFonts w:ascii="Arial" w:hAnsi="Arial" w:eastAsia="Arial" w:cs="Arial"/>
-                <w:i w:val="false"/>
-                <w:b w:val="false"/>
-                <w:u w:val="none"/>
-                <w:strike w:val="false"/>
-                <w:sz w:val="22"/>
-                <w:szCs w:val="22"/>
-                <w:color w:val="000000"/>
-              </w:rPr>
-            </w:pPr>
-            <w:r>
-              <w:rPr>
-                <w:rFonts w:ascii="Arial" w:hAnsi="Arial" w:eastAsia="Arial" w:cs="Arial"/>
-                <w:i w:val="false"/>
-                <w:b w:val="false"/>
-                <w:u w:val="none"/>
-                <w:strike w:val="false"/>
-                <w:sz w:val="22"/>
-                <w:szCs w:val="22"/>
-                <w:color w:val="000000"/>
-              </w:rPr>
-              <w:t xml:space="preserve">0.000</w:t>
+              <w:t xml:space="preserve">C. DiD simple (promedio post - pre)</w:t>
+            </w:r>
+          </w:p>
+        </w:tc>
+        <w:tc>
+          <w:tcPr>
+            <w:tcBorders>
+              <w:bottom w:val="none" w:sz="0" w:space="0" w:color="000000"/>
+              <w:top w:val="none" w:sz="0" w:space="0" w:color="000000"/>
+              <w:left w:val="none" w:sz="0" w:space="0" w:color="000000"/>
+              <w:right w:val="none" w:sz="0" w:space="0" w:color="000000"/>
+            </w:tcBorders>
+            <w:shd w:val="clear" w:color="auto" w:fill="FFFFFF"/>
+            <w:tcMar>
+              <w:top w:w="0" w:type="dxa"/>
+              <w:bottom w:w="0" w:type="dxa"/>
+              <w:left w:w="0" w:type="dxa"/>
+              <w:right w:w="0" w:type="dxa"/>
+            </w:tcMar>
+            <w:vAlign w:val="center"/>
+          </w:tcPr>
+          <w:p>
+            <w:pPr>
+              <w:pStyle w:val="Normal"/>
+              <w:jc w:val="right"/>
+              <w:pBdr>
+                <w:bottom w:val="none" w:sz="0" w:space="0" w:color="000000"/>
+                <w:top w:val="none" w:sz="0" w:space="0" w:color="000000"/>
+                <w:left w:val="none" w:sz="0" w:space="0" w:color="000000"/>
+                <w:right w:val="none" w:sz="0" w:space="0" w:color="000000"/>
+              </w:pBdr>
+              <w:spacing w:after="100" w:before="100" w:line="240"/>
+              <w:ind w:left="100" w:right="100" w:firstLine="0" w:firstLineChars="0"/>
+              <w:rPr>
+                <w:rFonts w:ascii="Arial" w:hAnsi="Arial" w:eastAsia="Arial" w:cs="Arial"/>
+                <w:i w:val="false"/>
+                <w:b w:val="false"/>
+                <w:u w:val="none"/>
+                <w:strike w:val="false"/>
+                <w:sz w:val="22"/>
+                <w:szCs w:val="22"/>
+                <w:color w:val="000000"/>
+              </w:rPr>
+            </w:pPr>
+            <w:r>
+              <w:rPr>
+                <w:rFonts w:ascii="Arial" w:hAnsi="Arial" w:eastAsia="Arial" w:cs="Arial"/>
+                <w:i w:val="false"/>
+                <w:b w:val="false"/>
+                <w:u w:val="none"/>
+                <w:strike w:val="false"/>
+                <w:sz w:val="22"/>
+                <w:szCs w:val="22"/>
+                <w:color w:val="000000"/>
+              </w:rPr>
+              <w:t xml:space="preserve">-0.259</w:t>
+            </w:r>
+          </w:p>
+        </w:tc>
+        <w:tc>
+          <w:tcPr>
+            <w:tcBorders>
+              <w:bottom w:val="none" w:sz="0" w:space="0" w:color="000000"/>
+              <w:top w:val="none" w:sz="0" w:space="0" w:color="000000"/>
+              <w:left w:val="none" w:sz="0" w:space="0" w:color="000000"/>
+              <w:right w:val="none" w:sz="0" w:space="0" w:color="000000"/>
+            </w:tcBorders>
+            <w:shd w:val="clear" w:color="auto" w:fill="FFFFFF"/>
+            <w:tcMar>
+              <w:top w:w="0" w:type="dxa"/>
+              <w:bottom w:w="0" w:type="dxa"/>
+              <w:left w:w="0" w:type="dxa"/>
+              <w:right w:w="0" w:type="dxa"/>
+            </w:tcMar>
+            <w:vAlign w:val="center"/>
+          </w:tcPr>
+          <w:p>
+            <w:pPr>
+              <w:pStyle w:val="Normal"/>
+              <w:jc w:val="right"/>
+              <w:pBdr>
+                <w:bottom w:val="none" w:sz="0" w:space="0" w:color="000000"/>
+                <w:top w:val="none" w:sz="0" w:space="0" w:color="000000"/>
+                <w:left w:val="none" w:sz="0" w:space="0" w:color="000000"/>
+                <w:right w:val="none" w:sz="0" w:space="0" w:color="000000"/>
+              </w:pBdr>
+              <w:spacing w:after="100" w:before="100" w:line="240"/>
+              <w:ind w:left="100" w:right="100" w:firstLine="0" w:firstLineChars="0"/>
+              <w:rPr>
+                <w:rFonts w:ascii="Arial" w:hAnsi="Arial" w:eastAsia="Arial" w:cs="Arial"/>
+                <w:i w:val="false"/>
+                <w:b w:val="false"/>
+                <w:u w:val="none"/>
+                <w:strike w:val="false"/>
+                <w:sz w:val="22"/>
+                <w:szCs w:val="22"/>
+                <w:color w:val="000000"/>
+              </w:rPr>
+            </w:pPr>
+            <w:r>
+              <w:rPr>
+                <w:rFonts w:ascii="Arial" w:hAnsi="Arial" w:eastAsia="Arial" w:cs="Arial"/>
+                <w:i w:val="false"/>
+                <w:b w:val="false"/>
+                <w:u w:val="none"/>
+                <w:strike w:val="false"/>
+                <w:sz w:val="22"/>
+                <w:szCs w:val="22"/>
+                <w:color w:val="000000"/>
+              </w:rPr>
+              <w:t xml:space="preserve">-0.986</w:t>
+            </w:r>
+          </w:p>
+        </w:tc>
+        <w:tc>
+          <w:tcPr>
+            <w:tcBorders>
+              <w:bottom w:val="none" w:sz="0" w:space="0" w:color="000000"/>
+              <w:top w:val="none" w:sz="0" w:space="0" w:color="000000"/>
+              <w:left w:val="none" w:sz="0" w:space="0" w:color="000000"/>
+              <w:right w:val="none" w:sz="0" w:space="0" w:color="000000"/>
+            </w:tcBorders>
+            <w:shd w:val="clear" w:color="auto" w:fill="FFFFFF"/>
+            <w:tcMar>
+              <w:top w:w="0" w:type="dxa"/>
+              <w:bottom w:w="0" w:type="dxa"/>
+              <w:left w:w="0" w:type="dxa"/>
+              <w:right w:w="0" w:type="dxa"/>
+            </w:tcMar>
+            <w:vAlign w:val="center"/>
+          </w:tcPr>
+          <w:p>
+            <w:pPr>
+              <w:pStyle w:val="Normal"/>
+              <w:jc w:val="right"/>
+              <w:pBdr>
+                <w:bottom w:val="none" w:sz="0" w:space="0" w:color="000000"/>
+                <w:top w:val="none" w:sz="0" w:space="0" w:color="000000"/>
+                <w:left w:val="none" w:sz="0" w:space="0" w:color="000000"/>
+                <w:right w:val="none" w:sz="0" w:space="0" w:color="000000"/>
+              </w:pBdr>
+              <w:spacing w:after="100" w:before="100" w:line="240"/>
+              <w:ind w:left="100" w:right="100" w:firstLine="0" w:firstLineChars="0"/>
+              <w:rPr>
+                <w:rFonts w:ascii="Arial" w:hAnsi="Arial" w:eastAsia="Arial" w:cs="Arial"/>
+                <w:i w:val="false"/>
+                <w:b w:val="false"/>
+                <w:u w:val="none"/>
+                <w:strike w:val="false"/>
+                <w:sz w:val="22"/>
+                <w:szCs w:val="22"/>
+                <w:color w:val="000000"/>
+              </w:rPr>
+            </w:pPr>
+            <w:r>
+              <w:rPr>
+                <w:rFonts w:ascii="Arial" w:hAnsi="Arial" w:eastAsia="Arial" w:cs="Arial"/>
+                <w:i w:val="false"/>
+                <w:b w:val="false"/>
+                <w:u w:val="none"/>
+                <w:strike w:val="false"/>
+                <w:sz w:val="22"/>
+                <w:szCs w:val="22"/>
+                <w:color w:val="000000"/>
+              </w:rPr>
+              <w:t xml:space="preserve">0.469</w:t>
+            </w:r>
+          </w:p>
+        </w:tc>
+        <w:tc>
+          <w:tcPr>
+            <w:tcBorders>
+              <w:bottom w:val="none" w:sz="0" w:space="0" w:color="000000"/>
+              <w:top w:val="none" w:sz="0" w:space="0" w:color="000000"/>
+              <w:left w:val="none" w:sz="0" w:space="0" w:color="000000"/>
+              <w:right w:val="none" w:sz="0" w:space="0" w:color="000000"/>
+            </w:tcBorders>
+            <w:shd w:val="clear" w:color="auto" w:fill="FFFFFF"/>
+            <w:tcMar>
+              <w:top w:w="0" w:type="dxa"/>
+              <w:bottom w:w="0" w:type="dxa"/>
+              <w:left w:w="0" w:type="dxa"/>
+              <w:right w:w="0" w:type="dxa"/>
+            </w:tcMar>
+            <w:vAlign w:val="center"/>
+          </w:tcPr>
+          <w:p>
+            <w:pPr>
+              <w:pStyle w:val="Normal"/>
+              <w:jc w:val="right"/>
+              <w:pBdr>
+                <w:bottom w:val="none" w:sz="0" w:space="0" w:color="000000"/>
+                <w:top w:val="none" w:sz="0" w:space="0" w:color="000000"/>
+                <w:left w:val="none" w:sz="0" w:space="0" w:color="000000"/>
+                <w:right w:val="none" w:sz="0" w:space="0" w:color="000000"/>
+              </w:pBdr>
+              <w:spacing w:after="100" w:before="100" w:line="240"/>
+              <w:ind w:left="100" w:right="100" w:firstLine="0" w:firstLineChars="0"/>
+              <w:rPr>
+                <w:rFonts w:ascii="Arial" w:hAnsi="Arial" w:eastAsia="Arial" w:cs="Arial"/>
+                <w:i w:val="false"/>
+                <w:b w:val="false"/>
+                <w:u w:val="none"/>
+                <w:strike w:val="false"/>
+                <w:sz w:val="22"/>
+                <w:szCs w:val="22"/>
+                <w:color w:val="000000"/>
+              </w:rPr>
+            </w:pPr>
+            <w:r>
+              <w:rPr>
+                <w:rFonts w:ascii="Arial" w:hAnsi="Arial" w:eastAsia="Arial" w:cs="Arial"/>
+                <w:i w:val="false"/>
+                <w:b w:val="false"/>
+                <w:u w:val="none"/>
+                <w:strike w:val="false"/>
+                <w:sz w:val="22"/>
+                <w:szCs w:val="22"/>
+                <w:color w:val="000000"/>
+              </w:rPr>
+              <w:t xml:space="preserve">0.486</w:t>
             </w:r>
           </w:p>
         </w:tc>
@@ -3931,117 +3931,117 @@
                 <w:szCs w:val="22"/>
                 <w:color w:val="000000"/>
               </w:rPr>
-              <w:t xml:space="preserve">***</w:t>
-            </w:r>
-          </w:p>
-        </w:tc>
-        <w:tc>
-          <w:tcPr>
-            <w:tcBorders>
-              <w:bottom w:val="none" w:sz="0" w:space="0" w:color="000000"/>
-              <w:top w:val="none" w:sz="0" w:space="0" w:color="000000"/>
-              <w:left w:val="none" w:sz="0" w:space="0" w:color="000000"/>
-              <w:right w:val="none" w:sz="0" w:space="0" w:color="000000"/>
-            </w:tcBorders>
-            <w:shd w:val="clear" w:color="auto" w:fill="FFFFFF"/>
-            <w:tcMar>
-              <w:top w:w="0" w:type="dxa"/>
-              <w:bottom w:w="0" w:type="dxa"/>
-              <w:left w:w="0" w:type="dxa"/>
-              <w:right w:w="0" w:type="dxa"/>
-            </w:tcMar>
-            <w:vAlign w:val="center"/>
-          </w:tcPr>
-          <w:p>
-            <w:pPr>
-              <w:pStyle w:val="Normal"/>
-              <w:jc w:val="right"/>
-              <w:pBdr>
-                <w:bottom w:val="none" w:sz="0" w:space="0" w:color="000000"/>
-                <w:top w:val="none" w:sz="0" w:space="0" w:color="000000"/>
-                <w:left w:val="none" w:sz="0" w:space="0" w:color="000000"/>
-                <w:right w:val="none" w:sz="0" w:space="0" w:color="000000"/>
-              </w:pBdr>
-              <w:spacing w:after="100" w:before="100" w:line="240"/>
-              <w:ind w:left="100" w:right="100" w:firstLine="0" w:firstLineChars="0"/>
-              <w:rPr>
-                <w:rFonts w:ascii="Arial" w:hAnsi="Arial" w:eastAsia="Arial" w:cs="Arial"/>
-                <w:i w:val="false"/>
-                <w:b w:val="false"/>
-                <w:u w:val="none"/>
-                <w:strike w:val="false"/>
-                <w:sz w:val="22"/>
-                <w:szCs w:val="22"/>
-                <w:color w:val="000000"/>
-              </w:rPr>
-            </w:pPr>
-            <w:r>
-              <w:rPr>
-                <w:rFonts w:ascii="Arial" w:hAnsi="Arial" w:eastAsia="Arial" w:cs="Arial"/>
-                <w:i w:val="false"/>
-                <w:b w:val="false"/>
-                <w:u w:val="none"/>
-                <w:strike w:val="false"/>
-                <w:sz w:val="22"/>
-                <w:szCs w:val="22"/>
-                <w:color w:val="000000"/>
-              </w:rPr>
-              <w:t xml:space="preserve">0.000</w:t>
-            </w:r>
-          </w:p>
-        </w:tc>
-        <w:tc>
-          <w:tcPr>
-            <w:tcBorders>
-              <w:bottom w:val="none" w:sz="0" w:space="0" w:color="000000"/>
-              <w:top w:val="none" w:sz="0" w:space="0" w:color="000000"/>
-              <w:left w:val="none" w:sz="0" w:space="0" w:color="000000"/>
-              <w:right w:val="none" w:sz="0" w:space="0" w:color="000000"/>
-            </w:tcBorders>
-            <w:shd w:val="clear" w:color="auto" w:fill="FFFFFF"/>
-            <w:tcMar>
-              <w:top w:w="0" w:type="dxa"/>
-              <w:bottom w:w="0" w:type="dxa"/>
-              <w:left w:w="0" w:type="dxa"/>
-              <w:right w:w="0" w:type="dxa"/>
-            </w:tcMar>
-            <w:vAlign w:val="center"/>
-          </w:tcPr>
-          <w:p>
-            <w:pPr>
-              <w:pStyle w:val="Normal"/>
-              <w:jc w:val="right"/>
-              <w:pBdr>
-                <w:bottom w:val="none" w:sz="0" w:space="0" w:color="000000"/>
-                <w:top w:val="none" w:sz="0" w:space="0" w:color="000000"/>
-                <w:left w:val="none" w:sz="0" w:space="0" w:color="000000"/>
-                <w:right w:val="none" w:sz="0" w:space="0" w:color="000000"/>
-              </w:pBdr>
-              <w:spacing w:after="100" w:before="100" w:line="240"/>
-              <w:ind w:left="100" w:right="100" w:firstLine="0" w:firstLineChars="0"/>
-              <w:rPr>
-                <w:rFonts w:ascii="Arial" w:hAnsi="Arial" w:eastAsia="Arial" w:cs="Arial"/>
-                <w:i w:val="false"/>
-                <w:b w:val="false"/>
-                <w:u w:val="none"/>
-                <w:strike w:val="false"/>
-                <w:sz w:val="22"/>
-                <w:szCs w:val="22"/>
-                <w:color w:val="000000"/>
-              </w:rPr>
-            </w:pPr>
-            <w:r>
-              <w:rPr>
-                <w:rFonts w:ascii="Arial" w:hAnsi="Arial" w:eastAsia="Arial" w:cs="Arial"/>
-                <w:i w:val="false"/>
-                <w:b w:val="false"/>
-                <w:u w:val="none"/>
-                <w:strike w:val="false"/>
-                <w:sz w:val="22"/>
-                <w:szCs w:val="22"/>
-                <w:color w:val="000000"/>
-              </w:rPr>
-              <w:t xml:space="preserve">50,184</w:t>
+              <w:t xml:space="preserve"/>
+            </w:r>
+          </w:p>
+        </w:tc>
+        <w:tc>
+          <w:tcPr>
+            <w:tcBorders>
+              <w:bottom w:val="none" w:sz="0" w:space="0" w:color="000000"/>
+              <w:top w:val="none" w:sz="0" w:space="0" w:color="000000"/>
+              <w:left w:val="none" w:sz="0" w:space="0" w:color="000000"/>
+              <w:right w:val="none" w:sz="0" w:space="0" w:color="000000"/>
+            </w:tcBorders>
+            <w:shd w:val="clear" w:color="auto" w:fill="FFFFFF"/>
+            <w:tcMar>
+              <w:top w:w="0" w:type="dxa"/>
+              <w:bottom w:w="0" w:type="dxa"/>
+              <w:left w:w="0" w:type="dxa"/>
+              <w:right w:w="0" w:type="dxa"/>
+            </w:tcMar>
+            <w:vAlign w:val="center"/>
+          </w:tcPr>
+          <w:p>
+            <w:pPr>
+              <w:pStyle w:val="Normal"/>
+              <w:jc w:val="right"/>
+              <w:pBdr>
+                <w:bottom w:val="none" w:sz="0" w:space="0" w:color="000000"/>
+                <w:top w:val="none" w:sz="0" w:space="0" w:color="000000"/>
+                <w:left w:val="none" w:sz="0" w:space="0" w:color="000000"/>
+                <w:right w:val="none" w:sz="0" w:space="0" w:color="000000"/>
+              </w:pBdr>
+              <w:spacing w:after="100" w:before="100" w:line="240"/>
+              <w:ind w:left="100" w:right="100" w:firstLine="0" w:firstLineChars="0"/>
+              <w:rPr>
+                <w:rFonts w:ascii="Arial" w:hAnsi="Arial" w:eastAsia="Arial" w:cs="Arial"/>
+                <w:i w:val="false"/>
+                <w:b w:val="false"/>
+                <w:u w:val="none"/>
+                <w:strike w:val="false"/>
+                <w:sz w:val="22"/>
+                <w:szCs w:val="22"/>
+                <w:color w:val="000000"/>
+              </w:rPr>
+            </w:pPr>
+            <w:r>
+              <w:rPr>
+                <w:rFonts w:ascii="Arial" w:hAnsi="Arial" w:eastAsia="Arial" w:cs="Arial"/>
+                <w:i w:val="false"/>
+                <w:b w:val="false"/>
+                <w:u w:val="none"/>
+                <w:strike w:val="false"/>
+                <w:sz w:val="22"/>
+                <w:szCs w:val="22"/>
+                <w:color w:val="000000"/>
+              </w:rPr>
+              <w:t xml:space="preserve">0.011</w:t>
+            </w:r>
+          </w:p>
+        </w:tc>
+        <w:tc>
+          <w:tcPr>
+            <w:tcBorders>
+              <w:bottom w:val="none" w:sz="0" w:space="0" w:color="000000"/>
+              <w:top w:val="none" w:sz="0" w:space="0" w:color="000000"/>
+              <w:left w:val="none" w:sz="0" w:space="0" w:color="000000"/>
+              <w:right w:val="none" w:sz="0" w:space="0" w:color="000000"/>
+            </w:tcBorders>
+            <w:shd w:val="clear" w:color="auto" w:fill="FFFFFF"/>
+            <w:tcMar>
+              <w:top w:w="0" w:type="dxa"/>
+              <w:bottom w:w="0" w:type="dxa"/>
+              <w:left w:w="0" w:type="dxa"/>
+              <w:right w:w="0" w:type="dxa"/>
+            </w:tcMar>
+            <w:vAlign w:val="center"/>
+          </w:tcPr>
+          <w:p>
+            <w:pPr>
+              <w:pStyle w:val="Normal"/>
+              <w:jc w:val="right"/>
+              <w:pBdr>
+                <w:bottom w:val="none" w:sz="0" w:space="0" w:color="000000"/>
+                <w:top w:val="none" w:sz="0" w:space="0" w:color="000000"/>
+                <w:left w:val="none" w:sz="0" w:space="0" w:color="000000"/>
+                <w:right w:val="none" w:sz="0" w:space="0" w:color="000000"/>
+              </w:pBdr>
+              <w:spacing w:after="100" w:before="100" w:line="240"/>
+              <w:ind w:left="100" w:right="100" w:firstLine="0" w:firstLineChars="0"/>
+              <w:rPr>
+                <w:rFonts w:ascii="Arial" w:hAnsi="Arial" w:eastAsia="Arial" w:cs="Arial"/>
+                <w:i w:val="false"/>
+                <w:b w:val="false"/>
+                <w:u w:val="none"/>
+                <w:strike w:val="false"/>
+                <w:sz w:val="22"/>
+                <w:szCs w:val="22"/>
+                <w:color w:val="000000"/>
+              </w:rPr>
+            </w:pPr>
+            <w:r>
+              <w:rPr>
+                <w:rFonts w:ascii="Arial" w:hAnsi="Arial" w:eastAsia="Arial" w:cs="Arial"/>
+                <w:i w:val="false"/>
+                <w:b w:val="false"/>
+                <w:u w:val="none"/>
+                <w:strike w:val="false"/>
+                <w:sz w:val="22"/>
+                <w:szCs w:val="22"/>
+                <w:color w:val="000000"/>
+              </w:rPr>
+              <w:t xml:space="preserve">53,985</w:t>
             </w:r>
           </w:p>
         </w:tc>
@@ -4101,7 +4101,7 @@
                 <w:szCs w:val="22"/>
                 <w:color w:val="000000"/>
               </w:rPr>
-              <w:t xml:space="preserve">Golpe C (nivel salarial, 3 categorías)</w:t>
+              <w:t xml:space="preserve">Exposure (proporción de obreros)</w:t>
             </w:r>
           </w:p>
         </w:tc>
@@ -4156,227 +4156,227 @@
                 <w:szCs w:val="22"/>
                 <w:color w:val="000000"/>
               </w:rPr>
-              <w:t xml:space="preserve">B. Salto 2023 ajustado por tendencia previa</w:t>
-            </w:r>
-          </w:p>
-        </w:tc>
-        <w:tc>
-          <w:tcPr>
-            <w:tcBorders>
-              <w:bottom w:val="none" w:sz="0" w:space="0" w:color="000000"/>
-              <w:top w:val="none" w:sz="0" w:space="0" w:color="000000"/>
-              <w:left w:val="none" w:sz="0" w:space="0" w:color="000000"/>
-              <w:right w:val="none" w:sz="0" w:space="0" w:color="000000"/>
-            </w:tcBorders>
-            <w:shd w:val="clear" w:color="auto" w:fill="FFFFFF"/>
-            <w:tcMar>
-              <w:top w:w="0" w:type="dxa"/>
-              <w:bottom w:w="0" w:type="dxa"/>
-              <w:left w:w="0" w:type="dxa"/>
-              <w:right w:w="0" w:type="dxa"/>
-            </w:tcMar>
-            <w:vAlign w:val="center"/>
-          </w:tcPr>
-          <w:p>
-            <w:pPr>
-              <w:pStyle w:val="Normal"/>
-              <w:jc w:val="right"/>
-              <w:pBdr>
-                <w:bottom w:val="none" w:sz="0" w:space="0" w:color="000000"/>
-                <w:top w:val="none" w:sz="0" w:space="0" w:color="000000"/>
-                <w:left w:val="none" w:sz="0" w:space="0" w:color="000000"/>
-                <w:right w:val="none" w:sz="0" w:space="0" w:color="000000"/>
-              </w:pBdr>
-              <w:spacing w:after="100" w:before="100" w:line="240"/>
-              <w:ind w:left="100" w:right="100" w:firstLine="0" w:firstLineChars="0"/>
-              <w:rPr>
-                <w:rFonts w:ascii="Arial" w:hAnsi="Arial" w:eastAsia="Arial" w:cs="Arial"/>
-                <w:i w:val="false"/>
-                <w:b w:val="false"/>
-                <w:u w:val="none"/>
-                <w:strike w:val="false"/>
-                <w:sz w:val="22"/>
-                <w:szCs w:val="22"/>
-                <w:color w:val="000000"/>
-              </w:rPr>
-            </w:pPr>
-            <w:r>
-              <w:rPr>
-                <w:rFonts w:ascii="Arial" w:hAnsi="Arial" w:eastAsia="Arial" w:cs="Arial"/>
-                <w:i w:val="false"/>
-                <w:b w:val="false"/>
-                <w:u w:val="none"/>
-                <w:strike w:val="false"/>
-                <w:sz w:val="22"/>
-                <w:szCs w:val="22"/>
-                <w:color w:val="000000"/>
-              </w:rPr>
-              <w:t xml:space="preserve">5.957</w:t>
-            </w:r>
-          </w:p>
-        </w:tc>
-        <w:tc>
-          <w:tcPr>
-            <w:tcBorders>
-              <w:bottom w:val="none" w:sz="0" w:space="0" w:color="000000"/>
-              <w:top w:val="none" w:sz="0" w:space="0" w:color="000000"/>
-              <w:left w:val="none" w:sz="0" w:space="0" w:color="000000"/>
-              <w:right w:val="none" w:sz="0" w:space="0" w:color="000000"/>
-            </w:tcBorders>
-            <w:shd w:val="clear" w:color="auto" w:fill="FFFFFF"/>
-            <w:tcMar>
-              <w:top w:w="0" w:type="dxa"/>
-              <w:bottom w:w="0" w:type="dxa"/>
-              <w:left w:w="0" w:type="dxa"/>
-              <w:right w:w="0" w:type="dxa"/>
-            </w:tcMar>
-            <w:vAlign w:val="center"/>
-          </w:tcPr>
-          <w:p>
-            <w:pPr>
-              <w:pStyle w:val="Normal"/>
-              <w:jc w:val="right"/>
-              <w:pBdr>
-                <w:bottom w:val="none" w:sz="0" w:space="0" w:color="000000"/>
-                <w:top w:val="none" w:sz="0" w:space="0" w:color="000000"/>
-                <w:left w:val="none" w:sz="0" w:space="0" w:color="000000"/>
-                <w:right w:val="none" w:sz="0" w:space="0" w:color="000000"/>
-              </w:pBdr>
-              <w:spacing w:after="100" w:before="100" w:line="240"/>
-              <w:ind w:left="100" w:right="100" w:firstLine="0" w:firstLineChars="0"/>
-              <w:rPr>
-                <w:rFonts w:ascii="Arial" w:hAnsi="Arial" w:eastAsia="Arial" w:cs="Arial"/>
-                <w:i w:val="false"/>
-                <w:b w:val="false"/>
-                <w:u w:val="none"/>
-                <w:strike w:val="false"/>
-                <w:sz w:val="22"/>
-                <w:szCs w:val="22"/>
-                <w:color w:val="000000"/>
-              </w:rPr>
-            </w:pPr>
-            <w:r>
-              <w:rPr>
-                <w:rFonts w:ascii="Arial" w:hAnsi="Arial" w:eastAsia="Arial" w:cs="Arial"/>
-                <w:i w:val="false"/>
-                <w:b w:val="false"/>
-                <w:u w:val="none"/>
-                <w:strike w:val="false"/>
-                <w:sz w:val="22"/>
-                <w:szCs w:val="22"/>
-                <w:color w:val="000000"/>
-              </w:rPr>
-              <w:t xml:space="preserve">4.807</w:t>
-            </w:r>
-          </w:p>
-        </w:tc>
-        <w:tc>
-          <w:tcPr>
-            <w:tcBorders>
-              <w:bottom w:val="none" w:sz="0" w:space="0" w:color="000000"/>
-              <w:top w:val="none" w:sz="0" w:space="0" w:color="000000"/>
-              <w:left w:val="none" w:sz="0" w:space="0" w:color="000000"/>
-              <w:right w:val="none" w:sz="0" w:space="0" w:color="000000"/>
-            </w:tcBorders>
-            <w:shd w:val="clear" w:color="auto" w:fill="FFFFFF"/>
-            <w:tcMar>
-              <w:top w:w="0" w:type="dxa"/>
-              <w:bottom w:w="0" w:type="dxa"/>
-              <w:left w:w="0" w:type="dxa"/>
-              <w:right w:w="0" w:type="dxa"/>
-            </w:tcMar>
-            <w:vAlign w:val="center"/>
-          </w:tcPr>
-          <w:p>
-            <w:pPr>
-              <w:pStyle w:val="Normal"/>
-              <w:jc w:val="right"/>
-              <w:pBdr>
-                <w:bottom w:val="none" w:sz="0" w:space="0" w:color="000000"/>
-                <w:top w:val="none" w:sz="0" w:space="0" w:color="000000"/>
-                <w:left w:val="none" w:sz="0" w:space="0" w:color="000000"/>
-                <w:right w:val="none" w:sz="0" w:space="0" w:color="000000"/>
-              </w:pBdr>
-              <w:spacing w:after="100" w:before="100" w:line="240"/>
-              <w:ind w:left="100" w:right="100" w:firstLine="0" w:firstLineChars="0"/>
-              <w:rPr>
-                <w:rFonts w:ascii="Arial" w:hAnsi="Arial" w:eastAsia="Arial" w:cs="Arial"/>
-                <w:i w:val="false"/>
-                <w:b w:val="false"/>
-                <w:u w:val="none"/>
-                <w:strike w:val="false"/>
-                <w:sz w:val="22"/>
-                <w:szCs w:val="22"/>
-                <w:color w:val="000000"/>
-              </w:rPr>
-            </w:pPr>
-            <w:r>
-              <w:rPr>
-                <w:rFonts w:ascii="Arial" w:hAnsi="Arial" w:eastAsia="Arial" w:cs="Arial"/>
-                <w:i w:val="false"/>
-                <w:b w:val="false"/>
-                <w:u w:val="none"/>
-                <w:strike w:val="false"/>
-                <w:sz w:val="22"/>
-                <w:szCs w:val="22"/>
-                <w:color w:val="000000"/>
-              </w:rPr>
-              <w:t xml:space="preserve">7.106</w:t>
-            </w:r>
-          </w:p>
-        </w:tc>
-        <w:tc>
-          <w:tcPr>
-            <w:tcBorders>
-              <w:bottom w:val="none" w:sz="0" w:space="0" w:color="000000"/>
-              <w:top w:val="none" w:sz="0" w:space="0" w:color="000000"/>
-              <w:left w:val="none" w:sz="0" w:space="0" w:color="000000"/>
-              <w:right w:val="none" w:sz="0" w:space="0" w:color="000000"/>
-            </w:tcBorders>
-            <w:shd w:val="clear" w:color="auto" w:fill="FFFFFF"/>
-            <w:tcMar>
-              <w:top w:w="0" w:type="dxa"/>
-              <w:bottom w:w="0" w:type="dxa"/>
-              <w:left w:w="0" w:type="dxa"/>
-              <w:right w:w="0" w:type="dxa"/>
-            </w:tcMar>
-            <w:vAlign w:val="center"/>
-          </w:tcPr>
-          <w:p>
-            <w:pPr>
-              <w:pStyle w:val="Normal"/>
-              <w:jc w:val="right"/>
-              <w:pBdr>
-                <w:bottom w:val="none" w:sz="0" w:space="0" w:color="000000"/>
-                <w:top w:val="none" w:sz="0" w:space="0" w:color="000000"/>
-                <w:left w:val="none" w:sz="0" w:space="0" w:color="000000"/>
-                <w:right w:val="none" w:sz="0" w:space="0" w:color="000000"/>
-              </w:pBdr>
-              <w:spacing w:after="100" w:before="100" w:line="240"/>
-              <w:ind w:left="100" w:right="100" w:firstLine="0" w:firstLineChars="0"/>
-              <w:rPr>
-                <w:rFonts w:ascii="Arial" w:hAnsi="Arial" w:eastAsia="Arial" w:cs="Arial"/>
-                <w:i w:val="false"/>
-                <w:b w:val="false"/>
-                <w:u w:val="none"/>
-                <w:strike w:val="false"/>
-                <w:sz w:val="22"/>
-                <w:szCs w:val="22"/>
-                <w:color w:val="000000"/>
-              </w:rPr>
-            </w:pPr>
-            <w:r>
-              <w:rPr>
-                <w:rFonts w:ascii="Arial" w:hAnsi="Arial" w:eastAsia="Arial" w:cs="Arial"/>
-                <w:i w:val="false"/>
-                <w:b w:val="false"/>
-                <w:u w:val="none"/>
-                <w:strike w:val="false"/>
-                <w:sz w:val="22"/>
-                <w:szCs w:val="22"/>
-                <w:color w:val="000000"/>
-              </w:rPr>
-              <w:t xml:space="preserve">0.000</w:t>
+              <w:t xml:space="preserve">D. 2023 frente a 2021</w:t>
+            </w:r>
+          </w:p>
+        </w:tc>
+        <w:tc>
+          <w:tcPr>
+            <w:tcBorders>
+              <w:bottom w:val="none" w:sz="0" w:space="0" w:color="000000"/>
+              <w:top w:val="none" w:sz="0" w:space="0" w:color="000000"/>
+              <w:left w:val="none" w:sz="0" w:space="0" w:color="000000"/>
+              <w:right w:val="none" w:sz="0" w:space="0" w:color="000000"/>
+            </w:tcBorders>
+            <w:shd w:val="clear" w:color="auto" w:fill="FFFFFF"/>
+            <w:tcMar>
+              <w:top w:w="0" w:type="dxa"/>
+              <w:bottom w:w="0" w:type="dxa"/>
+              <w:left w:w="0" w:type="dxa"/>
+              <w:right w:w="0" w:type="dxa"/>
+            </w:tcMar>
+            <w:vAlign w:val="center"/>
+          </w:tcPr>
+          <w:p>
+            <w:pPr>
+              <w:pStyle w:val="Normal"/>
+              <w:jc w:val="right"/>
+              <w:pBdr>
+                <w:bottom w:val="none" w:sz="0" w:space="0" w:color="000000"/>
+                <w:top w:val="none" w:sz="0" w:space="0" w:color="000000"/>
+                <w:left w:val="none" w:sz="0" w:space="0" w:color="000000"/>
+                <w:right w:val="none" w:sz="0" w:space="0" w:color="000000"/>
+              </w:pBdr>
+              <w:spacing w:after="100" w:before="100" w:line="240"/>
+              <w:ind w:left="100" w:right="100" w:firstLine="0" w:firstLineChars="0"/>
+              <w:rPr>
+                <w:rFonts w:ascii="Arial" w:hAnsi="Arial" w:eastAsia="Arial" w:cs="Arial"/>
+                <w:i w:val="false"/>
+                <w:b w:val="false"/>
+                <w:u w:val="none"/>
+                <w:strike w:val="false"/>
+                <w:sz w:val="22"/>
+                <w:szCs w:val="22"/>
+                <w:color w:val="000000"/>
+              </w:rPr>
+            </w:pPr>
+            <w:r>
+              <w:rPr>
+                <w:rFonts w:ascii="Arial" w:hAnsi="Arial" w:eastAsia="Arial" w:cs="Arial"/>
+                <w:i w:val="false"/>
+                <w:b w:val="false"/>
+                <w:u w:val="none"/>
+                <w:strike w:val="false"/>
+                <w:sz w:val="22"/>
+                <w:szCs w:val="22"/>
+                <w:color w:val="000000"/>
+              </w:rPr>
+              <w:t xml:space="preserve">0.483</w:t>
+            </w:r>
+          </w:p>
+        </w:tc>
+        <w:tc>
+          <w:tcPr>
+            <w:tcBorders>
+              <w:bottom w:val="none" w:sz="0" w:space="0" w:color="000000"/>
+              <w:top w:val="none" w:sz="0" w:space="0" w:color="000000"/>
+              <w:left w:val="none" w:sz="0" w:space="0" w:color="000000"/>
+              <w:right w:val="none" w:sz="0" w:space="0" w:color="000000"/>
+            </w:tcBorders>
+            <w:shd w:val="clear" w:color="auto" w:fill="FFFFFF"/>
+            <w:tcMar>
+              <w:top w:w="0" w:type="dxa"/>
+              <w:bottom w:w="0" w:type="dxa"/>
+              <w:left w:w="0" w:type="dxa"/>
+              <w:right w:w="0" w:type="dxa"/>
+            </w:tcMar>
+            <w:vAlign w:val="center"/>
+          </w:tcPr>
+          <w:p>
+            <w:pPr>
+              <w:pStyle w:val="Normal"/>
+              <w:jc w:val="right"/>
+              <w:pBdr>
+                <w:bottom w:val="none" w:sz="0" w:space="0" w:color="000000"/>
+                <w:top w:val="none" w:sz="0" w:space="0" w:color="000000"/>
+                <w:left w:val="none" w:sz="0" w:space="0" w:color="000000"/>
+                <w:right w:val="none" w:sz="0" w:space="0" w:color="000000"/>
+              </w:pBdr>
+              <w:spacing w:after="100" w:before="100" w:line="240"/>
+              <w:ind w:left="100" w:right="100" w:firstLine="0" w:firstLineChars="0"/>
+              <w:rPr>
+                <w:rFonts w:ascii="Arial" w:hAnsi="Arial" w:eastAsia="Arial" w:cs="Arial"/>
+                <w:i w:val="false"/>
+                <w:b w:val="false"/>
+                <w:u w:val="none"/>
+                <w:strike w:val="false"/>
+                <w:sz w:val="22"/>
+                <w:szCs w:val="22"/>
+                <w:color w:val="000000"/>
+              </w:rPr>
+            </w:pPr>
+            <w:r>
+              <w:rPr>
+                <w:rFonts w:ascii="Arial" w:hAnsi="Arial" w:eastAsia="Arial" w:cs="Arial"/>
+                <w:i w:val="false"/>
+                <w:b w:val="false"/>
+                <w:u w:val="none"/>
+                <w:strike w:val="false"/>
+                <w:sz w:val="22"/>
+                <w:szCs w:val="22"/>
+                <w:color w:val="000000"/>
+              </w:rPr>
+              <w:t xml:space="preserve">-0.799</w:t>
+            </w:r>
+          </w:p>
+        </w:tc>
+        <w:tc>
+          <w:tcPr>
+            <w:tcBorders>
+              <w:bottom w:val="none" w:sz="0" w:space="0" w:color="000000"/>
+              <w:top w:val="none" w:sz="0" w:space="0" w:color="000000"/>
+              <w:left w:val="none" w:sz="0" w:space="0" w:color="000000"/>
+              <w:right w:val="none" w:sz="0" w:space="0" w:color="000000"/>
+            </w:tcBorders>
+            <w:shd w:val="clear" w:color="auto" w:fill="FFFFFF"/>
+            <w:tcMar>
+              <w:top w:w="0" w:type="dxa"/>
+              <w:bottom w:w="0" w:type="dxa"/>
+              <w:left w:w="0" w:type="dxa"/>
+              <w:right w:w="0" w:type="dxa"/>
+            </w:tcMar>
+            <w:vAlign w:val="center"/>
+          </w:tcPr>
+          <w:p>
+            <w:pPr>
+              <w:pStyle w:val="Normal"/>
+              <w:jc w:val="right"/>
+              <w:pBdr>
+                <w:bottom w:val="none" w:sz="0" w:space="0" w:color="000000"/>
+                <w:top w:val="none" w:sz="0" w:space="0" w:color="000000"/>
+                <w:left w:val="none" w:sz="0" w:space="0" w:color="000000"/>
+                <w:right w:val="none" w:sz="0" w:space="0" w:color="000000"/>
+              </w:pBdr>
+              <w:spacing w:after="100" w:before="100" w:line="240"/>
+              <w:ind w:left="100" w:right="100" w:firstLine="0" w:firstLineChars="0"/>
+              <w:rPr>
+                <w:rFonts w:ascii="Arial" w:hAnsi="Arial" w:eastAsia="Arial" w:cs="Arial"/>
+                <w:i w:val="false"/>
+                <w:b w:val="false"/>
+                <w:u w:val="none"/>
+                <w:strike w:val="false"/>
+                <w:sz w:val="22"/>
+                <w:szCs w:val="22"/>
+                <w:color w:val="000000"/>
+              </w:rPr>
+            </w:pPr>
+            <w:r>
+              <w:rPr>
+                <w:rFonts w:ascii="Arial" w:hAnsi="Arial" w:eastAsia="Arial" w:cs="Arial"/>
+                <w:i w:val="false"/>
+                <w:b w:val="false"/>
+                <w:u w:val="none"/>
+                <w:strike w:val="false"/>
+                <w:sz w:val="22"/>
+                <w:szCs w:val="22"/>
+                <w:color w:val="000000"/>
+              </w:rPr>
+              <w:t xml:space="preserve">1.766</w:t>
+            </w:r>
+          </w:p>
+        </w:tc>
+        <w:tc>
+          <w:tcPr>
+            <w:tcBorders>
+              <w:bottom w:val="none" w:sz="0" w:space="0" w:color="000000"/>
+              <w:top w:val="none" w:sz="0" w:space="0" w:color="000000"/>
+              <w:left w:val="none" w:sz="0" w:space="0" w:color="000000"/>
+              <w:right w:val="none" w:sz="0" w:space="0" w:color="000000"/>
+            </w:tcBorders>
+            <w:shd w:val="clear" w:color="auto" w:fill="FFFFFF"/>
+            <w:tcMar>
+              <w:top w:w="0" w:type="dxa"/>
+              <w:bottom w:w="0" w:type="dxa"/>
+              <w:left w:w="0" w:type="dxa"/>
+              <w:right w:w="0" w:type="dxa"/>
+            </w:tcMar>
+            <w:vAlign w:val="center"/>
+          </w:tcPr>
+          <w:p>
+            <w:pPr>
+              <w:pStyle w:val="Normal"/>
+              <w:jc w:val="right"/>
+              <w:pBdr>
+                <w:bottom w:val="none" w:sz="0" w:space="0" w:color="000000"/>
+                <w:top w:val="none" w:sz="0" w:space="0" w:color="000000"/>
+                <w:left w:val="none" w:sz="0" w:space="0" w:color="000000"/>
+                <w:right w:val="none" w:sz="0" w:space="0" w:color="000000"/>
+              </w:pBdr>
+              <w:spacing w:after="100" w:before="100" w:line="240"/>
+              <w:ind w:left="100" w:right="100" w:firstLine="0" w:firstLineChars="0"/>
+              <w:rPr>
+                <w:rFonts w:ascii="Arial" w:hAnsi="Arial" w:eastAsia="Arial" w:cs="Arial"/>
+                <w:i w:val="false"/>
+                <w:b w:val="false"/>
+                <w:u w:val="none"/>
+                <w:strike w:val="false"/>
+                <w:sz w:val="22"/>
+                <w:szCs w:val="22"/>
+                <w:color w:val="000000"/>
+              </w:rPr>
+            </w:pPr>
+            <w:r>
+              <w:rPr>
+                <w:rFonts w:ascii="Arial" w:hAnsi="Arial" w:eastAsia="Arial" w:cs="Arial"/>
+                <w:i w:val="false"/>
+                <w:b w:val="false"/>
+                <w:u w:val="none"/>
+                <w:strike w:val="false"/>
+                <w:sz w:val="22"/>
+                <w:szCs w:val="22"/>
+                <w:color w:val="000000"/>
+              </w:rPr>
+              <w:t xml:space="preserve">0.460</w:t>
             </w:r>
           </w:p>
         </w:tc>
@@ -4431,117 +4431,117 @@
                 <w:szCs w:val="22"/>
                 <w:color w:val="000000"/>
               </w:rPr>
-              <w:t xml:space="preserve">***</w:t>
-            </w:r>
-          </w:p>
-        </w:tc>
-        <w:tc>
-          <w:tcPr>
-            <w:tcBorders>
-              <w:bottom w:val="none" w:sz="0" w:space="0" w:color="000000"/>
-              <w:top w:val="none" w:sz="0" w:space="0" w:color="000000"/>
-              <w:left w:val="none" w:sz="0" w:space="0" w:color="000000"/>
-              <w:right w:val="none" w:sz="0" w:space="0" w:color="000000"/>
-            </w:tcBorders>
-            <w:shd w:val="clear" w:color="auto" w:fill="FFFFFF"/>
-            <w:tcMar>
-              <w:top w:w="0" w:type="dxa"/>
-              <w:bottom w:w="0" w:type="dxa"/>
-              <w:left w:w="0" w:type="dxa"/>
-              <w:right w:w="0" w:type="dxa"/>
-            </w:tcMar>
-            <w:vAlign w:val="center"/>
-          </w:tcPr>
-          <w:p>
-            <w:pPr>
-              <w:pStyle w:val="Normal"/>
-              <w:jc w:val="right"/>
-              <w:pBdr>
-                <w:bottom w:val="none" w:sz="0" w:space="0" w:color="000000"/>
-                <w:top w:val="none" w:sz="0" w:space="0" w:color="000000"/>
-                <w:left w:val="none" w:sz="0" w:space="0" w:color="000000"/>
-                <w:right w:val="none" w:sz="0" w:space="0" w:color="000000"/>
-              </w:pBdr>
-              <w:spacing w:after="100" w:before="100" w:line="240"/>
-              <w:ind w:left="100" w:right="100" w:firstLine="0" w:firstLineChars="0"/>
-              <w:rPr>
-                <w:rFonts w:ascii="Arial" w:hAnsi="Arial" w:eastAsia="Arial" w:cs="Arial"/>
-                <w:i w:val="false"/>
-                <w:b w:val="false"/>
-                <w:u w:val="none"/>
-                <w:strike w:val="false"/>
-                <w:sz w:val="22"/>
-                <w:szCs w:val="22"/>
-                <w:color w:val="000000"/>
-              </w:rPr>
-            </w:pPr>
-            <w:r>
-              <w:rPr>
-                <w:rFonts w:ascii="Arial" w:hAnsi="Arial" w:eastAsia="Arial" w:cs="Arial"/>
-                <w:i w:val="false"/>
-                <w:b w:val="false"/>
-                <w:u w:val="none"/>
-                <w:strike w:val="false"/>
-                <w:sz w:val="22"/>
-                <w:szCs w:val="22"/>
-                <w:color w:val="000000"/>
-              </w:rPr>
-              <w:t xml:space="preserve">0.000</w:t>
-            </w:r>
-          </w:p>
-        </w:tc>
-        <w:tc>
-          <w:tcPr>
-            <w:tcBorders>
-              <w:bottom w:val="none" w:sz="0" w:space="0" w:color="000000"/>
-              <w:top w:val="none" w:sz="0" w:space="0" w:color="000000"/>
-              <w:left w:val="none" w:sz="0" w:space="0" w:color="000000"/>
-              <w:right w:val="none" w:sz="0" w:space="0" w:color="000000"/>
-            </w:tcBorders>
-            <w:shd w:val="clear" w:color="auto" w:fill="FFFFFF"/>
-            <w:tcMar>
-              <w:top w:w="0" w:type="dxa"/>
-              <w:bottom w:w="0" w:type="dxa"/>
-              <w:left w:w="0" w:type="dxa"/>
-              <w:right w:w="0" w:type="dxa"/>
-            </w:tcMar>
-            <w:vAlign w:val="center"/>
-          </w:tcPr>
-          <w:p>
-            <w:pPr>
-              <w:pStyle w:val="Normal"/>
-              <w:jc w:val="right"/>
-              <w:pBdr>
-                <w:bottom w:val="none" w:sz="0" w:space="0" w:color="000000"/>
-                <w:top w:val="none" w:sz="0" w:space="0" w:color="000000"/>
-                <w:left w:val="none" w:sz="0" w:space="0" w:color="000000"/>
-                <w:right w:val="none" w:sz="0" w:space="0" w:color="000000"/>
-              </w:pBdr>
-              <w:spacing w:after="100" w:before="100" w:line="240"/>
-              <w:ind w:left="100" w:right="100" w:firstLine="0" w:firstLineChars="0"/>
-              <w:rPr>
-                <w:rFonts w:ascii="Arial" w:hAnsi="Arial" w:eastAsia="Arial" w:cs="Arial"/>
-                <w:i w:val="false"/>
-                <w:b w:val="false"/>
-                <w:u w:val="none"/>
-                <w:strike w:val="false"/>
-                <w:sz w:val="22"/>
-                <w:szCs w:val="22"/>
-                <w:color w:val="000000"/>
-              </w:rPr>
-            </w:pPr>
-            <w:r>
-              <w:rPr>
-                <w:rFonts w:ascii="Arial" w:hAnsi="Arial" w:eastAsia="Arial" w:cs="Arial"/>
-                <w:i w:val="false"/>
-                <w:b w:val="false"/>
-                <w:u w:val="none"/>
-                <w:strike w:val="false"/>
-                <w:sz w:val="22"/>
-                <w:szCs w:val="22"/>
-                <w:color w:val="000000"/>
-              </w:rPr>
-              <w:t xml:space="preserve">50,184</w:t>
+              <w:t xml:space="preserve"/>
+            </w:r>
+          </w:p>
+        </w:tc>
+        <w:tc>
+          <w:tcPr>
+            <w:tcBorders>
+              <w:bottom w:val="none" w:sz="0" w:space="0" w:color="000000"/>
+              <w:top w:val="none" w:sz="0" w:space="0" w:color="000000"/>
+              <w:left w:val="none" w:sz="0" w:space="0" w:color="000000"/>
+              <w:right w:val="none" w:sz="0" w:space="0" w:color="000000"/>
+            </w:tcBorders>
+            <w:shd w:val="clear" w:color="auto" w:fill="FFFFFF"/>
+            <w:tcMar>
+              <w:top w:w="0" w:type="dxa"/>
+              <w:bottom w:w="0" w:type="dxa"/>
+              <w:left w:w="0" w:type="dxa"/>
+              <w:right w:w="0" w:type="dxa"/>
+            </w:tcMar>
+            <w:vAlign w:val="center"/>
+          </w:tcPr>
+          <w:p>
+            <w:pPr>
+              <w:pStyle w:val="Normal"/>
+              <w:jc w:val="right"/>
+              <w:pBdr>
+                <w:bottom w:val="none" w:sz="0" w:space="0" w:color="000000"/>
+                <w:top w:val="none" w:sz="0" w:space="0" w:color="000000"/>
+                <w:left w:val="none" w:sz="0" w:space="0" w:color="000000"/>
+                <w:right w:val="none" w:sz="0" w:space="0" w:color="000000"/>
+              </w:pBdr>
+              <w:spacing w:after="100" w:before="100" w:line="240"/>
+              <w:ind w:left="100" w:right="100" w:firstLine="0" w:firstLineChars="0"/>
+              <w:rPr>
+                <w:rFonts w:ascii="Arial" w:hAnsi="Arial" w:eastAsia="Arial" w:cs="Arial"/>
+                <w:i w:val="false"/>
+                <w:b w:val="false"/>
+                <w:u w:val="none"/>
+                <w:strike w:val="false"/>
+                <w:sz w:val="22"/>
+                <w:szCs w:val="22"/>
+                <w:color w:val="000000"/>
+              </w:rPr>
+            </w:pPr>
+            <w:r>
+              <w:rPr>
+                <w:rFonts w:ascii="Arial" w:hAnsi="Arial" w:eastAsia="Arial" w:cs="Arial"/>
+                <w:i w:val="false"/>
+                <w:b w:val="false"/>
+                <w:u w:val="none"/>
+                <w:strike w:val="false"/>
+                <w:sz w:val="22"/>
+                <w:szCs w:val="22"/>
+                <w:color w:val="000000"/>
+              </w:rPr>
+              <w:t xml:space="preserve">0.011</w:t>
+            </w:r>
+          </w:p>
+        </w:tc>
+        <w:tc>
+          <w:tcPr>
+            <w:tcBorders>
+              <w:bottom w:val="none" w:sz="0" w:space="0" w:color="000000"/>
+              <w:top w:val="none" w:sz="0" w:space="0" w:color="000000"/>
+              <w:left w:val="none" w:sz="0" w:space="0" w:color="000000"/>
+              <w:right w:val="none" w:sz="0" w:space="0" w:color="000000"/>
+            </w:tcBorders>
+            <w:shd w:val="clear" w:color="auto" w:fill="FFFFFF"/>
+            <w:tcMar>
+              <w:top w:w="0" w:type="dxa"/>
+              <w:bottom w:w="0" w:type="dxa"/>
+              <w:left w:w="0" w:type="dxa"/>
+              <w:right w:w="0" w:type="dxa"/>
+            </w:tcMar>
+            <w:vAlign w:val="center"/>
+          </w:tcPr>
+          <w:p>
+            <w:pPr>
+              <w:pStyle w:val="Normal"/>
+              <w:jc w:val="right"/>
+              <w:pBdr>
+                <w:bottom w:val="none" w:sz="0" w:space="0" w:color="000000"/>
+                <w:top w:val="none" w:sz="0" w:space="0" w:color="000000"/>
+                <w:left w:val="none" w:sz="0" w:space="0" w:color="000000"/>
+                <w:right w:val="none" w:sz="0" w:space="0" w:color="000000"/>
+              </w:pBdr>
+              <w:spacing w:after="100" w:before="100" w:line="240"/>
+              <w:ind w:left="100" w:right="100" w:firstLine="0" w:firstLineChars="0"/>
+              <w:rPr>
+                <w:rFonts w:ascii="Arial" w:hAnsi="Arial" w:eastAsia="Arial" w:cs="Arial"/>
+                <w:i w:val="false"/>
+                <w:b w:val="false"/>
+                <w:u w:val="none"/>
+                <w:strike w:val="false"/>
+                <w:sz w:val="22"/>
+                <w:szCs w:val="22"/>
+                <w:color w:val="000000"/>
+              </w:rPr>
+            </w:pPr>
+            <w:r>
+              <w:rPr>
+                <w:rFonts w:ascii="Arial" w:hAnsi="Arial" w:eastAsia="Arial" w:cs="Arial"/>
+                <w:i w:val="false"/>
+                <w:b w:val="false"/>
+                <w:u w:val="none"/>
+                <w:strike w:val="false"/>
+                <w:sz w:val="22"/>
+                <w:szCs w:val="22"/>
+                <w:color w:val="000000"/>
+              </w:rPr>
+              <w:t xml:space="preserve">53,985</w:t>
             </w:r>
           </w:p>
         </w:tc>
@@ -4656,172 +4656,172 @@
                 <w:szCs w:val="22"/>
                 <w:color w:val="000000"/>
               </w:rPr>
-              <w:t xml:space="preserve">C. DiD simple (promedio post - pre)</w:t>
-            </w:r>
-          </w:p>
-        </w:tc>
-        <w:tc>
-          <w:tcPr>
-            <w:tcBorders>
-              <w:bottom w:val="none" w:sz="0" w:space="0" w:color="000000"/>
-              <w:top w:val="none" w:sz="0" w:space="0" w:color="000000"/>
-              <w:left w:val="none" w:sz="0" w:space="0" w:color="000000"/>
-              <w:right w:val="none" w:sz="0" w:space="0" w:color="000000"/>
-            </w:tcBorders>
-            <w:shd w:val="clear" w:color="auto" w:fill="FFFFFF"/>
-            <w:tcMar>
-              <w:top w:w="0" w:type="dxa"/>
-              <w:bottom w:w="0" w:type="dxa"/>
-              <w:left w:w="0" w:type="dxa"/>
-              <w:right w:w="0" w:type="dxa"/>
-            </w:tcMar>
-            <w:vAlign w:val="center"/>
-          </w:tcPr>
-          <w:p>
-            <w:pPr>
-              <w:pStyle w:val="Normal"/>
-              <w:jc w:val="right"/>
-              <w:pBdr>
-                <w:bottom w:val="none" w:sz="0" w:space="0" w:color="000000"/>
-                <w:top w:val="none" w:sz="0" w:space="0" w:color="000000"/>
-                <w:left w:val="none" w:sz="0" w:space="0" w:color="000000"/>
-                <w:right w:val="none" w:sz="0" w:space="0" w:color="000000"/>
-              </w:pBdr>
-              <w:spacing w:after="100" w:before="100" w:line="240"/>
-              <w:ind w:left="100" w:right="100" w:firstLine="0" w:firstLineChars="0"/>
-              <w:rPr>
-                <w:rFonts w:ascii="Arial" w:hAnsi="Arial" w:eastAsia="Arial" w:cs="Arial"/>
-                <w:i w:val="false"/>
-                <w:b w:val="false"/>
-                <w:u w:val="none"/>
-                <w:strike w:val="false"/>
-                <w:sz w:val="22"/>
-                <w:szCs w:val="22"/>
-                <w:color w:val="000000"/>
-              </w:rPr>
-            </w:pPr>
-            <w:r>
-              <w:rPr>
-                <w:rFonts w:ascii="Arial" w:hAnsi="Arial" w:eastAsia="Arial" w:cs="Arial"/>
-                <w:i w:val="false"/>
-                <w:b w:val="false"/>
-                <w:u w:val="none"/>
-                <w:strike w:val="false"/>
-                <w:sz w:val="22"/>
-                <w:szCs w:val="22"/>
-                <w:color w:val="000000"/>
-              </w:rPr>
-              <w:t xml:space="preserve">-2.446</w:t>
-            </w:r>
-          </w:p>
-        </w:tc>
-        <w:tc>
-          <w:tcPr>
-            <w:tcBorders>
-              <w:bottom w:val="none" w:sz="0" w:space="0" w:color="000000"/>
-              <w:top w:val="none" w:sz="0" w:space="0" w:color="000000"/>
-              <w:left w:val="none" w:sz="0" w:space="0" w:color="000000"/>
-              <w:right w:val="none" w:sz="0" w:space="0" w:color="000000"/>
-            </w:tcBorders>
-            <w:shd w:val="clear" w:color="auto" w:fill="FFFFFF"/>
-            <w:tcMar>
-              <w:top w:w="0" w:type="dxa"/>
-              <w:bottom w:w="0" w:type="dxa"/>
-              <w:left w:w="0" w:type="dxa"/>
-              <w:right w:w="0" w:type="dxa"/>
-            </w:tcMar>
-            <w:vAlign w:val="center"/>
-          </w:tcPr>
-          <w:p>
-            <w:pPr>
-              <w:pStyle w:val="Normal"/>
-              <w:jc w:val="right"/>
-              <w:pBdr>
-                <w:bottom w:val="none" w:sz="0" w:space="0" w:color="000000"/>
-                <w:top w:val="none" w:sz="0" w:space="0" w:color="000000"/>
-                <w:left w:val="none" w:sz="0" w:space="0" w:color="000000"/>
-                <w:right w:val="none" w:sz="0" w:space="0" w:color="000000"/>
-              </w:pBdr>
-              <w:spacing w:after="100" w:before="100" w:line="240"/>
-              <w:ind w:left="100" w:right="100" w:firstLine="0" w:firstLineChars="0"/>
-              <w:rPr>
-                <w:rFonts w:ascii="Arial" w:hAnsi="Arial" w:eastAsia="Arial" w:cs="Arial"/>
-                <w:i w:val="false"/>
-                <w:b w:val="false"/>
-                <w:u w:val="none"/>
-                <w:strike w:val="false"/>
-                <w:sz w:val="22"/>
-                <w:szCs w:val="22"/>
-                <w:color w:val="000000"/>
-              </w:rPr>
-            </w:pPr>
-            <w:r>
-              <w:rPr>
-                <w:rFonts w:ascii="Arial" w:hAnsi="Arial" w:eastAsia="Arial" w:cs="Arial"/>
-                <w:i w:val="false"/>
-                <w:b w:val="false"/>
-                <w:u w:val="none"/>
-                <w:strike w:val="false"/>
-                <w:sz w:val="22"/>
-                <w:szCs w:val="22"/>
-                <w:color w:val="000000"/>
-              </w:rPr>
-              <w:t xml:space="preserve">-3.199</w:t>
-            </w:r>
-          </w:p>
-        </w:tc>
-        <w:tc>
-          <w:tcPr>
-            <w:tcBorders>
-              <w:bottom w:val="none" w:sz="0" w:space="0" w:color="000000"/>
-              <w:top w:val="none" w:sz="0" w:space="0" w:color="000000"/>
-              <w:left w:val="none" w:sz="0" w:space="0" w:color="000000"/>
-              <w:right w:val="none" w:sz="0" w:space="0" w:color="000000"/>
-            </w:tcBorders>
-            <w:shd w:val="clear" w:color="auto" w:fill="FFFFFF"/>
-            <w:tcMar>
-              <w:top w:w="0" w:type="dxa"/>
-              <w:bottom w:w="0" w:type="dxa"/>
-              <w:left w:w="0" w:type="dxa"/>
-              <w:right w:w="0" w:type="dxa"/>
-            </w:tcMar>
-            <w:vAlign w:val="center"/>
-          </w:tcPr>
-          <w:p>
-            <w:pPr>
-              <w:pStyle w:val="Normal"/>
-              <w:jc w:val="right"/>
-              <w:pBdr>
-                <w:bottom w:val="none" w:sz="0" w:space="0" w:color="000000"/>
-                <w:top w:val="none" w:sz="0" w:space="0" w:color="000000"/>
-                <w:left w:val="none" w:sz="0" w:space="0" w:color="000000"/>
-                <w:right w:val="none" w:sz="0" w:space="0" w:color="000000"/>
-              </w:pBdr>
-              <w:spacing w:after="100" w:before="100" w:line="240"/>
-              <w:ind w:left="100" w:right="100" w:firstLine="0" w:firstLineChars="0"/>
-              <w:rPr>
-                <w:rFonts w:ascii="Arial" w:hAnsi="Arial" w:eastAsia="Arial" w:cs="Arial"/>
-                <w:i w:val="false"/>
-                <w:b w:val="false"/>
-                <w:u w:val="none"/>
-                <w:strike w:val="false"/>
-                <w:sz w:val="22"/>
-                <w:szCs w:val="22"/>
-                <w:color w:val="000000"/>
-              </w:rPr>
-            </w:pPr>
-            <w:r>
-              <w:rPr>
-                <w:rFonts w:ascii="Arial" w:hAnsi="Arial" w:eastAsia="Arial" w:cs="Arial"/>
-                <w:i w:val="false"/>
-                <w:b w:val="false"/>
-                <w:u w:val="none"/>
-                <w:strike w:val="false"/>
-                <w:sz w:val="22"/>
-                <w:szCs w:val="22"/>
-                <w:color w:val="000000"/>
-              </w:rPr>
-              <w:t xml:space="preserve">-1.693</w:t>
+              <w:t xml:space="preserve">A. Cambio 2022 -&gt; 2023</w:t>
+            </w:r>
+          </w:p>
+        </w:tc>
+        <w:tc>
+          <w:tcPr>
+            <w:tcBorders>
+              <w:bottom w:val="none" w:sz="0" w:space="0" w:color="000000"/>
+              <w:top w:val="none" w:sz="0" w:space="0" w:color="000000"/>
+              <w:left w:val="none" w:sz="0" w:space="0" w:color="000000"/>
+              <w:right w:val="none" w:sz="0" w:space="0" w:color="000000"/>
+            </w:tcBorders>
+            <w:shd w:val="clear" w:color="auto" w:fill="FFFFFF"/>
+            <w:tcMar>
+              <w:top w:w="0" w:type="dxa"/>
+              <w:bottom w:w="0" w:type="dxa"/>
+              <w:left w:w="0" w:type="dxa"/>
+              <w:right w:w="0" w:type="dxa"/>
+            </w:tcMar>
+            <w:vAlign w:val="center"/>
+          </w:tcPr>
+          <w:p>
+            <w:pPr>
+              <w:pStyle w:val="Normal"/>
+              <w:jc w:val="right"/>
+              <w:pBdr>
+                <w:bottom w:val="none" w:sz="0" w:space="0" w:color="000000"/>
+                <w:top w:val="none" w:sz="0" w:space="0" w:color="000000"/>
+                <w:left w:val="none" w:sz="0" w:space="0" w:color="000000"/>
+                <w:right w:val="none" w:sz="0" w:space="0" w:color="000000"/>
+              </w:pBdr>
+              <w:spacing w:after="100" w:before="100" w:line="240"/>
+              <w:ind w:left="100" w:right="100" w:firstLine="0" w:firstLineChars="0"/>
+              <w:rPr>
+                <w:rFonts w:ascii="Arial" w:hAnsi="Arial" w:eastAsia="Arial" w:cs="Arial"/>
+                <w:i w:val="false"/>
+                <w:b w:val="false"/>
+                <w:u w:val="none"/>
+                <w:strike w:val="false"/>
+                <w:sz w:val="22"/>
+                <w:szCs w:val="22"/>
+                <w:color w:val="000000"/>
+              </w:rPr>
+            </w:pPr>
+            <w:r>
+              <w:rPr>
+                <w:rFonts w:ascii="Arial" w:hAnsi="Arial" w:eastAsia="Arial" w:cs="Arial"/>
+                <w:i w:val="false"/>
+                <w:b w:val="false"/>
+                <w:u w:val="none"/>
+                <w:strike w:val="false"/>
+                <w:sz w:val="22"/>
+                <w:szCs w:val="22"/>
+                <w:color w:val="000000"/>
+              </w:rPr>
+              <w:t xml:space="preserve">3.548</w:t>
+            </w:r>
+          </w:p>
+        </w:tc>
+        <w:tc>
+          <w:tcPr>
+            <w:tcBorders>
+              <w:bottom w:val="none" w:sz="0" w:space="0" w:color="000000"/>
+              <w:top w:val="none" w:sz="0" w:space="0" w:color="000000"/>
+              <w:left w:val="none" w:sz="0" w:space="0" w:color="000000"/>
+              <w:right w:val="none" w:sz="0" w:space="0" w:color="000000"/>
+            </w:tcBorders>
+            <w:shd w:val="clear" w:color="auto" w:fill="FFFFFF"/>
+            <w:tcMar>
+              <w:top w:w="0" w:type="dxa"/>
+              <w:bottom w:w="0" w:type="dxa"/>
+              <w:left w:w="0" w:type="dxa"/>
+              <w:right w:w="0" w:type="dxa"/>
+            </w:tcMar>
+            <w:vAlign w:val="center"/>
+          </w:tcPr>
+          <w:p>
+            <w:pPr>
+              <w:pStyle w:val="Normal"/>
+              <w:jc w:val="right"/>
+              <w:pBdr>
+                <w:bottom w:val="none" w:sz="0" w:space="0" w:color="000000"/>
+                <w:top w:val="none" w:sz="0" w:space="0" w:color="000000"/>
+                <w:left w:val="none" w:sz="0" w:space="0" w:color="000000"/>
+                <w:right w:val="none" w:sz="0" w:space="0" w:color="000000"/>
+              </w:pBdr>
+              <w:spacing w:after="100" w:before="100" w:line="240"/>
+              <w:ind w:left="100" w:right="100" w:firstLine="0" w:firstLineChars="0"/>
+              <w:rPr>
+                <w:rFonts w:ascii="Arial" w:hAnsi="Arial" w:eastAsia="Arial" w:cs="Arial"/>
+                <w:i w:val="false"/>
+                <w:b w:val="false"/>
+                <w:u w:val="none"/>
+                <w:strike w:val="false"/>
+                <w:sz w:val="22"/>
+                <w:szCs w:val="22"/>
+                <w:color w:val="000000"/>
+              </w:rPr>
+            </w:pPr>
+            <w:r>
+              <w:rPr>
+                <w:rFonts w:ascii="Arial" w:hAnsi="Arial" w:eastAsia="Arial" w:cs="Arial"/>
+                <w:i w:val="false"/>
+                <w:b w:val="false"/>
+                <w:u w:val="none"/>
+                <w:strike w:val="false"/>
+                <w:sz w:val="22"/>
+                <w:szCs w:val="22"/>
+                <w:color w:val="000000"/>
+              </w:rPr>
+              <w:t xml:space="preserve">2.597</w:t>
+            </w:r>
+          </w:p>
+        </w:tc>
+        <w:tc>
+          <w:tcPr>
+            <w:tcBorders>
+              <w:bottom w:val="none" w:sz="0" w:space="0" w:color="000000"/>
+              <w:top w:val="none" w:sz="0" w:space="0" w:color="000000"/>
+              <w:left w:val="none" w:sz="0" w:space="0" w:color="000000"/>
+              <w:right w:val="none" w:sz="0" w:space="0" w:color="000000"/>
+            </w:tcBorders>
+            <w:shd w:val="clear" w:color="auto" w:fill="FFFFFF"/>
+            <w:tcMar>
+              <w:top w:w="0" w:type="dxa"/>
+              <w:bottom w:w="0" w:type="dxa"/>
+              <w:left w:w="0" w:type="dxa"/>
+              <w:right w:w="0" w:type="dxa"/>
+            </w:tcMar>
+            <w:vAlign w:val="center"/>
+          </w:tcPr>
+          <w:p>
+            <w:pPr>
+              <w:pStyle w:val="Normal"/>
+              <w:jc w:val="right"/>
+              <w:pBdr>
+                <w:bottom w:val="none" w:sz="0" w:space="0" w:color="000000"/>
+                <w:top w:val="none" w:sz="0" w:space="0" w:color="000000"/>
+                <w:left w:val="none" w:sz="0" w:space="0" w:color="000000"/>
+                <w:right w:val="none" w:sz="0" w:space="0" w:color="000000"/>
+              </w:pBdr>
+              <w:spacing w:after="100" w:before="100" w:line="240"/>
+              <w:ind w:left="100" w:right="100" w:firstLine="0" w:firstLineChars="0"/>
+              <w:rPr>
+                <w:rFonts w:ascii="Arial" w:hAnsi="Arial" w:eastAsia="Arial" w:cs="Arial"/>
+                <w:i w:val="false"/>
+                <w:b w:val="false"/>
+                <w:u w:val="none"/>
+                <w:strike w:val="false"/>
+                <w:sz w:val="22"/>
+                <w:szCs w:val="22"/>
+                <w:color w:val="000000"/>
+              </w:rPr>
+            </w:pPr>
+            <w:r>
+              <w:rPr>
+                <w:rFonts w:ascii="Arial" w:hAnsi="Arial" w:eastAsia="Arial" w:cs="Arial"/>
+                <w:i w:val="false"/>
+                <w:b w:val="false"/>
+                <w:u w:val="none"/>
+                <w:strike w:val="false"/>
+                <w:sz w:val="22"/>
+                <w:szCs w:val="22"/>
+                <w:color w:val="000000"/>
+              </w:rPr>
+              <w:t xml:space="preserve">4.499</w:t>
             </w:r>
           </w:p>
         </w:tc>
@@ -5101,7 +5101,7 @@
                 <w:szCs w:val="22"/>
                 <w:color w:val="000000"/>
               </w:rPr>
-              <w:t xml:space="preserve">Golpe A (armónica ponderada)</w:t>
+              <w:t xml:space="preserve">Golpe C (nivel salarial, 3 categorías)</w:t>
             </w:r>
           </w:p>
         </w:tc>
@@ -5156,172 +5156,172 @@
                 <w:szCs w:val="22"/>
                 <w:color w:val="000000"/>
               </w:rPr>
-              <w:t xml:space="preserve">A. Cambio 2022 -&gt; 2023</w:t>
-            </w:r>
-          </w:p>
-        </w:tc>
-        <w:tc>
-          <w:tcPr>
-            <w:tcBorders>
-              <w:bottom w:val="none" w:sz="0" w:space="0" w:color="000000"/>
-              <w:top w:val="none" w:sz="0" w:space="0" w:color="000000"/>
-              <w:left w:val="none" w:sz="0" w:space="0" w:color="000000"/>
-              <w:right w:val="none" w:sz="0" w:space="0" w:color="000000"/>
-            </w:tcBorders>
-            <w:shd w:val="clear" w:color="auto" w:fill="FFFFFF"/>
-            <w:tcMar>
-              <w:top w:w="0" w:type="dxa"/>
-              <w:bottom w:w="0" w:type="dxa"/>
-              <w:left w:w="0" w:type="dxa"/>
-              <w:right w:w="0" w:type="dxa"/>
-            </w:tcMar>
-            <w:vAlign w:val="center"/>
-          </w:tcPr>
-          <w:p>
-            <w:pPr>
-              <w:pStyle w:val="Normal"/>
-              <w:jc w:val="right"/>
-              <w:pBdr>
-                <w:bottom w:val="none" w:sz="0" w:space="0" w:color="000000"/>
-                <w:top w:val="none" w:sz="0" w:space="0" w:color="000000"/>
-                <w:left w:val="none" w:sz="0" w:space="0" w:color="000000"/>
-                <w:right w:val="none" w:sz="0" w:space="0" w:color="000000"/>
-              </w:pBdr>
-              <w:spacing w:after="100" w:before="100" w:line="240"/>
-              <w:ind w:left="100" w:right="100" w:firstLine="0" w:firstLineChars="0"/>
-              <w:rPr>
-                <w:rFonts w:ascii="Arial" w:hAnsi="Arial" w:eastAsia="Arial" w:cs="Arial"/>
-                <w:i w:val="false"/>
-                <w:b w:val="false"/>
-                <w:u w:val="none"/>
-                <w:strike w:val="false"/>
-                <w:sz w:val="22"/>
-                <w:szCs w:val="22"/>
-                <w:color w:val="000000"/>
-              </w:rPr>
-            </w:pPr>
-            <w:r>
-              <w:rPr>
-                <w:rFonts w:ascii="Arial" w:hAnsi="Arial" w:eastAsia="Arial" w:cs="Arial"/>
-                <w:i w:val="false"/>
-                <w:b w:val="false"/>
-                <w:u w:val="none"/>
-                <w:strike w:val="false"/>
-                <w:sz w:val="22"/>
-                <w:szCs w:val="22"/>
-                <w:color w:val="000000"/>
-              </w:rPr>
-              <w:t xml:space="preserve">4.765</w:t>
-            </w:r>
-          </w:p>
-        </w:tc>
-        <w:tc>
-          <w:tcPr>
-            <w:tcBorders>
-              <w:bottom w:val="none" w:sz="0" w:space="0" w:color="000000"/>
-              <w:top w:val="none" w:sz="0" w:space="0" w:color="000000"/>
-              <w:left w:val="none" w:sz="0" w:space="0" w:color="000000"/>
-              <w:right w:val="none" w:sz="0" w:space="0" w:color="000000"/>
-            </w:tcBorders>
-            <w:shd w:val="clear" w:color="auto" w:fill="FFFFFF"/>
-            <w:tcMar>
-              <w:top w:w="0" w:type="dxa"/>
-              <w:bottom w:w="0" w:type="dxa"/>
-              <w:left w:w="0" w:type="dxa"/>
-              <w:right w:w="0" w:type="dxa"/>
-            </w:tcMar>
-            <w:vAlign w:val="center"/>
-          </w:tcPr>
-          <w:p>
-            <w:pPr>
-              <w:pStyle w:val="Normal"/>
-              <w:jc w:val="right"/>
-              <w:pBdr>
-                <w:bottom w:val="none" w:sz="0" w:space="0" w:color="000000"/>
-                <w:top w:val="none" w:sz="0" w:space="0" w:color="000000"/>
-                <w:left w:val="none" w:sz="0" w:space="0" w:color="000000"/>
-                <w:right w:val="none" w:sz="0" w:space="0" w:color="000000"/>
-              </w:pBdr>
-              <w:spacing w:after="100" w:before="100" w:line="240"/>
-              <w:ind w:left="100" w:right="100" w:firstLine="0" w:firstLineChars="0"/>
-              <w:rPr>
-                <w:rFonts w:ascii="Arial" w:hAnsi="Arial" w:eastAsia="Arial" w:cs="Arial"/>
-                <w:i w:val="false"/>
-                <w:b w:val="false"/>
-                <w:u w:val="none"/>
-                <w:strike w:val="false"/>
-                <w:sz w:val="22"/>
-                <w:szCs w:val="22"/>
-                <w:color w:val="000000"/>
-              </w:rPr>
-            </w:pPr>
-            <w:r>
-              <w:rPr>
-                <w:rFonts w:ascii="Arial" w:hAnsi="Arial" w:eastAsia="Arial" w:cs="Arial"/>
-                <w:i w:val="false"/>
-                <w:b w:val="false"/>
-                <w:u w:val="none"/>
-                <w:strike w:val="false"/>
-                <w:sz w:val="22"/>
-                <w:szCs w:val="22"/>
-                <w:color w:val="000000"/>
-              </w:rPr>
-              <w:t xml:space="preserve">3.671</w:t>
-            </w:r>
-          </w:p>
-        </w:tc>
-        <w:tc>
-          <w:tcPr>
-            <w:tcBorders>
-              <w:bottom w:val="none" w:sz="0" w:space="0" w:color="000000"/>
-              <w:top w:val="none" w:sz="0" w:space="0" w:color="000000"/>
-              <w:left w:val="none" w:sz="0" w:space="0" w:color="000000"/>
-              <w:right w:val="none" w:sz="0" w:space="0" w:color="000000"/>
-            </w:tcBorders>
-            <w:shd w:val="clear" w:color="auto" w:fill="FFFFFF"/>
-            <w:tcMar>
-              <w:top w:w="0" w:type="dxa"/>
-              <w:bottom w:w="0" w:type="dxa"/>
-              <w:left w:w="0" w:type="dxa"/>
-              <w:right w:w="0" w:type="dxa"/>
-            </w:tcMar>
-            <w:vAlign w:val="center"/>
-          </w:tcPr>
-          <w:p>
-            <w:pPr>
-              <w:pStyle w:val="Normal"/>
-              <w:jc w:val="right"/>
-              <w:pBdr>
-                <w:bottom w:val="none" w:sz="0" w:space="0" w:color="000000"/>
-                <w:top w:val="none" w:sz="0" w:space="0" w:color="000000"/>
-                <w:left w:val="none" w:sz="0" w:space="0" w:color="000000"/>
-                <w:right w:val="none" w:sz="0" w:space="0" w:color="000000"/>
-              </w:pBdr>
-              <w:spacing w:after="100" w:before="100" w:line="240"/>
-              <w:ind w:left="100" w:right="100" w:firstLine="0" w:firstLineChars="0"/>
-              <w:rPr>
-                <w:rFonts w:ascii="Arial" w:hAnsi="Arial" w:eastAsia="Arial" w:cs="Arial"/>
-                <w:i w:val="false"/>
-                <w:b w:val="false"/>
-                <w:u w:val="none"/>
-                <w:strike w:val="false"/>
-                <w:sz w:val="22"/>
-                <w:szCs w:val="22"/>
-                <w:color w:val="000000"/>
-              </w:rPr>
-            </w:pPr>
-            <w:r>
-              <w:rPr>
-                <w:rFonts w:ascii="Arial" w:hAnsi="Arial" w:eastAsia="Arial" w:cs="Arial"/>
-                <w:i w:val="false"/>
-                <w:b w:val="false"/>
-                <w:u w:val="none"/>
-                <w:strike w:val="false"/>
-                <w:sz w:val="22"/>
-                <w:szCs w:val="22"/>
-                <w:color w:val="000000"/>
-              </w:rPr>
-              <w:t xml:space="preserve">5.860</w:t>
+              <w:t xml:space="preserve">B. Salto 2023 ajustado por tendencia previa</w:t>
+            </w:r>
+          </w:p>
+        </w:tc>
+        <w:tc>
+          <w:tcPr>
+            <w:tcBorders>
+              <w:bottom w:val="none" w:sz="0" w:space="0" w:color="000000"/>
+              <w:top w:val="none" w:sz="0" w:space="0" w:color="000000"/>
+              <w:left w:val="none" w:sz="0" w:space="0" w:color="000000"/>
+              <w:right w:val="none" w:sz="0" w:space="0" w:color="000000"/>
+            </w:tcBorders>
+            <w:shd w:val="clear" w:color="auto" w:fill="FFFFFF"/>
+            <w:tcMar>
+              <w:top w:w="0" w:type="dxa"/>
+              <w:bottom w:w="0" w:type="dxa"/>
+              <w:left w:w="0" w:type="dxa"/>
+              <w:right w:w="0" w:type="dxa"/>
+            </w:tcMar>
+            <w:vAlign w:val="center"/>
+          </w:tcPr>
+          <w:p>
+            <w:pPr>
+              <w:pStyle w:val="Normal"/>
+              <w:jc w:val="right"/>
+              <w:pBdr>
+                <w:bottom w:val="none" w:sz="0" w:space="0" w:color="000000"/>
+                <w:top w:val="none" w:sz="0" w:space="0" w:color="000000"/>
+                <w:left w:val="none" w:sz="0" w:space="0" w:color="000000"/>
+                <w:right w:val="none" w:sz="0" w:space="0" w:color="000000"/>
+              </w:pBdr>
+              <w:spacing w:after="100" w:before="100" w:line="240"/>
+              <w:ind w:left="100" w:right="100" w:firstLine="0" w:firstLineChars="0"/>
+              <w:rPr>
+                <w:rFonts w:ascii="Arial" w:hAnsi="Arial" w:eastAsia="Arial" w:cs="Arial"/>
+                <w:i w:val="false"/>
+                <w:b w:val="false"/>
+                <w:u w:val="none"/>
+                <w:strike w:val="false"/>
+                <w:sz w:val="22"/>
+                <w:szCs w:val="22"/>
+                <w:color w:val="000000"/>
+              </w:rPr>
+            </w:pPr>
+            <w:r>
+              <w:rPr>
+                <w:rFonts w:ascii="Arial" w:hAnsi="Arial" w:eastAsia="Arial" w:cs="Arial"/>
+                <w:i w:val="false"/>
+                <w:b w:val="false"/>
+                <w:u w:val="none"/>
+                <w:strike w:val="false"/>
+                <w:sz w:val="22"/>
+                <w:szCs w:val="22"/>
+                <w:color w:val="000000"/>
+              </w:rPr>
+              <w:t xml:space="preserve">4.637</w:t>
+            </w:r>
+          </w:p>
+        </w:tc>
+        <w:tc>
+          <w:tcPr>
+            <w:tcBorders>
+              <w:bottom w:val="none" w:sz="0" w:space="0" w:color="000000"/>
+              <w:top w:val="none" w:sz="0" w:space="0" w:color="000000"/>
+              <w:left w:val="none" w:sz="0" w:space="0" w:color="000000"/>
+              <w:right w:val="none" w:sz="0" w:space="0" w:color="000000"/>
+            </w:tcBorders>
+            <w:shd w:val="clear" w:color="auto" w:fill="FFFFFF"/>
+            <w:tcMar>
+              <w:top w:w="0" w:type="dxa"/>
+              <w:bottom w:w="0" w:type="dxa"/>
+              <w:left w:w="0" w:type="dxa"/>
+              <w:right w:w="0" w:type="dxa"/>
+            </w:tcMar>
+            <w:vAlign w:val="center"/>
+          </w:tcPr>
+          <w:p>
+            <w:pPr>
+              <w:pStyle w:val="Normal"/>
+              <w:jc w:val="right"/>
+              <w:pBdr>
+                <w:bottom w:val="none" w:sz="0" w:space="0" w:color="000000"/>
+                <w:top w:val="none" w:sz="0" w:space="0" w:color="000000"/>
+                <w:left w:val="none" w:sz="0" w:space="0" w:color="000000"/>
+                <w:right w:val="none" w:sz="0" w:space="0" w:color="000000"/>
+              </w:pBdr>
+              <w:spacing w:after="100" w:before="100" w:line="240"/>
+              <w:ind w:left="100" w:right="100" w:firstLine="0" w:firstLineChars="0"/>
+              <w:rPr>
+                <w:rFonts w:ascii="Arial" w:hAnsi="Arial" w:eastAsia="Arial" w:cs="Arial"/>
+                <w:i w:val="false"/>
+                <w:b w:val="false"/>
+                <w:u w:val="none"/>
+                <w:strike w:val="false"/>
+                <w:sz w:val="22"/>
+                <w:szCs w:val="22"/>
+                <w:color w:val="000000"/>
+              </w:rPr>
+            </w:pPr>
+            <w:r>
+              <w:rPr>
+                <w:rFonts w:ascii="Arial" w:hAnsi="Arial" w:eastAsia="Arial" w:cs="Arial"/>
+                <w:i w:val="false"/>
+                <w:b w:val="false"/>
+                <w:u w:val="none"/>
+                <w:strike w:val="false"/>
+                <w:sz w:val="22"/>
+                <w:szCs w:val="22"/>
+                <w:color w:val="000000"/>
+              </w:rPr>
+              <w:t xml:space="preserve">3.627</w:t>
+            </w:r>
+          </w:p>
+        </w:tc>
+        <w:tc>
+          <w:tcPr>
+            <w:tcBorders>
+              <w:bottom w:val="none" w:sz="0" w:space="0" w:color="000000"/>
+              <w:top w:val="none" w:sz="0" w:space="0" w:color="000000"/>
+              <w:left w:val="none" w:sz="0" w:space="0" w:color="000000"/>
+              <w:right w:val="none" w:sz="0" w:space="0" w:color="000000"/>
+            </w:tcBorders>
+            <w:shd w:val="clear" w:color="auto" w:fill="FFFFFF"/>
+            <w:tcMar>
+              <w:top w:w="0" w:type="dxa"/>
+              <w:bottom w:w="0" w:type="dxa"/>
+              <w:left w:w="0" w:type="dxa"/>
+              <w:right w:w="0" w:type="dxa"/>
+            </w:tcMar>
+            <w:vAlign w:val="center"/>
+          </w:tcPr>
+          <w:p>
+            <w:pPr>
+              <w:pStyle w:val="Normal"/>
+              <w:jc w:val="right"/>
+              <w:pBdr>
+                <w:bottom w:val="none" w:sz="0" w:space="0" w:color="000000"/>
+                <w:top w:val="none" w:sz="0" w:space="0" w:color="000000"/>
+                <w:left w:val="none" w:sz="0" w:space="0" w:color="000000"/>
+                <w:right w:val="none" w:sz="0" w:space="0" w:color="000000"/>
+              </w:pBdr>
+              <w:spacing w:after="100" w:before="100" w:line="240"/>
+              <w:ind w:left="100" w:right="100" w:firstLine="0" w:firstLineChars="0"/>
+              <w:rPr>
+                <w:rFonts w:ascii="Arial" w:hAnsi="Arial" w:eastAsia="Arial" w:cs="Arial"/>
+                <w:i w:val="false"/>
+                <w:b w:val="false"/>
+                <w:u w:val="none"/>
+                <w:strike w:val="false"/>
+                <w:sz w:val="22"/>
+                <w:szCs w:val="22"/>
+                <w:color w:val="000000"/>
+              </w:rPr>
+            </w:pPr>
+            <w:r>
+              <w:rPr>
+                <w:rFonts w:ascii="Arial" w:hAnsi="Arial" w:eastAsia="Arial" w:cs="Arial"/>
+                <w:i w:val="false"/>
+                <w:b w:val="false"/>
+                <w:u w:val="none"/>
+                <w:strike w:val="false"/>
+                <w:sz w:val="22"/>
+                <w:szCs w:val="22"/>
+                <w:color w:val="000000"/>
+              </w:rPr>
+              <w:t xml:space="preserve">5.647</w:t>
             </w:r>
           </w:p>
         </w:tc>
@@ -5601,7 +5601,7 @@
                 <w:szCs w:val="22"/>
                 <w:color w:val="000000"/>
               </w:rPr>
-              <w:t xml:space="preserve">Golpe A (armónica ponderada)</w:t>
+              <w:t xml:space="preserve">Golpe C (nivel salarial, 3 categorías)</w:t>
             </w:r>
           </w:p>
         </w:tc>
@@ -5656,172 +5656,172 @@
                 <w:szCs w:val="22"/>
                 <w:color w:val="000000"/>
               </w:rPr>
-              <w:t xml:space="preserve">B. Salto 2023 ajustado por tendencia previa</w:t>
-            </w:r>
-          </w:p>
-        </w:tc>
-        <w:tc>
-          <w:tcPr>
-            <w:tcBorders>
-              <w:bottom w:val="none" w:sz="0" w:space="0" w:color="000000"/>
-              <w:top w:val="none" w:sz="0" w:space="0" w:color="000000"/>
-              <w:left w:val="none" w:sz="0" w:space="0" w:color="000000"/>
-              <w:right w:val="none" w:sz="0" w:space="0" w:color="000000"/>
-            </w:tcBorders>
-            <w:shd w:val="clear" w:color="auto" w:fill="FFFFFF"/>
-            <w:tcMar>
-              <w:top w:w="0" w:type="dxa"/>
-              <w:bottom w:w="0" w:type="dxa"/>
-              <w:left w:w="0" w:type="dxa"/>
-              <w:right w:w="0" w:type="dxa"/>
-            </w:tcMar>
-            <w:vAlign w:val="center"/>
-          </w:tcPr>
-          <w:p>
-            <w:pPr>
-              <w:pStyle w:val="Normal"/>
-              <w:jc w:val="right"/>
-              <w:pBdr>
-                <w:bottom w:val="none" w:sz="0" w:space="0" w:color="000000"/>
-                <w:top w:val="none" w:sz="0" w:space="0" w:color="000000"/>
-                <w:left w:val="none" w:sz="0" w:space="0" w:color="000000"/>
-                <w:right w:val="none" w:sz="0" w:space="0" w:color="000000"/>
-              </w:pBdr>
-              <w:spacing w:after="100" w:before="100" w:line="240"/>
-              <w:ind w:left="100" w:right="100" w:firstLine="0" w:firstLineChars="0"/>
-              <w:rPr>
-                <w:rFonts w:ascii="Arial" w:hAnsi="Arial" w:eastAsia="Arial" w:cs="Arial"/>
-                <w:i w:val="false"/>
-                <w:b w:val="false"/>
-                <w:u w:val="none"/>
-                <w:strike w:val="false"/>
-                <w:sz w:val="22"/>
-                <w:szCs w:val="22"/>
-                <w:color w:val="000000"/>
-              </w:rPr>
-            </w:pPr>
-            <w:r>
-              <w:rPr>
-                <w:rFonts w:ascii="Arial" w:hAnsi="Arial" w:eastAsia="Arial" w:cs="Arial"/>
-                <w:i w:val="false"/>
-                <w:b w:val="false"/>
-                <w:u w:val="none"/>
-                <w:strike w:val="false"/>
-                <w:sz w:val="22"/>
-                <w:szCs w:val="22"/>
-                <w:color w:val="000000"/>
-              </w:rPr>
-              <w:t xml:space="preserve">6.011</w:t>
-            </w:r>
-          </w:p>
-        </w:tc>
-        <w:tc>
-          <w:tcPr>
-            <w:tcBorders>
-              <w:bottom w:val="none" w:sz="0" w:space="0" w:color="000000"/>
-              <w:top w:val="none" w:sz="0" w:space="0" w:color="000000"/>
-              <w:left w:val="none" w:sz="0" w:space="0" w:color="000000"/>
-              <w:right w:val="none" w:sz="0" w:space="0" w:color="000000"/>
-            </w:tcBorders>
-            <w:shd w:val="clear" w:color="auto" w:fill="FFFFFF"/>
-            <w:tcMar>
-              <w:top w:w="0" w:type="dxa"/>
-              <w:bottom w:w="0" w:type="dxa"/>
-              <w:left w:w="0" w:type="dxa"/>
-              <w:right w:w="0" w:type="dxa"/>
-            </w:tcMar>
-            <w:vAlign w:val="center"/>
-          </w:tcPr>
-          <w:p>
-            <w:pPr>
-              <w:pStyle w:val="Normal"/>
-              <w:jc w:val="right"/>
-              <w:pBdr>
-                <w:bottom w:val="none" w:sz="0" w:space="0" w:color="000000"/>
-                <w:top w:val="none" w:sz="0" w:space="0" w:color="000000"/>
-                <w:left w:val="none" w:sz="0" w:space="0" w:color="000000"/>
-                <w:right w:val="none" w:sz="0" w:space="0" w:color="000000"/>
-              </w:pBdr>
-              <w:spacing w:after="100" w:before="100" w:line="240"/>
-              <w:ind w:left="100" w:right="100" w:firstLine="0" w:firstLineChars="0"/>
-              <w:rPr>
-                <w:rFonts w:ascii="Arial" w:hAnsi="Arial" w:eastAsia="Arial" w:cs="Arial"/>
-                <w:i w:val="false"/>
-                <w:b w:val="false"/>
-                <w:u w:val="none"/>
-                <w:strike w:val="false"/>
-                <w:sz w:val="22"/>
-                <w:szCs w:val="22"/>
-                <w:color w:val="000000"/>
-              </w:rPr>
-            </w:pPr>
-            <w:r>
-              <w:rPr>
-                <w:rFonts w:ascii="Arial" w:hAnsi="Arial" w:eastAsia="Arial" w:cs="Arial"/>
-                <w:i w:val="false"/>
-                <w:b w:val="false"/>
-                <w:u w:val="none"/>
-                <w:strike w:val="false"/>
-                <w:sz w:val="22"/>
-                <w:szCs w:val="22"/>
-                <w:color w:val="000000"/>
-              </w:rPr>
-              <w:t xml:space="preserve">4.847</w:t>
-            </w:r>
-          </w:p>
-        </w:tc>
-        <w:tc>
-          <w:tcPr>
-            <w:tcBorders>
-              <w:bottom w:val="none" w:sz="0" w:space="0" w:color="000000"/>
-              <w:top w:val="none" w:sz="0" w:space="0" w:color="000000"/>
-              <w:left w:val="none" w:sz="0" w:space="0" w:color="000000"/>
-              <w:right w:val="none" w:sz="0" w:space="0" w:color="000000"/>
-            </w:tcBorders>
-            <w:shd w:val="clear" w:color="auto" w:fill="FFFFFF"/>
-            <w:tcMar>
-              <w:top w:w="0" w:type="dxa"/>
-              <w:bottom w:w="0" w:type="dxa"/>
-              <w:left w:w="0" w:type="dxa"/>
-              <w:right w:w="0" w:type="dxa"/>
-            </w:tcMar>
-            <w:vAlign w:val="center"/>
-          </w:tcPr>
-          <w:p>
-            <w:pPr>
-              <w:pStyle w:val="Normal"/>
-              <w:jc w:val="right"/>
-              <w:pBdr>
-                <w:bottom w:val="none" w:sz="0" w:space="0" w:color="000000"/>
-                <w:top w:val="none" w:sz="0" w:space="0" w:color="000000"/>
-                <w:left w:val="none" w:sz="0" w:space="0" w:color="000000"/>
-                <w:right w:val="none" w:sz="0" w:space="0" w:color="000000"/>
-              </w:pBdr>
-              <w:spacing w:after="100" w:before="100" w:line="240"/>
-              <w:ind w:left="100" w:right="100" w:firstLine="0" w:firstLineChars="0"/>
-              <w:rPr>
-                <w:rFonts w:ascii="Arial" w:hAnsi="Arial" w:eastAsia="Arial" w:cs="Arial"/>
-                <w:i w:val="false"/>
-                <w:b w:val="false"/>
-                <w:u w:val="none"/>
-                <w:strike w:val="false"/>
-                <w:sz w:val="22"/>
-                <w:szCs w:val="22"/>
-                <w:color w:val="000000"/>
-              </w:rPr>
-            </w:pPr>
-            <w:r>
-              <w:rPr>
-                <w:rFonts w:ascii="Arial" w:hAnsi="Arial" w:eastAsia="Arial" w:cs="Arial"/>
-                <w:i w:val="false"/>
-                <w:b w:val="false"/>
-                <w:u w:val="none"/>
-                <w:strike w:val="false"/>
-                <w:sz w:val="22"/>
-                <w:szCs w:val="22"/>
-                <w:color w:val="000000"/>
-              </w:rPr>
-              <w:t xml:space="preserve">7.174</w:t>
+              <w:t xml:space="preserve">C. DiD simple (promedio post - pre)</w:t>
+            </w:r>
+          </w:p>
+        </w:tc>
+        <w:tc>
+          <w:tcPr>
+            <w:tcBorders>
+              <w:bottom w:val="none" w:sz="0" w:space="0" w:color="000000"/>
+              <w:top w:val="none" w:sz="0" w:space="0" w:color="000000"/>
+              <w:left w:val="none" w:sz="0" w:space="0" w:color="000000"/>
+              <w:right w:val="none" w:sz="0" w:space="0" w:color="000000"/>
+            </w:tcBorders>
+            <w:shd w:val="clear" w:color="auto" w:fill="FFFFFF"/>
+            <w:tcMar>
+              <w:top w:w="0" w:type="dxa"/>
+              <w:bottom w:w="0" w:type="dxa"/>
+              <w:left w:w="0" w:type="dxa"/>
+              <w:right w:w="0" w:type="dxa"/>
+            </w:tcMar>
+            <w:vAlign w:val="center"/>
+          </w:tcPr>
+          <w:p>
+            <w:pPr>
+              <w:pStyle w:val="Normal"/>
+              <w:jc w:val="right"/>
+              <w:pBdr>
+                <w:bottom w:val="none" w:sz="0" w:space="0" w:color="000000"/>
+                <w:top w:val="none" w:sz="0" w:space="0" w:color="000000"/>
+                <w:left w:val="none" w:sz="0" w:space="0" w:color="000000"/>
+                <w:right w:val="none" w:sz="0" w:space="0" w:color="000000"/>
+              </w:pBdr>
+              <w:spacing w:after="100" w:before="100" w:line="240"/>
+              <w:ind w:left="100" w:right="100" w:firstLine="0" w:firstLineChars="0"/>
+              <w:rPr>
+                <w:rFonts w:ascii="Arial" w:hAnsi="Arial" w:eastAsia="Arial" w:cs="Arial"/>
+                <w:i w:val="false"/>
+                <w:b w:val="false"/>
+                <w:u w:val="none"/>
+                <w:strike w:val="false"/>
+                <w:sz w:val="22"/>
+                <w:szCs w:val="22"/>
+                <w:color w:val="000000"/>
+              </w:rPr>
+            </w:pPr>
+            <w:r>
+              <w:rPr>
+                <w:rFonts w:ascii="Arial" w:hAnsi="Arial" w:eastAsia="Arial" w:cs="Arial"/>
+                <w:i w:val="false"/>
+                <w:b w:val="false"/>
+                <w:u w:val="none"/>
+                <w:strike w:val="false"/>
+                <w:sz w:val="22"/>
+                <w:szCs w:val="22"/>
+                <w:color w:val="000000"/>
+              </w:rPr>
+              <w:t xml:space="preserve">-2.026</w:t>
+            </w:r>
+          </w:p>
+        </w:tc>
+        <w:tc>
+          <w:tcPr>
+            <w:tcBorders>
+              <w:bottom w:val="none" w:sz="0" w:space="0" w:color="000000"/>
+              <w:top w:val="none" w:sz="0" w:space="0" w:color="000000"/>
+              <w:left w:val="none" w:sz="0" w:space="0" w:color="000000"/>
+              <w:right w:val="none" w:sz="0" w:space="0" w:color="000000"/>
+            </w:tcBorders>
+            <w:shd w:val="clear" w:color="auto" w:fill="FFFFFF"/>
+            <w:tcMar>
+              <w:top w:w="0" w:type="dxa"/>
+              <w:bottom w:w="0" w:type="dxa"/>
+              <w:left w:w="0" w:type="dxa"/>
+              <w:right w:w="0" w:type="dxa"/>
+            </w:tcMar>
+            <w:vAlign w:val="center"/>
+          </w:tcPr>
+          <w:p>
+            <w:pPr>
+              <w:pStyle w:val="Normal"/>
+              <w:jc w:val="right"/>
+              <w:pBdr>
+                <w:bottom w:val="none" w:sz="0" w:space="0" w:color="000000"/>
+                <w:top w:val="none" w:sz="0" w:space="0" w:color="000000"/>
+                <w:left w:val="none" w:sz="0" w:space="0" w:color="000000"/>
+                <w:right w:val="none" w:sz="0" w:space="0" w:color="000000"/>
+              </w:pBdr>
+              <w:spacing w:after="100" w:before="100" w:line="240"/>
+              <w:ind w:left="100" w:right="100" w:firstLine="0" w:firstLineChars="0"/>
+              <w:rPr>
+                <w:rFonts w:ascii="Arial" w:hAnsi="Arial" w:eastAsia="Arial" w:cs="Arial"/>
+                <w:i w:val="false"/>
+                <w:b w:val="false"/>
+                <w:u w:val="none"/>
+                <w:strike w:val="false"/>
+                <w:sz w:val="22"/>
+                <w:szCs w:val="22"/>
+                <w:color w:val="000000"/>
+              </w:rPr>
+            </w:pPr>
+            <w:r>
+              <w:rPr>
+                <w:rFonts w:ascii="Arial" w:hAnsi="Arial" w:eastAsia="Arial" w:cs="Arial"/>
+                <w:i w:val="false"/>
+                <w:b w:val="false"/>
+                <w:u w:val="none"/>
+                <w:strike w:val="false"/>
+                <w:sz w:val="22"/>
+                <w:szCs w:val="22"/>
+                <w:color w:val="000000"/>
+              </w:rPr>
+              <w:t xml:space="preserve">-2.674</w:t>
+            </w:r>
+          </w:p>
+        </w:tc>
+        <w:tc>
+          <w:tcPr>
+            <w:tcBorders>
+              <w:bottom w:val="none" w:sz="0" w:space="0" w:color="000000"/>
+              <w:top w:val="none" w:sz="0" w:space="0" w:color="000000"/>
+              <w:left w:val="none" w:sz="0" w:space="0" w:color="000000"/>
+              <w:right w:val="none" w:sz="0" w:space="0" w:color="000000"/>
+            </w:tcBorders>
+            <w:shd w:val="clear" w:color="auto" w:fill="FFFFFF"/>
+            <w:tcMar>
+              <w:top w:w="0" w:type="dxa"/>
+              <w:bottom w:w="0" w:type="dxa"/>
+              <w:left w:w="0" w:type="dxa"/>
+              <w:right w:w="0" w:type="dxa"/>
+            </w:tcMar>
+            <w:vAlign w:val="center"/>
+          </w:tcPr>
+          <w:p>
+            <w:pPr>
+              <w:pStyle w:val="Normal"/>
+              <w:jc w:val="right"/>
+              <w:pBdr>
+                <w:bottom w:val="none" w:sz="0" w:space="0" w:color="000000"/>
+                <w:top w:val="none" w:sz="0" w:space="0" w:color="000000"/>
+                <w:left w:val="none" w:sz="0" w:space="0" w:color="000000"/>
+                <w:right w:val="none" w:sz="0" w:space="0" w:color="000000"/>
+              </w:pBdr>
+              <w:spacing w:after="100" w:before="100" w:line="240"/>
+              <w:ind w:left="100" w:right="100" w:firstLine="0" w:firstLineChars="0"/>
+              <w:rPr>
+                <w:rFonts w:ascii="Arial" w:hAnsi="Arial" w:eastAsia="Arial" w:cs="Arial"/>
+                <w:i w:val="false"/>
+                <w:b w:val="false"/>
+                <w:u w:val="none"/>
+                <w:strike w:val="false"/>
+                <w:sz w:val="22"/>
+                <w:szCs w:val="22"/>
+                <w:color w:val="000000"/>
+              </w:rPr>
+            </w:pPr>
+            <w:r>
+              <w:rPr>
+                <w:rFonts w:ascii="Arial" w:hAnsi="Arial" w:eastAsia="Arial" w:cs="Arial"/>
+                <w:i w:val="false"/>
+                <w:b w:val="false"/>
+                <w:u w:val="none"/>
+                <w:strike w:val="false"/>
+                <w:sz w:val="22"/>
+                <w:szCs w:val="22"/>
+                <w:color w:val="000000"/>
+              </w:rPr>
+              <w:t xml:space="preserve">-1.378</w:t>
             </w:r>
           </w:p>
         </w:tc>
@@ -6101,7 +6101,7 @@
                 <w:szCs w:val="22"/>
                 <w:color w:val="000000"/>
               </w:rPr>
-              <w:t xml:space="preserve">Golpe A (armónica ponderada)</w:t>
+              <w:t xml:space="preserve">Golpe C (nivel salarial, 3 categorías)</w:t>
             </w:r>
           </w:p>
         </w:tc>
@@ -6156,227 +6156,227 @@
                 <w:szCs w:val="22"/>
                 <w:color w:val="000000"/>
               </w:rPr>
-              <w:t xml:space="preserve">C. DiD simple (promedio post - pre)</w:t>
-            </w:r>
-          </w:p>
-        </w:tc>
-        <w:tc>
-          <w:tcPr>
-            <w:tcBorders>
-              <w:bottom w:val="none" w:sz="0" w:space="0" w:color="000000"/>
-              <w:top w:val="none" w:sz="0" w:space="0" w:color="000000"/>
-              <w:left w:val="none" w:sz="0" w:space="0" w:color="000000"/>
-              <w:right w:val="none" w:sz="0" w:space="0" w:color="000000"/>
-            </w:tcBorders>
-            <w:shd w:val="clear" w:color="auto" w:fill="FFFFFF"/>
-            <w:tcMar>
-              <w:top w:w="0" w:type="dxa"/>
-              <w:bottom w:w="0" w:type="dxa"/>
-              <w:left w:w="0" w:type="dxa"/>
-              <w:right w:w="0" w:type="dxa"/>
-            </w:tcMar>
-            <w:vAlign w:val="center"/>
-          </w:tcPr>
-          <w:p>
-            <w:pPr>
-              <w:pStyle w:val="Normal"/>
-              <w:jc w:val="right"/>
-              <w:pBdr>
-                <w:bottom w:val="none" w:sz="0" w:space="0" w:color="000000"/>
-                <w:top w:val="none" w:sz="0" w:space="0" w:color="000000"/>
-                <w:left w:val="none" w:sz="0" w:space="0" w:color="000000"/>
-                <w:right w:val="none" w:sz="0" w:space="0" w:color="000000"/>
-              </w:pBdr>
-              <w:spacing w:after="100" w:before="100" w:line="240"/>
-              <w:ind w:left="100" w:right="100" w:firstLine="0" w:firstLineChars="0"/>
-              <w:rPr>
-                <w:rFonts w:ascii="Arial" w:hAnsi="Arial" w:eastAsia="Arial" w:cs="Arial"/>
-                <w:i w:val="false"/>
-                <w:b w:val="false"/>
-                <w:u w:val="none"/>
-                <w:strike w:val="false"/>
-                <w:sz w:val="22"/>
-                <w:szCs w:val="22"/>
-                <w:color w:val="000000"/>
-              </w:rPr>
-            </w:pPr>
-            <w:r>
-              <w:rPr>
-                <w:rFonts w:ascii="Arial" w:hAnsi="Arial" w:eastAsia="Arial" w:cs="Arial"/>
-                <w:i w:val="false"/>
-                <w:b w:val="false"/>
-                <w:u w:val="none"/>
-                <w:strike w:val="false"/>
-                <w:sz w:val="22"/>
-                <w:szCs w:val="22"/>
-                <w:color w:val="000000"/>
-              </w:rPr>
-              <w:t xml:space="preserve">-1.836</w:t>
-            </w:r>
-          </w:p>
-        </w:tc>
-        <w:tc>
-          <w:tcPr>
-            <w:tcBorders>
-              <w:bottom w:val="none" w:sz="0" w:space="0" w:color="000000"/>
-              <w:top w:val="none" w:sz="0" w:space="0" w:color="000000"/>
-              <w:left w:val="none" w:sz="0" w:space="0" w:color="000000"/>
-              <w:right w:val="none" w:sz="0" w:space="0" w:color="000000"/>
-            </w:tcBorders>
-            <w:shd w:val="clear" w:color="auto" w:fill="FFFFFF"/>
-            <w:tcMar>
-              <w:top w:w="0" w:type="dxa"/>
-              <w:bottom w:w="0" w:type="dxa"/>
-              <w:left w:w="0" w:type="dxa"/>
-              <w:right w:w="0" w:type="dxa"/>
-            </w:tcMar>
-            <w:vAlign w:val="center"/>
-          </w:tcPr>
-          <w:p>
-            <w:pPr>
-              <w:pStyle w:val="Normal"/>
-              <w:jc w:val="right"/>
-              <w:pBdr>
-                <w:bottom w:val="none" w:sz="0" w:space="0" w:color="000000"/>
-                <w:top w:val="none" w:sz="0" w:space="0" w:color="000000"/>
-                <w:left w:val="none" w:sz="0" w:space="0" w:color="000000"/>
-                <w:right w:val="none" w:sz="0" w:space="0" w:color="000000"/>
-              </w:pBdr>
-              <w:spacing w:after="100" w:before="100" w:line="240"/>
-              <w:ind w:left="100" w:right="100" w:firstLine="0" w:firstLineChars="0"/>
-              <w:rPr>
-                <w:rFonts w:ascii="Arial" w:hAnsi="Arial" w:eastAsia="Arial" w:cs="Arial"/>
-                <w:i w:val="false"/>
-                <w:b w:val="false"/>
-                <w:u w:val="none"/>
-                <w:strike w:val="false"/>
-                <w:sz w:val="22"/>
-                <w:szCs w:val="22"/>
-                <w:color w:val="000000"/>
-              </w:rPr>
-            </w:pPr>
-            <w:r>
-              <w:rPr>
-                <w:rFonts w:ascii="Arial" w:hAnsi="Arial" w:eastAsia="Arial" w:cs="Arial"/>
-                <w:i w:val="false"/>
-                <w:b w:val="false"/>
-                <w:u w:val="none"/>
-                <w:strike w:val="false"/>
-                <w:sz w:val="22"/>
-                <w:szCs w:val="22"/>
-                <w:color w:val="000000"/>
-              </w:rPr>
-              <w:t xml:space="preserve">-2.591</w:t>
-            </w:r>
-          </w:p>
-        </w:tc>
-        <w:tc>
-          <w:tcPr>
-            <w:tcBorders>
-              <w:bottom w:val="none" w:sz="0" w:space="0" w:color="000000"/>
-              <w:top w:val="none" w:sz="0" w:space="0" w:color="000000"/>
-              <w:left w:val="none" w:sz="0" w:space="0" w:color="000000"/>
-              <w:right w:val="none" w:sz="0" w:space="0" w:color="000000"/>
-            </w:tcBorders>
-            <w:shd w:val="clear" w:color="auto" w:fill="FFFFFF"/>
-            <w:tcMar>
-              <w:top w:w="0" w:type="dxa"/>
-              <w:bottom w:w="0" w:type="dxa"/>
-              <w:left w:w="0" w:type="dxa"/>
-              <w:right w:w="0" w:type="dxa"/>
-            </w:tcMar>
-            <w:vAlign w:val="center"/>
-          </w:tcPr>
-          <w:p>
-            <w:pPr>
-              <w:pStyle w:val="Normal"/>
-              <w:jc w:val="right"/>
-              <w:pBdr>
-                <w:bottom w:val="none" w:sz="0" w:space="0" w:color="000000"/>
-                <w:top w:val="none" w:sz="0" w:space="0" w:color="000000"/>
-                <w:left w:val="none" w:sz="0" w:space="0" w:color="000000"/>
-                <w:right w:val="none" w:sz="0" w:space="0" w:color="000000"/>
-              </w:pBdr>
-              <w:spacing w:after="100" w:before="100" w:line="240"/>
-              <w:ind w:left="100" w:right="100" w:firstLine="0" w:firstLineChars="0"/>
-              <w:rPr>
-                <w:rFonts w:ascii="Arial" w:hAnsi="Arial" w:eastAsia="Arial" w:cs="Arial"/>
-                <w:i w:val="false"/>
-                <w:b w:val="false"/>
-                <w:u w:val="none"/>
-                <w:strike w:val="false"/>
-                <w:sz w:val="22"/>
-                <w:szCs w:val="22"/>
-                <w:color w:val="000000"/>
-              </w:rPr>
-            </w:pPr>
-            <w:r>
-              <w:rPr>
-                <w:rFonts w:ascii="Arial" w:hAnsi="Arial" w:eastAsia="Arial" w:cs="Arial"/>
-                <w:i w:val="false"/>
-                <w:b w:val="false"/>
-                <w:u w:val="none"/>
-                <w:strike w:val="false"/>
-                <w:sz w:val="22"/>
-                <w:szCs w:val="22"/>
-                <w:color w:val="000000"/>
-              </w:rPr>
-              <w:t xml:space="preserve">-1.081</w:t>
-            </w:r>
-          </w:p>
-        </w:tc>
-        <w:tc>
-          <w:tcPr>
-            <w:tcBorders>
-              <w:bottom w:val="none" w:sz="0" w:space="0" w:color="000000"/>
-              <w:top w:val="none" w:sz="0" w:space="0" w:color="000000"/>
-              <w:left w:val="none" w:sz="0" w:space="0" w:color="000000"/>
-              <w:right w:val="none" w:sz="0" w:space="0" w:color="000000"/>
-            </w:tcBorders>
-            <w:shd w:val="clear" w:color="auto" w:fill="FFFFFF"/>
-            <w:tcMar>
-              <w:top w:w="0" w:type="dxa"/>
-              <w:bottom w:w="0" w:type="dxa"/>
-              <w:left w:w="0" w:type="dxa"/>
-              <w:right w:w="0" w:type="dxa"/>
-            </w:tcMar>
-            <w:vAlign w:val="center"/>
-          </w:tcPr>
-          <w:p>
-            <w:pPr>
-              <w:pStyle w:val="Normal"/>
-              <w:jc w:val="right"/>
-              <w:pBdr>
-                <w:bottom w:val="none" w:sz="0" w:space="0" w:color="000000"/>
-                <w:top w:val="none" w:sz="0" w:space="0" w:color="000000"/>
-                <w:left w:val="none" w:sz="0" w:space="0" w:color="000000"/>
-                <w:right w:val="none" w:sz="0" w:space="0" w:color="000000"/>
-              </w:pBdr>
-              <w:spacing w:after="100" w:before="100" w:line="240"/>
-              <w:ind w:left="100" w:right="100" w:firstLine="0" w:firstLineChars="0"/>
-              <w:rPr>
-                <w:rFonts w:ascii="Arial" w:hAnsi="Arial" w:eastAsia="Arial" w:cs="Arial"/>
-                <w:i w:val="false"/>
-                <w:b w:val="false"/>
-                <w:u w:val="none"/>
-                <w:strike w:val="false"/>
-                <w:sz w:val="22"/>
-                <w:szCs w:val="22"/>
-                <w:color w:val="000000"/>
-              </w:rPr>
-            </w:pPr>
-            <w:r>
-              <w:rPr>
-                <w:rFonts w:ascii="Arial" w:hAnsi="Arial" w:eastAsia="Arial" w:cs="Arial"/>
-                <w:i w:val="false"/>
-                <w:b w:val="false"/>
-                <w:u w:val="none"/>
-                <w:strike w:val="false"/>
-                <w:sz w:val="22"/>
-                <w:szCs w:val="22"/>
-                <w:color w:val="000000"/>
-              </w:rPr>
-              <w:t xml:space="preserve">0.000</w:t>
+              <w:t xml:space="preserve">D. 2023 frente a 2021</w:t>
+            </w:r>
+          </w:p>
+        </w:tc>
+        <w:tc>
+          <w:tcPr>
+            <w:tcBorders>
+              <w:bottom w:val="none" w:sz="0" w:space="0" w:color="000000"/>
+              <w:top w:val="none" w:sz="0" w:space="0" w:color="000000"/>
+              <w:left w:val="none" w:sz="0" w:space="0" w:color="000000"/>
+              <w:right w:val="none" w:sz="0" w:space="0" w:color="000000"/>
+            </w:tcBorders>
+            <w:shd w:val="clear" w:color="auto" w:fill="FFFFFF"/>
+            <w:tcMar>
+              <w:top w:w="0" w:type="dxa"/>
+              <w:bottom w:w="0" w:type="dxa"/>
+              <w:left w:w="0" w:type="dxa"/>
+              <w:right w:w="0" w:type="dxa"/>
+            </w:tcMar>
+            <w:vAlign w:val="center"/>
+          </w:tcPr>
+          <w:p>
+            <w:pPr>
+              <w:pStyle w:val="Normal"/>
+              <w:jc w:val="right"/>
+              <w:pBdr>
+                <w:bottom w:val="none" w:sz="0" w:space="0" w:color="000000"/>
+                <w:top w:val="none" w:sz="0" w:space="0" w:color="000000"/>
+                <w:left w:val="none" w:sz="0" w:space="0" w:color="000000"/>
+                <w:right w:val="none" w:sz="0" w:space="0" w:color="000000"/>
+              </w:pBdr>
+              <w:spacing w:after="100" w:before="100" w:line="240"/>
+              <w:ind w:left="100" w:right="100" w:firstLine="0" w:firstLineChars="0"/>
+              <w:rPr>
+                <w:rFonts w:ascii="Arial" w:hAnsi="Arial" w:eastAsia="Arial" w:cs="Arial"/>
+                <w:i w:val="false"/>
+                <w:b w:val="false"/>
+                <w:u w:val="none"/>
+                <w:strike w:val="false"/>
+                <w:sz w:val="22"/>
+                <w:szCs w:val="22"/>
+                <w:color w:val="000000"/>
+              </w:rPr>
+            </w:pPr>
+            <w:r>
+              <w:rPr>
+                <w:rFonts w:ascii="Arial" w:hAnsi="Arial" w:eastAsia="Arial" w:cs="Arial"/>
+                <w:i w:val="false"/>
+                <w:b w:val="false"/>
+                <w:u w:val="none"/>
+                <w:strike w:val="false"/>
+                <w:sz w:val="22"/>
+                <w:szCs w:val="22"/>
+                <w:color w:val="000000"/>
+              </w:rPr>
+              <w:t xml:space="preserve">-0.334</w:t>
+            </w:r>
+          </w:p>
+        </w:tc>
+        <w:tc>
+          <w:tcPr>
+            <w:tcBorders>
+              <w:bottom w:val="none" w:sz="0" w:space="0" w:color="000000"/>
+              <w:top w:val="none" w:sz="0" w:space="0" w:color="000000"/>
+              <w:left w:val="none" w:sz="0" w:space="0" w:color="000000"/>
+              <w:right w:val="none" w:sz="0" w:space="0" w:color="000000"/>
+            </w:tcBorders>
+            <w:shd w:val="clear" w:color="auto" w:fill="FFFFFF"/>
+            <w:tcMar>
+              <w:top w:w="0" w:type="dxa"/>
+              <w:bottom w:w="0" w:type="dxa"/>
+              <w:left w:w="0" w:type="dxa"/>
+              <w:right w:w="0" w:type="dxa"/>
+            </w:tcMar>
+            <w:vAlign w:val="center"/>
+          </w:tcPr>
+          <w:p>
+            <w:pPr>
+              <w:pStyle w:val="Normal"/>
+              <w:jc w:val="right"/>
+              <w:pBdr>
+                <w:bottom w:val="none" w:sz="0" w:space="0" w:color="000000"/>
+                <w:top w:val="none" w:sz="0" w:space="0" w:color="000000"/>
+                <w:left w:val="none" w:sz="0" w:space="0" w:color="000000"/>
+                <w:right w:val="none" w:sz="0" w:space="0" w:color="000000"/>
+              </w:pBdr>
+              <w:spacing w:after="100" w:before="100" w:line="240"/>
+              <w:ind w:left="100" w:right="100" w:firstLine="0" w:firstLineChars="0"/>
+              <w:rPr>
+                <w:rFonts w:ascii="Arial" w:hAnsi="Arial" w:eastAsia="Arial" w:cs="Arial"/>
+                <w:i w:val="false"/>
+                <w:b w:val="false"/>
+                <w:u w:val="none"/>
+                <w:strike w:val="false"/>
+                <w:sz w:val="22"/>
+                <w:szCs w:val="22"/>
+                <w:color w:val="000000"/>
+              </w:rPr>
+            </w:pPr>
+            <w:r>
+              <w:rPr>
+                <w:rFonts w:ascii="Arial" w:hAnsi="Arial" w:eastAsia="Arial" w:cs="Arial"/>
+                <w:i w:val="false"/>
+                <w:b w:val="false"/>
+                <w:u w:val="none"/>
+                <w:strike w:val="false"/>
+                <w:sz w:val="22"/>
+                <w:szCs w:val="22"/>
+                <w:color w:val="000000"/>
+              </w:rPr>
+              <w:t xml:space="preserve">-1.501</w:t>
+            </w:r>
+          </w:p>
+        </w:tc>
+        <w:tc>
+          <w:tcPr>
+            <w:tcBorders>
+              <w:bottom w:val="none" w:sz="0" w:space="0" w:color="000000"/>
+              <w:top w:val="none" w:sz="0" w:space="0" w:color="000000"/>
+              <w:left w:val="none" w:sz="0" w:space="0" w:color="000000"/>
+              <w:right w:val="none" w:sz="0" w:space="0" w:color="000000"/>
+            </w:tcBorders>
+            <w:shd w:val="clear" w:color="auto" w:fill="FFFFFF"/>
+            <w:tcMar>
+              <w:top w:w="0" w:type="dxa"/>
+              <w:bottom w:w="0" w:type="dxa"/>
+              <w:left w:w="0" w:type="dxa"/>
+              <w:right w:w="0" w:type="dxa"/>
+            </w:tcMar>
+            <w:vAlign w:val="center"/>
+          </w:tcPr>
+          <w:p>
+            <w:pPr>
+              <w:pStyle w:val="Normal"/>
+              <w:jc w:val="right"/>
+              <w:pBdr>
+                <w:bottom w:val="none" w:sz="0" w:space="0" w:color="000000"/>
+                <w:top w:val="none" w:sz="0" w:space="0" w:color="000000"/>
+                <w:left w:val="none" w:sz="0" w:space="0" w:color="000000"/>
+                <w:right w:val="none" w:sz="0" w:space="0" w:color="000000"/>
+              </w:pBdr>
+              <w:spacing w:after="100" w:before="100" w:line="240"/>
+              <w:ind w:left="100" w:right="100" w:firstLine="0" w:firstLineChars="0"/>
+              <w:rPr>
+                <w:rFonts w:ascii="Arial" w:hAnsi="Arial" w:eastAsia="Arial" w:cs="Arial"/>
+                <w:i w:val="false"/>
+                <w:b w:val="false"/>
+                <w:u w:val="none"/>
+                <w:strike w:val="false"/>
+                <w:sz w:val="22"/>
+                <w:szCs w:val="22"/>
+                <w:color w:val="000000"/>
+              </w:rPr>
+            </w:pPr>
+            <w:r>
+              <w:rPr>
+                <w:rFonts w:ascii="Arial" w:hAnsi="Arial" w:eastAsia="Arial" w:cs="Arial"/>
+                <w:i w:val="false"/>
+                <w:b w:val="false"/>
+                <w:u w:val="none"/>
+                <w:strike w:val="false"/>
+                <w:sz w:val="22"/>
+                <w:szCs w:val="22"/>
+                <w:color w:val="000000"/>
+              </w:rPr>
+              <w:t xml:space="preserve">0.834</w:t>
+            </w:r>
+          </w:p>
+        </w:tc>
+        <w:tc>
+          <w:tcPr>
+            <w:tcBorders>
+              <w:bottom w:val="none" w:sz="0" w:space="0" w:color="000000"/>
+              <w:top w:val="none" w:sz="0" w:space="0" w:color="000000"/>
+              <w:left w:val="none" w:sz="0" w:space="0" w:color="000000"/>
+              <w:right w:val="none" w:sz="0" w:space="0" w:color="000000"/>
+            </w:tcBorders>
+            <w:shd w:val="clear" w:color="auto" w:fill="FFFFFF"/>
+            <w:tcMar>
+              <w:top w:w="0" w:type="dxa"/>
+              <w:bottom w:w="0" w:type="dxa"/>
+              <w:left w:w="0" w:type="dxa"/>
+              <w:right w:w="0" w:type="dxa"/>
+            </w:tcMar>
+            <w:vAlign w:val="center"/>
+          </w:tcPr>
+          <w:p>
+            <w:pPr>
+              <w:pStyle w:val="Normal"/>
+              <w:jc w:val="right"/>
+              <w:pBdr>
+                <w:bottom w:val="none" w:sz="0" w:space="0" w:color="000000"/>
+                <w:top w:val="none" w:sz="0" w:space="0" w:color="000000"/>
+                <w:left w:val="none" w:sz="0" w:space="0" w:color="000000"/>
+                <w:right w:val="none" w:sz="0" w:space="0" w:color="000000"/>
+              </w:pBdr>
+              <w:spacing w:after="100" w:before="100" w:line="240"/>
+              <w:ind w:left="100" w:right="100" w:firstLine="0" w:firstLineChars="0"/>
+              <w:rPr>
+                <w:rFonts w:ascii="Arial" w:hAnsi="Arial" w:eastAsia="Arial" w:cs="Arial"/>
+                <w:i w:val="false"/>
+                <w:b w:val="false"/>
+                <w:u w:val="none"/>
+                <w:strike w:val="false"/>
+                <w:sz w:val="22"/>
+                <w:szCs w:val="22"/>
+                <w:color w:val="000000"/>
+              </w:rPr>
+            </w:pPr>
+            <w:r>
+              <w:rPr>
+                <w:rFonts w:ascii="Arial" w:hAnsi="Arial" w:eastAsia="Arial" w:cs="Arial"/>
+                <w:i w:val="false"/>
+                <w:b w:val="false"/>
+                <w:u w:val="none"/>
+                <w:strike w:val="false"/>
+                <w:sz w:val="22"/>
+                <w:szCs w:val="22"/>
+                <w:color w:val="000000"/>
+              </w:rPr>
+              <w:t xml:space="preserve">0.575</w:t>
             </w:r>
           </w:p>
         </w:tc>
@@ -6431,7 +6431,7 @@
                 <w:szCs w:val="22"/>
                 <w:color w:val="000000"/>
               </w:rPr>
-              <w:t xml:space="preserve">***</w:t>
+              <w:t xml:space="preserve"/>
             </w:r>
           </w:p>
         </w:tc>
@@ -6601,7 +6601,7 @@
                 <w:szCs w:val="22"/>
                 <w:color w:val="000000"/>
               </w:rPr>
-              <w:t xml:space="preserve">Golpe costo (costo laboral total)</w:t>
+              <w:t xml:space="preserve">Golpe A (armónica ponderada)</w:t>
             </w:r>
           </w:p>
         </w:tc>
@@ -6711,117 +6711,117 @@
                 <w:szCs w:val="22"/>
                 <w:color w:val="000000"/>
               </w:rPr>
-              <w:t xml:space="preserve">10.907</w:t>
-            </w:r>
-          </w:p>
-        </w:tc>
-        <w:tc>
-          <w:tcPr>
-            <w:tcBorders>
-              <w:bottom w:val="none" w:sz="0" w:space="0" w:color="000000"/>
-              <w:top w:val="none" w:sz="0" w:space="0" w:color="000000"/>
-              <w:left w:val="none" w:sz="0" w:space="0" w:color="000000"/>
-              <w:right w:val="none" w:sz="0" w:space="0" w:color="000000"/>
-            </w:tcBorders>
-            <w:shd w:val="clear" w:color="auto" w:fill="FFFFFF"/>
-            <w:tcMar>
-              <w:top w:w="0" w:type="dxa"/>
-              <w:bottom w:w="0" w:type="dxa"/>
-              <w:left w:w="0" w:type="dxa"/>
-              <w:right w:w="0" w:type="dxa"/>
-            </w:tcMar>
-            <w:vAlign w:val="center"/>
-          </w:tcPr>
-          <w:p>
-            <w:pPr>
-              <w:pStyle w:val="Normal"/>
-              <w:jc w:val="right"/>
-              <w:pBdr>
-                <w:bottom w:val="none" w:sz="0" w:space="0" w:color="000000"/>
-                <w:top w:val="none" w:sz="0" w:space="0" w:color="000000"/>
-                <w:left w:val="none" w:sz="0" w:space="0" w:color="000000"/>
-                <w:right w:val="none" w:sz="0" w:space="0" w:color="000000"/>
-              </w:pBdr>
-              <w:spacing w:after="100" w:before="100" w:line="240"/>
-              <w:ind w:left="100" w:right="100" w:firstLine="0" w:firstLineChars="0"/>
-              <w:rPr>
-                <w:rFonts w:ascii="Arial" w:hAnsi="Arial" w:eastAsia="Arial" w:cs="Arial"/>
-                <w:i w:val="false"/>
-                <w:b w:val="false"/>
-                <w:u w:val="none"/>
-                <w:strike w:val="false"/>
-                <w:sz w:val="22"/>
-                <w:szCs w:val="22"/>
-                <w:color w:val="000000"/>
-              </w:rPr>
-            </w:pPr>
-            <w:r>
-              <w:rPr>
-                <w:rFonts w:ascii="Arial" w:hAnsi="Arial" w:eastAsia="Arial" w:cs="Arial"/>
-                <w:i w:val="false"/>
-                <w:b w:val="false"/>
-                <w:u w:val="none"/>
-                <w:strike w:val="false"/>
-                <w:sz w:val="22"/>
-                <w:szCs w:val="22"/>
-                <w:color w:val="000000"/>
-              </w:rPr>
-              <w:t xml:space="preserve">9.538</w:t>
-            </w:r>
-          </w:p>
-        </w:tc>
-        <w:tc>
-          <w:tcPr>
-            <w:tcBorders>
-              <w:bottom w:val="none" w:sz="0" w:space="0" w:color="000000"/>
-              <w:top w:val="none" w:sz="0" w:space="0" w:color="000000"/>
-              <w:left w:val="none" w:sz="0" w:space="0" w:color="000000"/>
-              <w:right w:val="none" w:sz="0" w:space="0" w:color="000000"/>
-            </w:tcBorders>
-            <w:shd w:val="clear" w:color="auto" w:fill="FFFFFF"/>
-            <w:tcMar>
-              <w:top w:w="0" w:type="dxa"/>
-              <w:bottom w:w="0" w:type="dxa"/>
-              <w:left w:w="0" w:type="dxa"/>
-              <w:right w:w="0" w:type="dxa"/>
-            </w:tcMar>
-            <w:vAlign w:val="center"/>
-          </w:tcPr>
-          <w:p>
-            <w:pPr>
-              <w:pStyle w:val="Normal"/>
-              <w:jc w:val="right"/>
-              <w:pBdr>
-                <w:bottom w:val="none" w:sz="0" w:space="0" w:color="000000"/>
-                <w:top w:val="none" w:sz="0" w:space="0" w:color="000000"/>
-                <w:left w:val="none" w:sz="0" w:space="0" w:color="000000"/>
-                <w:right w:val="none" w:sz="0" w:space="0" w:color="000000"/>
-              </w:pBdr>
-              <w:spacing w:after="100" w:before="100" w:line="240"/>
-              <w:ind w:left="100" w:right="100" w:firstLine="0" w:firstLineChars="0"/>
-              <w:rPr>
-                <w:rFonts w:ascii="Arial" w:hAnsi="Arial" w:eastAsia="Arial" w:cs="Arial"/>
-                <w:i w:val="false"/>
-                <w:b w:val="false"/>
-                <w:u w:val="none"/>
-                <w:strike w:val="false"/>
-                <w:sz w:val="22"/>
-                <w:szCs w:val="22"/>
-                <w:color w:val="000000"/>
-              </w:rPr>
-            </w:pPr>
-            <w:r>
-              <w:rPr>
-                <w:rFonts w:ascii="Arial" w:hAnsi="Arial" w:eastAsia="Arial" w:cs="Arial"/>
-                <w:i w:val="false"/>
-                <w:b w:val="false"/>
-                <w:u w:val="none"/>
-                <w:strike w:val="false"/>
-                <w:sz w:val="22"/>
-                <w:szCs w:val="22"/>
-                <w:color w:val="000000"/>
-              </w:rPr>
-              <w:t xml:space="preserve">12.276</w:t>
+              <w:t xml:space="preserve">3.722</w:t>
+            </w:r>
+          </w:p>
+        </w:tc>
+        <w:tc>
+          <w:tcPr>
+            <w:tcBorders>
+              <w:bottom w:val="none" w:sz="0" w:space="0" w:color="000000"/>
+              <w:top w:val="none" w:sz="0" w:space="0" w:color="000000"/>
+              <w:left w:val="none" w:sz="0" w:space="0" w:color="000000"/>
+              <w:right w:val="none" w:sz="0" w:space="0" w:color="000000"/>
+            </w:tcBorders>
+            <w:shd w:val="clear" w:color="auto" w:fill="FFFFFF"/>
+            <w:tcMar>
+              <w:top w:w="0" w:type="dxa"/>
+              <w:bottom w:w="0" w:type="dxa"/>
+              <w:left w:w="0" w:type="dxa"/>
+              <w:right w:w="0" w:type="dxa"/>
+            </w:tcMar>
+            <w:vAlign w:val="center"/>
+          </w:tcPr>
+          <w:p>
+            <w:pPr>
+              <w:pStyle w:val="Normal"/>
+              <w:jc w:val="right"/>
+              <w:pBdr>
+                <w:bottom w:val="none" w:sz="0" w:space="0" w:color="000000"/>
+                <w:top w:val="none" w:sz="0" w:space="0" w:color="000000"/>
+                <w:left w:val="none" w:sz="0" w:space="0" w:color="000000"/>
+                <w:right w:val="none" w:sz="0" w:space="0" w:color="000000"/>
+              </w:pBdr>
+              <w:spacing w:after="100" w:before="100" w:line="240"/>
+              <w:ind w:left="100" w:right="100" w:firstLine="0" w:firstLineChars="0"/>
+              <w:rPr>
+                <w:rFonts w:ascii="Arial" w:hAnsi="Arial" w:eastAsia="Arial" w:cs="Arial"/>
+                <w:i w:val="false"/>
+                <w:b w:val="false"/>
+                <w:u w:val="none"/>
+                <w:strike w:val="false"/>
+                <w:sz w:val="22"/>
+                <w:szCs w:val="22"/>
+                <w:color w:val="000000"/>
+              </w:rPr>
+            </w:pPr>
+            <w:r>
+              <w:rPr>
+                <w:rFonts w:ascii="Arial" w:hAnsi="Arial" w:eastAsia="Arial" w:cs="Arial"/>
+                <w:i w:val="false"/>
+                <w:b w:val="false"/>
+                <w:u w:val="none"/>
+                <w:strike w:val="false"/>
+                <w:sz w:val="22"/>
+                <w:szCs w:val="22"/>
+                <w:color w:val="000000"/>
+              </w:rPr>
+              <w:t xml:space="preserve">2.793</w:t>
+            </w:r>
+          </w:p>
+        </w:tc>
+        <w:tc>
+          <w:tcPr>
+            <w:tcBorders>
+              <w:bottom w:val="none" w:sz="0" w:space="0" w:color="000000"/>
+              <w:top w:val="none" w:sz="0" w:space="0" w:color="000000"/>
+              <w:left w:val="none" w:sz="0" w:space="0" w:color="000000"/>
+              <w:right w:val="none" w:sz="0" w:space="0" w:color="000000"/>
+            </w:tcBorders>
+            <w:shd w:val="clear" w:color="auto" w:fill="FFFFFF"/>
+            <w:tcMar>
+              <w:top w:w="0" w:type="dxa"/>
+              <w:bottom w:w="0" w:type="dxa"/>
+              <w:left w:w="0" w:type="dxa"/>
+              <w:right w:w="0" w:type="dxa"/>
+            </w:tcMar>
+            <w:vAlign w:val="center"/>
+          </w:tcPr>
+          <w:p>
+            <w:pPr>
+              <w:pStyle w:val="Normal"/>
+              <w:jc w:val="right"/>
+              <w:pBdr>
+                <w:bottom w:val="none" w:sz="0" w:space="0" w:color="000000"/>
+                <w:top w:val="none" w:sz="0" w:space="0" w:color="000000"/>
+                <w:left w:val="none" w:sz="0" w:space="0" w:color="000000"/>
+                <w:right w:val="none" w:sz="0" w:space="0" w:color="000000"/>
+              </w:pBdr>
+              <w:spacing w:after="100" w:before="100" w:line="240"/>
+              <w:ind w:left="100" w:right="100" w:firstLine="0" w:firstLineChars="0"/>
+              <w:rPr>
+                <w:rFonts w:ascii="Arial" w:hAnsi="Arial" w:eastAsia="Arial" w:cs="Arial"/>
+                <w:i w:val="false"/>
+                <w:b w:val="false"/>
+                <w:u w:val="none"/>
+                <w:strike w:val="false"/>
+                <w:sz w:val="22"/>
+                <w:szCs w:val="22"/>
+                <w:color w:val="000000"/>
+              </w:rPr>
+            </w:pPr>
+            <w:r>
+              <w:rPr>
+                <w:rFonts w:ascii="Arial" w:hAnsi="Arial" w:eastAsia="Arial" w:cs="Arial"/>
+                <w:i w:val="false"/>
+                <w:b w:val="false"/>
+                <w:u w:val="none"/>
+                <w:strike w:val="false"/>
+                <w:sz w:val="22"/>
+                <w:szCs w:val="22"/>
+                <w:color w:val="000000"/>
+              </w:rPr>
+              <w:t xml:space="preserve">4.650</w:t>
             </w:r>
           </w:p>
         </w:tc>
@@ -7041,7 +7041,7 @@
                 <w:szCs w:val="22"/>
                 <w:color w:val="000000"/>
               </w:rPr>
-              <w:t xml:space="preserve">53,972</w:t>
+              <w:t xml:space="preserve">50,184</w:t>
             </w:r>
           </w:p>
         </w:tc>
@@ -7101,6 +7101,1506 @@
                 <w:szCs w:val="22"/>
                 <w:color w:val="000000"/>
               </w:rPr>
+              <w:t xml:space="preserve">Golpe A (armónica ponderada)</w:t>
+            </w:r>
+          </w:p>
+        </w:tc>
+        <w:tc>
+          <w:tcPr>
+            <w:tcBorders>
+              <w:bottom w:val="none" w:sz="0" w:space="0" w:color="000000"/>
+              <w:top w:val="none" w:sz="0" w:space="0" w:color="000000"/>
+              <w:left w:val="none" w:sz="0" w:space="0" w:color="000000"/>
+              <w:right w:val="none" w:sz="0" w:space="0" w:color="000000"/>
+            </w:tcBorders>
+            <w:shd w:val="clear" w:color="auto" w:fill="FFFFFF"/>
+            <w:tcMar>
+              <w:top w:w="0" w:type="dxa"/>
+              <w:bottom w:w="0" w:type="dxa"/>
+              <w:left w:w="0" w:type="dxa"/>
+              <w:right w:w="0" w:type="dxa"/>
+            </w:tcMar>
+            <w:vAlign w:val="center"/>
+          </w:tcPr>
+          <w:p>
+            <w:pPr>
+              <w:pStyle w:val="Normal"/>
+              <w:jc w:val="left"/>
+              <w:pBdr>
+                <w:bottom w:val="none" w:sz="0" w:space="0" w:color="000000"/>
+                <w:top w:val="none" w:sz="0" w:space="0" w:color="000000"/>
+                <w:left w:val="none" w:sz="0" w:space="0" w:color="000000"/>
+                <w:right w:val="none" w:sz="0" w:space="0" w:color="000000"/>
+              </w:pBdr>
+              <w:spacing w:after="100" w:before="100" w:line="240"/>
+              <w:ind w:left="100" w:right="100" w:firstLine="0" w:firstLineChars="0"/>
+              <w:rPr>
+                <w:rFonts w:ascii="Arial" w:hAnsi="Arial" w:eastAsia="Arial" w:cs="Arial"/>
+                <w:i w:val="false"/>
+                <w:b w:val="false"/>
+                <w:u w:val="none"/>
+                <w:strike w:val="false"/>
+                <w:sz w:val="22"/>
+                <w:szCs w:val="22"/>
+                <w:color w:val="000000"/>
+              </w:rPr>
+            </w:pPr>
+            <w:r>
+              <w:rPr>
+                <w:rFonts w:ascii="Arial" w:hAnsi="Arial" w:eastAsia="Arial" w:cs="Arial"/>
+                <w:i w:val="false"/>
+                <w:b w:val="false"/>
+                <w:u w:val="none"/>
+                <w:strike w:val="false"/>
+                <w:sz w:val="22"/>
+                <w:szCs w:val="22"/>
+                <w:color w:val="000000"/>
+              </w:rPr>
+              <w:t xml:space="preserve">B. Salto 2023 ajustado por tendencia previa</w:t>
+            </w:r>
+          </w:p>
+        </w:tc>
+        <w:tc>
+          <w:tcPr>
+            <w:tcBorders>
+              <w:bottom w:val="none" w:sz="0" w:space="0" w:color="000000"/>
+              <w:top w:val="none" w:sz="0" w:space="0" w:color="000000"/>
+              <w:left w:val="none" w:sz="0" w:space="0" w:color="000000"/>
+              <w:right w:val="none" w:sz="0" w:space="0" w:color="000000"/>
+            </w:tcBorders>
+            <w:shd w:val="clear" w:color="auto" w:fill="FFFFFF"/>
+            <w:tcMar>
+              <w:top w:w="0" w:type="dxa"/>
+              <w:bottom w:w="0" w:type="dxa"/>
+              <w:left w:w="0" w:type="dxa"/>
+              <w:right w:w="0" w:type="dxa"/>
+            </w:tcMar>
+            <w:vAlign w:val="center"/>
+          </w:tcPr>
+          <w:p>
+            <w:pPr>
+              <w:pStyle w:val="Normal"/>
+              <w:jc w:val="right"/>
+              <w:pBdr>
+                <w:bottom w:val="none" w:sz="0" w:space="0" w:color="000000"/>
+                <w:top w:val="none" w:sz="0" w:space="0" w:color="000000"/>
+                <w:left w:val="none" w:sz="0" w:space="0" w:color="000000"/>
+                <w:right w:val="none" w:sz="0" w:space="0" w:color="000000"/>
+              </w:pBdr>
+              <w:spacing w:after="100" w:before="100" w:line="240"/>
+              <w:ind w:left="100" w:right="100" w:firstLine="0" w:firstLineChars="0"/>
+              <w:rPr>
+                <w:rFonts w:ascii="Arial" w:hAnsi="Arial" w:eastAsia="Arial" w:cs="Arial"/>
+                <w:i w:val="false"/>
+                <w:b w:val="false"/>
+                <w:u w:val="none"/>
+                <w:strike w:val="false"/>
+                <w:sz w:val="22"/>
+                <w:szCs w:val="22"/>
+                <w:color w:val="000000"/>
+              </w:rPr>
+            </w:pPr>
+            <w:r>
+              <w:rPr>
+                <w:rFonts w:ascii="Arial" w:hAnsi="Arial" w:eastAsia="Arial" w:cs="Arial"/>
+                <w:i w:val="false"/>
+                <w:b w:val="false"/>
+                <w:u w:val="none"/>
+                <w:strike w:val="false"/>
+                <w:sz w:val="22"/>
+                <w:szCs w:val="22"/>
+                <w:color w:val="000000"/>
+              </w:rPr>
+              <w:t xml:space="preserve">4.820</w:t>
+            </w:r>
+          </w:p>
+        </w:tc>
+        <w:tc>
+          <w:tcPr>
+            <w:tcBorders>
+              <w:bottom w:val="none" w:sz="0" w:space="0" w:color="000000"/>
+              <w:top w:val="none" w:sz="0" w:space="0" w:color="000000"/>
+              <w:left w:val="none" w:sz="0" w:space="0" w:color="000000"/>
+              <w:right w:val="none" w:sz="0" w:space="0" w:color="000000"/>
+            </w:tcBorders>
+            <w:shd w:val="clear" w:color="auto" w:fill="FFFFFF"/>
+            <w:tcMar>
+              <w:top w:w="0" w:type="dxa"/>
+              <w:bottom w:w="0" w:type="dxa"/>
+              <w:left w:w="0" w:type="dxa"/>
+              <w:right w:w="0" w:type="dxa"/>
+            </w:tcMar>
+            <w:vAlign w:val="center"/>
+          </w:tcPr>
+          <w:p>
+            <w:pPr>
+              <w:pStyle w:val="Normal"/>
+              <w:jc w:val="right"/>
+              <w:pBdr>
+                <w:bottom w:val="none" w:sz="0" w:space="0" w:color="000000"/>
+                <w:top w:val="none" w:sz="0" w:space="0" w:color="000000"/>
+                <w:left w:val="none" w:sz="0" w:space="0" w:color="000000"/>
+                <w:right w:val="none" w:sz="0" w:space="0" w:color="000000"/>
+              </w:pBdr>
+              <w:spacing w:after="100" w:before="100" w:line="240"/>
+              <w:ind w:left="100" w:right="100" w:firstLine="0" w:firstLineChars="0"/>
+              <w:rPr>
+                <w:rFonts w:ascii="Arial" w:hAnsi="Arial" w:eastAsia="Arial" w:cs="Arial"/>
+                <w:i w:val="false"/>
+                <w:b w:val="false"/>
+                <w:u w:val="none"/>
+                <w:strike w:val="false"/>
+                <w:sz w:val="22"/>
+                <w:szCs w:val="22"/>
+                <w:color w:val="000000"/>
+              </w:rPr>
+            </w:pPr>
+            <w:r>
+              <w:rPr>
+                <w:rFonts w:ascii="Arial" w:hAnsi="Arial" w:eastAsia="Arial" w:cs="Arial"/>
+                <w:i w:val="false"/>
+                <w:b w:val="false"/>
+                <w:u w:val="none"/>
+                <w:strike w:val="false"/>
+                <w:sz w:val="22"/>
+                <w:szCs w:val="22"/>
+                <w:color w:val="000000"/>
+              </w:rPr>
+              <w:t xml:space="preserve">3.827</w:t>
+            </w:r>
+          </w:p>
+        </w:tc>
+        <w:tc>
+          <w:tcPr>
+            <w:tcBorders>
+              <w:bottom w:val="none" w:sz="0" w:space="0" w:color="000000"/>
+              <w:top w:val="none" w:sz="0" w:space="0" w:color="000000"/>
+              <w:left w:val="none" w:sz="0" w:space="0" w:color="000000"/>
+              <w:right w:val="none" w:sz="0" w:space="0" w:color="000000"/>
+            </w:tcBorders>
+            <w:shd w:val="clear" w:color="auto" w:fill="FFFFFF"/>
+            <w:tcMar>
+              <w:top w:w="0" w:type="dxa"/>
+              <w:bottom w:w="0" w:type="dxa"/>
+              <w:left w:w="0" w:type="dxa"/>
+              <w:right w:w="0" w:type="dxa"/>
+            </w:tcMar>
+            <w:vAlign w:val="center"/>
+          </w:tcPr>
+          <w:p>
+            <w:pPr>
+              <w:pStyle w:val="Normal"/>
+              <w:jc w:val="right"/>
+              <w:pBdr>
+                <w:bottom w:val="none" w:sz="0" w:space="0" w:color="000000"/>
+                <w:top w:val="none" w:sz="0" w:space="0" w:color="000000"/>
+                <w:left w:val="none" w:sz="0" w:space="0" w:color="000000"/>
+                <w:right w:val="none" w:sz="0" w:space="0" w:color="000000"/>
+              </w:pBdr>
+              <w:spacing w:after="100" w:before="100" w:line="240"/>
+              <w:ind w:left="100" w:right="100" w:firstLine="0" w:firstLineChars="0"/>
+              <w:rPr>
+                <w:rFonts w:ascii="Arial" w:hAnsi="Arial" w:eastAsia="Arial" w:cs="Arial"/>
+                <w:i w:val="false"/>
+                <w:b w:val="false"/>
+                <w:u w:val="none"/>
+                <w:strike w:val="false"/>
+                <w:sz w:val="22"/>
+                <w:szCs w:val="22"/>
+                <w:color w:val="000000"/>
+              </w:rPr>
+            </w:pPr>
+            <w:r>
+              <w:rPr>
+                <w:rFonts w:ascii="Arial" w:hAnsi="Arial" w:eastAsia="Arial" w:cs="Arial"/>
+                <w:i w:val="false"/>
+                <w:b w:val="false"/>
+                <w:u w:val="none"/>
+                <w:strike w:val="false"/>
+                <w:sz w:val="22"/>
+                <w:szCs w:val="22"/>
+                <w:color w:val="000000"/>
+              </w:rPr>
+              <w:t xml:space="preserve">5.813</w:t>
+            </w:r>
+          </w:p>
+        </w:tc>
+        <w:tc>
+          <w:tcPr>
+            <w:tcBorders>
+              <w:bottom w:val="none" w:sz="0" w:space="0" w:color="000000"/>
+              <w:top w:val="none" w:sz="0" w:space="0" w:color="000000"/>
+              <w:left w:val="none" w:sz="0" w:space="0" w:color="000000"/>
+              <w:right w:val="none" w:sz="0" w:space="0" w:color="000000"/>
+            </w:tcBorders>
+            <w:shd w:val="clear" w:color="auto" w:fill="FFFFFF"/>
+            <w:tcMar>
+              <w:top w:w="0" w:type="dxa"/>
+              <w:bottom w:w="0" w:type="dxa"/>
+              <w:left w:w="0" w:type="dxa"/>
+              <w:right w:w="0" w:type="dxa"/>
+            </w:tcMar>
+            <w:vAlign w:val="center"/>
+          </w:tcPr>
+          <w:p>
+            <w:pPr>
+              <w:pStyle w:val="Normal"/>
+              <w:jc w:val="right"/>
+              <w:pBdr>
+                <w:bottom w:val="none" w:sz="0" w:space="0" w:color="000000"/>
+                <w:top w:val="none" w:sz="0" w:space="0" w:color="000000"/>
+                <w:left w:val="none" w:sz="0" w:space="0" w:color="000000"/>
+                <w:right w:val="none" w:sz="0" w:space="0" w:color="000000"/>
+              </w:pBdr>
+              <w:spacing w:after="100" w:before="100" w:line="240"/>
+              <w:ind w:left="100" w:right="100" w:firstLine="0" w:firstLineChars="0"/>
+              <w:rPr>
+                <w:rFonts w:ascii="Arial" w:hAnsi="Arial" w:eastAsia="Arial" w:cs="Arial"/>
+                <w:i w:val="false"/>
+                <w:b w:val="false"/>
+                <w:u w:val="none"/>
+                <w:strike w:val="false"/>
+                <w:sz w:val="22"/>
+                <w:szCs w:val="22"/>
+                <w:color w:val="000000"/>
+              </w:rPr>
+            </w:pPr>
+            <w:r>
+              <w:rPr>
+                <w:rFonts w:ascii="Arial" w:hAnsi="Arial" w:eastAsia="Arial" w:cs="Arial"/>
+                <w:i w:val="false"/>
+                <w:b w:val="false"/>
+                <w:u w:val="none"/>
+                <w:strike w:val="false"/>
+                <w:sz w:val="22"/>
+                <w:szCs w:val="22"/>
+                <w:color w:val="000000"/>
+              </w:rPr>
+              <w:t xml:space="preserve">0.000</w:t>
+            </w:r>
+          </w:p>
+        </w:tc>
+        <w:tc>
+          <w:tcPr>
+            <w:tcBorders>
+              <w:bottom w:val="none" w:sz="0" w:space="0" w:color="000000"/>
+              <w:top w:val="none" w:sz="0" w:space="0" w:color="000000"/>
+              <w:left w:val="none" w:sz="0" w:space="0" w:color="000000"/>
+              <w:right w:val="none" w:sz="0" w:space="0" w:color="000000"/>
+            </w:tcBorders>
+            <w:shd w:val="clear" w:color="auto" w:fill="FFFFFF"/>
+            <w:tcMar>
+              <w:top w:w="0" w:type="dxa"/>
+              <w:bottom w:w="0" w:type="dxa"/>
+              <w:left w:w="0" w:type="dxa"/>
+              <w:right w:w="0" w:type="dxa"/>
+            </w:tcMar>
+            <w:vAlign w:val="center"/>
+          </w:tcPr>
+          <w:p>
+            <w:pPr>
+              <w:pStyle w:val="Normal"/>
+              <w:jc w:val="left"/>
+              <w:pBdr>
+                <w:bottom w:val="none" w:sz="0" w:space="0" w:color="000000"/>
+                <w:top w:val="none" w:sz="0" w:space="0" w:color="000000"/>
+                <w:left w:val="none" w:sz="0" w:space="0" w:color="000000"/>
+                <w:right w:val="none" w:sz="0" w:space="0" w:color="000000"/>
+              </w:pBdr>
+              <w:spacing w:after="100" w:before="100" w:line="240"/>
+              <w:ind w:left="100" w:right="100" w:firstLine="0" w:firstLineChars="0"/>
+              <w:rPr>
+                <w:rFonts w:ascii="Arial" w:hAnsi="Arial" w:eastAsia="Arial" w:cs="Arial"/>
+                <w:i w:val="false"/>
+                <w:b w:val="false"/>
+                <w:u w:val="none"/>
+                <w:strike w:val="false"/>
+                <w:sz w:val="22"/>
+                <w:szCs w:val="22"/>
+                <w:color w:val="000000"/>
+              </w:rPr>
+            </w:pPr>
+            <w:r>
+              <w:rPr>
+                <w:rFonts w:ascii="Arial" w:hAnsi="Arial" w:eastAsia="Arial" w:cs="Arial"/>
+                <w:i w:val="false"/>
+                <w:b w:val="false"/>
+                <w:u w:val="none"/>
+                <w:strike w:val="false"/>
+                <w:sz w:val="22"/>
+                <w:szCs w:val="22"/>
+                <w:color w:val="000000"/>
+              </w:rPr>
+              <w:t xml:space="preserve">***</w:t>
+            </w:r>
+          </w:p>
+        </w:tc>
+        <w:tc>
+          <w:tcPr>
+            <w:tcBorders>
+              <w:bottom w:val="none" w:sz="0" w:space="0" w:color="000000"/>
+              <w:top w:val="none" w:sz="0" w:space="0" w:color="000000"/>
+              <w:left w:val="none" w:sz="0" w:space="0" w:color="000000"/>
+              <w:right w:val="none" w:sz="0" w:space="0" w:color="000000"/>
+            </w:tcBorders>
+            <w:shd w:val="clear" w:color="auto" w:fill="FFFFFF"/>
+            <w:tcMar>
+              <w:top w:w="0" w:type="dxa"/>
+              <w:bottom w:w="0" w:type="dxa"/>
+              <w:left w:w="0" w:type="dxa"/>
+              <w:right w:w="0" w:type="dxa"/>
+            </w:tcMar>
+            <w:vAlign w:val="center"/>
+          </w:tcPr>
+          <w:p>
+            <w:pPr>
+              <w:pStyle w:val="Normal"/>
+              <w:jc w:val="right"/>
+              <w:pBdr>
+                <w:bottom w:val="none" w:sz="0" w:space="0" w:color="000000"/>
+                <w:top w:val="none" w:sz="0" w:space="0" w:color="000000"/>
+                <w:left w:val="none" w:sz="0" w:space="0" w:color="000000"/>
+                <w:right w:val="none" w:sz="0" w:space="0" w:color="000000"/>
+              </w:pBdr>
+              <w:spacing w:after="100" w:before="100" w:line="240"/>
+              <w:ind w:left="100" w:right="100" w:firstLine="0" w:firstLineChars="0"/>
+              <w:rPr>
+                <w:rFonts w:ascii="Arial" w:hAnsi="Arial" w:eastAsia="Arial" w:cs="Arial"/>
+                <w:i w:val="false"/>
+                <w:b w:val="false"/>
+                <w:u w:val="none"/>
+                <w:strike w:val="false"/>
+                <w:sz w:val="22"/>
+                <w:szCs w:val="22"/>
+                <w:color w:val="000000"/>
+              </w:rPr>
+            </w:pPr>
+            <w:r>
+              <w:rPr>
+                <w:rFonts w:ascii="Arial" w:hAnsi="Arial" w:eastAsia="Arial" w:cs="Arial"/>
+                <w:i w:val="false"/>
+                <w:b w:val="false"/>
+                <w:u w:val="none"/>
+                <w:strike w:val="false"/>
+                <w:sz w:val="22"/>
+                <w:szCs w:val="22"/>
+                <w:color w:val="000000"/>
+              </w:rPr>
+              <w:t xml:space="preserve">0.000</w:t>
+            </w:r>
+          </w:p>
+        </w:tc>
+        <w:tc>
+          <w:tcPr>
+            <w:tcBorders>
+              <w:bottom w:val="none" w:sz="0" w:space="0" w:color="000000"/>
+              <w:top w:val="none" w:sz="0" w:space="0" w:color="000000"/>
+              <w:left w:val="none" w:sz="0" w:space="0" w:color="000000"/>
+              <w:right w:val="none" w:sz="0" w:space="0" w:color="000000"/>
+            </w:tcBorders>
+            <w:shd w:val="clear" w:color="auto" w:fill="FFFFFF"/>
+            <w:tcMar>
+              <w:top w:w="0" w:type="dxa"/>
+              <w:bottom w:w="0" w:type="dxa"/>
+              <w:left w:w="0" w:type="dxa"/>
+              <w:right w:w="0" w:type="dxa"/>
+            </w:tcMar>
+            <w:vAlign w:val="center"/>
+          </w:tcPr>
+          <w:p>
+            <w:pPr>
+              <w:pStyle w:val="Normal"/>
+              <w:jc w:val="right"/>
+              <w:pBdr>
+                <w:bottom w:val="none" w:sz="0" w:space="0" w:color="000000"/>
+                <w:top w:val="none" w:sz="0" w:space="0" w:color="000000"/>
+                <w:left w:val="none" w:sz="0" w:space="0" w:color="000000"/>
+                <w:right w:val="none" w:sz="0" w:space="0" w:color="000000"/>
+              </w:pBdr>
+              <w:spacing w:after="100" w:before="100" w:line="240"/>
+              <w:ind w:left="100" w:right="100" w:firstLine="0" w:firstLineChars="0"/>
+              <w:rPr>
+                <w:rFonts w:ascii="Arial" w:hAnsi="Arial" w:eastAsia="Arial" w:cs="Arial"/>
+                <w:i w:val="false"/>
+                <w:b w:val="false"/>
+                <w:u w:val="none"/>
+                <w:strike w:val="false"/>
+                <w:sz w:val="22"/>
+                <w:szCs w:val="22"/>
+                <w:color w:val="000000"/>
+              </w:rPr>
+            </w:pPr>
+            <w:r>
+              <w:rPr>
+                <w:rFonts w:ascii="Arial" w:hAnsi="Arial" w:eastAsia="Arial" w:cs="Arial"/>
+                <w:i w:val="false"/>
+                <w:b w:val="false"/>
+                <w:u w:val="none"/>
+                <w:strike w:val="false"/>
+                <w:sz w:val="22"/>
+                <w:szCs w:val="22"/>
+                <w:color w:val="000000"/>
+              </w:rPr>
+              <w:t xml:space="preserve">50,184</w:t>
+            </w:r>
+          </w:p>
+        </w:tc>
+      </w:tr>
+      <w:tr>
+        <w:trPr>
+          <w:trHeight w:val="608" w:hRule="auto"/>
+        </w:trPr>
+        <w:tc>
+          <w:tcPr>
+            <w:tcBorders>
+              <w:bottom w:val="none" w:sz="0" w:space="0" w:color="000000"/>
+              <w:top w:val="none" w:sz="0" w:space="0" w:color="000000"/>
+              <w:left w:val="none" w:sz="0" w:space="0" w:color="000000"/>
+              <w:right w:val="none" w:sz="0" w:space="0" w:color="000000"/>
+            </w:tcBorders>
+            <w:shd w:val="clear" w:color="auto" w:fill="FFFFFF"/>
+            <w:tcMar>
+              <w:top w:w="0" w:type="dxa"/>
+              <w:bottom w:w="0" w:type="dxa"/>
+              <w:left w:w="0" w:type="dxa"/>
+              <w:right w:w="0" w:type="dxa"/>
+            </w:tcMar>
+            <w:vAlign w:val="center"/>
+          </w:tcPr>
+          <w:p>
+            <w:pPr>
+              <w:pStyle w:val="Normal"/>
+              <w:jc w:val="left"/>
+              <w:pBdr>
+                <w:bottom w:val="none" w:sz="0" w:space="0" w:color="000000"/>
+                <w:top w:val="none" w:sz="0" w:space="0" w:color="000000"/>
+                <w:left w:val="none" w:sz="0" w:space="0" w:color="000000"/>
+                <w:right w:val="none" w:sz="0" w:space="0" w:color="000000"/>
+              </w:pBdr>
+              <w:spacing w:after="100" w:before="100" w:line="240"/>
+              <w:ind w:left="100" w:right="100" w:firstLine="0" w:firstLineChars="0"/>
+              <w:rPr>
+                <w:rFonts w:ascii="Arial" w:hAnsi="Arial" w:eastAsia="Arial" w:cs="Arial"/>
+                <w:i w:val="false"/>
+                <w:b w:val="false"/>
+                <w:u w:val="none"/>
+                <w:strike w:val="false"/>
+                <w:sz w:val="22"/>
+                <w:szCs w:val="22"/>
+                <w:color w:val="000000"/>
+              </w:rPr>
+            </w:pPr>
+            <w:r>
+              <w:rPr>
+                <w:rFonts w:ascii="Arial" w:hAnsi="Arial" w:eastAsia="Arial" w:cs="Arial"/>
+                <w:i w:val="false"/>
+                <w:b w:val="false"/>
+                <w:u w:val="none"/>
+                <w:strike w:val="false"/>
+                <w:sz w:val="22"/>
+                <w:szCs w:val="22"/>
+                <w:color w:val="000000"/>
+              </w:rPr>
+              <w:t xml:space="preserve">Golpe A (armónica ponderada)</w:t>
+            </w:r>
+          </w:p>
+        </w:tc>
+        <w:tc>
+          <w:tcPr>
+            <w:tcBorders>
+              <w:bottom w:val="none" w:sz="0" w:space="0" w:color="000000"/>
+              <w:top w:val="none" w:sz="0" w:space="0" w:color="000000"/>
+              <w:left w:val="none" w:sz="0" w:space="0" w:color="000000"/>
+              <w:right w:val="none" w:sz="0" w:space="0" w:color="000000"/>
+            </w:tcBorders>
+            <w:shd w:val="clear" w:color="auto" w:fill="FFFFFF"/>
+            <w:tcMar>
+              <w:top w:w="0" w:type="dxa"/>
+              <w:bottom w:w="0" w:type="dxa"/>
+              <w:left w:w="0" w:type="dxa"/>
+              <w:right w:w="0" w:type="dxa"/>
+            </w:tcMar>
+            <w:vAlign w:val="center"/>
+          </w:tcPr>
+          <w:p>
+            <w:pPr>
+              <w:pStyle w:val="Normal"/>
+              <w:jc w:val="left"/>
+              <w:pBdr>
+                <w:bottom w:val="none" w:sz="0" w:space="0" w:color="000000"/>
+                <w:top w:val="none" w:sz="0" w:space="0" w:color="000000"/>
+                <w:left w:val="none" w:sz="0" w:space="0" w:color="000000"/>
+                <w:right w:val="none" w:sz="0" w:space="0" w:color="000000"/>
+              </w:pBdr>
+              <w:spacing w:after="100" w:before="100" w:line="240"/>
+              <w:ind w:left="100" w:right="100" w:firstLine="0" w:firstLineChars="0"/>
+              <w:rPr>
+                <w:rFonts w:ascii="Arial" w:hAnsi="Arial" w:eastAsia="Arial" w:cs="Arial"/>
+                <w:i w:val="false"/>
+                <w:b w:val="false"/>
+                <w:u w:val="none"/>
+                <w:strike w:val="false"/>
+                <w:sz w:val="22"/>
+                <w:szCs w:val="22"/>
+                <w:color w:val="000000"/>
+              </w:rPr>
+            </w:pPr>
+            <w:r>
+              <w:rPr>
+                <w:rFonts w:ascii="Arial" w:hAnsi="Arial" w:eastAsia="Arial" w:cs="Arial"/>
+                <w:i w:val="false"/>
+                <w:b w:val="false"/>
+                <w:u w:val="none"/>
+                <w:strike w:val="false"/>
+                <w:sz w:val="22"/>
+                <w:szCs w:val="22"/>
+                <w:color w:val="000000"/>
+              </w:rPr>
+              <w:t xml:space="preserve">C. DiD simple (promedio post - pre)</w:t>
+            </w:r>
+          </w:p>
+        </w:tc>
+        <w:tc>
+          <w:tcPr>
+            <w:tcBorders>
+              <w:bottom w:val="none" w:sz="0" w:space="0" w:color="000000"/>
+              <w:top w:val="none" w:sz="0" w:space="0" w:color="000000"/>
+              <w:left w:val="none" w:sz="0" w:space="0" w:color="000000"/>
+              <w:right w:val="none" w:sz="0" w:space="0" w:color="000000"/>
+            </w:tcBorders>
+            <w:shd w:val="clear" w:color="auto" w:fill="FFFFFF"/>
+            <w:tcMar>
+              <w:top w:w="0" w:type="dxa"/>
+              <w:bottom w:w="0" w:type="dxa"/>
+              <w:left w:w="0" w:type="dxa"/>
+              <w:right w:w="0" w:type="dxa"/>
+            </w:tcMar>
+            <w:vAlign w:val="center"/>
+          </w:tcPr>
+          <w:p>
+            <w:pPr>
+              <w:pStyle w:val="Normal"/>
+              <w:jc w:val="right"/>
+              <w:pBdr>
+                <w:bottom w:val="none" w:sz="0" w:space="0" w:color="000000"/>
+                <w:top w:val="none" w:sz="0" w:space="0" w:color="000000"/>
+                <w:left w:val="none" w:sz="0" w:space="0" w:color="000000"/>
+                <w:right w:val="none" w:sz="0" w:space="0" w:color="000000"/>
+              </w:pBdr>
+              <w:spacing w:after="100" w:before="100" w:line="240"/>
+              <w:ind w:left="100" w:right="100" w:firstLine="0" w:firstLineChars="0"/>
+              <w:rPr>
+                <w:rFonts w:ascii="Arial" w:hAnsi="Arial" w:eastAsia="Arial" w:cs="Arial"/>
+                <w:i w:val="false"/>
+                <w:b w:val="false"/>
+                <w:u w:val="none"/>
+                <w:strike w:val="false"/>
+                <w:sz w:val="22"/>
+                <w:szCs w:val="22"/>
+                <w:color w:val="000000"/>
+              </w:rPr>
+            </w:pPr>
+            <w:r>
+              <w:rPr>
+                <w:rFonts w:ascii="Arial" w:hAnsi="Arial" w:eastAsia="Arial" w:cs="Arial"/>
+                <w:i w:val="false"/>
+                <w:b w:val="false"/>
+                <w:u w:val="none"/>
+                <w:strike w:val="false"/>
+                <w:sz w:val="22"/>
+                <w:szCs w:val="22"/>
+                <w:color w:val="000000"/>
+              </w:rPr>
+              <w:t xml:space="preserve">-1.558</w:t>
+            </w:r>
+          </w:p>
+        </w:tc>
+        <w:tc>
+          <w:tcPr>
+            <w:tcBorders>
+              <w:bottom w:val="none" w:sz="0" w:space="0" w:color="000000"/>
+              <w:top w:val="none" w:sz="0" w:space="0" w:color="000000"/>
+              <w:left w:val="none" w:sz="0" w:space="0" w:color="000000"/>
+              <w:right w:val="none" w:sz="0" w:space="0" w:color="000000"/>
+            </w:tcBorders>
+            <w:shd w:val="clear" w:color="auto" w:fill="FFFFFF"/>
+            <w:tcMar>
+              <w:top w:w="0" w:type="dxa"/>
+              <w:bottom w:w="0" w:type="dxa"/>
+              <w:left w:w="0" w:type="dxa"/>
+              <w:right w:w="0" w:type="dxa"/>
+            </w:tcMar>
+            <w:vAlign w:val="center"/>
+          </w:tcPr>
+          <w:p>
+            <w:pPr>
+              <w:pStyle w:val="Normal"/>
+              <w:jc w:val="right"/>
+              <w:pBdr>
+                <w:bottom w:val="none" w:sz="0" w:space="0" w:color="000000"/>
+                <w:top w:val="none" w:sz="0" w:space="0" w:color="000000"/>
+                <w:left w:val="none" w:sz="0" w:space="0" w:color="000000"/>
+                <w:right w:val="none" w:sz="0" w:space="0" w:color="000000"/>
+              </w:pBdr>
+              <w:spacing w:after="100" w:before="100" w:line="240"/>
+              <w:ind w:left="100" w:right="100" w:firstLine="0" w:firstLineChars="0"/>
+              <w:rPr>
+                <w:rFonts w:ascii="Arial" w:hAnsi="Arial" w:eastAsia="Arial" w:cs="Arial"/>
+                <w:i w:val="false"/>
+                <w:b w:val="false"/>
+                <w:u w:val="none"/>
+                <w:strike w:val="false"/>
+                <w:sz w:val="22"/>
+                <w:szCs w:val="22"/>
+                <w:color w:val="000000"/>
+              </w:rPr>
+            </w:pPr>
+            <w:r>
+              <w:rPr>
+                <w:rFonts w:ascii="Arial" w:hAnsi="Arial" w:eastAsia="Arial" w:cs="Arial"/>
+                <w:i w:val="false"/>
+                <w:b w:val="false"/>
+                <w:u w:val="none"/>
+                <w:strike w:val="false"/>
+                <w:sz w:val="22"/>
+                <w:szCs w:val="22"/>
+                <w:color w:val="000000"/>
+              </w:rPr>
+              <w:t xml:space="preserve">-2.220</w:t>
+            </w:r>
+          </w:p>
+        </w:tc>
+        <w:tc>
+          <w:tcPr>
+            <w:tcBorders>
+              <w:bottom w:val="none" w:sz="0" w:space="0" w:color="000000"/>
+              <w:top w:val="none" w:sz="0" w:space="0" w:color="000000"/>
+              <w:left w:val="none" w:sz="0" w:space="0" w:color="000000"/>
+              <w:right w:val="none" w:sz="0" w:space="0" w:color="000000"/>
+            </w:tcBorders>
+            <w:shd w:val="clear" w:color="auto" w:fill="FFFFFF"/>
+            <w:tcMar>
+              <w:top w:w="0" w:type="dxa"/>
+              <w:bottom w:w="0" w:type="dxa"/>
+              <w:left w:w="0" w:type="dxa"/>
+              <w:right w:w="0" w:type="dxa"/>
+            </w:tcMar>
+            <w:vAlign w:val="center"/>
+          </w:tcPr>
+          <w:p>
+            <w:pPr>
+              <w:pStyle w:val="Normal"/>
+              <w:jc w:val="right"/>
+              <w:pBdr>
+                <w:bottom w:val="none" w:sz="0" w:space="0" w:color="000000"/>
+                <w:top w:val="none" w:sz="0" w:space="0" w:color="000000"/>
+                <w:left w:val="none" w:sz="0" w:space="0" w:color="000000"/>
+                <w:right w:val="none" w:sz="0" w:space="0" w:color="000000"/>
+              </w:pBdr>
+              <w:spacing w:after="100" w:before="100" w:line="240"/>
+              <w:ind w:left="100" w:right="100" w:firstLine="0" w:firstLineChars="0"/>
+              <w:rPr>
+                <w:rFonts w:ascii="Arial" w:hAnsi="Arial" w:eastAsia="Arial" w:cs="Arial"/>
+                <w:i w:val="false"/>
+                <w:b w:val="false"/>
+                <w:u w:val="none"/>
+                <w:strike w:val="false"/>
+                <w:sz w:val="22"/>
+                <w:szCs w:val="22"/>
+                <w:color w:val="000000"/>
+              </w:rPr>
+            </w:pPr>
+            <w:r>
+              <w:rPr>
+                <w:rFonts w:ascii="Arial" w:hAnsi="Arial" w:eastAsia="Arial" w:cs="Arial"/>
+                <w:i w:val="false"/>
+                <w:b w:val="false"/>
+                <w:u w:val="none"/>
+                <w:strike w:val="false"/>
+                <w:sz w:val="22"/>
+                <w:szCs w:val="22"/>
+                <w:color w:val="000000"/>
+              </w:rPr>
+              <w:t xml:space="preserve">-0.896</w:t>
+            </w:r>
+          </w:p>
+        </w:tc>
+        <w:tc>
+          <w:tcPr>
+            <w:tcBorders>
+              <w:bottom w:val="none" w:sz="0" w:space="0" w:color="000000"/>
+              <w:top w:val="none" w:sz="0" w:space="0" w:color="000000"/>
+              <w:left w:val="none" w:sz="0" w:space="0" w:color="000000"/>
+              <w:right w:val="none" w:sz="0" w:space="0" w:color="000000"/>
+            </w:tcBorders>
+            <w:shd w:val="clear" w:color="auto" w:fill="FFFFFF"/>
+            <w:tcMar>
+              <w:top w:w="0" w:type="dxa"/>
+              <w:bottom w:w="0" w:type="dxa"/>
+              <w:left w:w="0" w:type="dxa"/>
+              <w:right w:w="0" w:type="dxa"/>
+            </w:tcMar>
+            <w:vAlign w:val="center"/>
+          </w:tcPr>
+          <w:p>
+            <w:pPr>
+              <w:pStyle w:val="Normal"/>
+              <w:jc w:val="right"/>
+              <w:pBdr>
+                <w:bottom w:val="none" w:sz="0" w:space="0" w:color="000000"/>
+                <w:top w:val="none" w:sz="0" w:space="0" w:color="000000"/>
+                <w:left w:val="none" w:sz="0" w:space="0" w:color="000000"/>
+                <w:right w:val="none" w:sz="0" w:space="0" w:color="000000"/>
+              </w:pBdr>
+              <w:spacing w:after="100" w:before="100" w:line="240"/>
+              <w:ind w:left="100" w:right="100" w:firstLine="0" w:firstLineChars="0"/>
+              <w:rPr>
+                <w:rFonts w:ascii="Arial" w:hAnsi="Arial" w:eastAsia="Arial" w:cs="Arial"/>
+                <w:i w:val="false"/>
+                <w:b w:val="false"/>
+                <w:u w:val="none"/>
+                <w:strike w:val="false"/>
+                <w:sz w:val="22"/>
+                <w:szCs w:val="22"/>
+                <w:color w:val="000000"/>
+              </w:rPr>
+            </w:pPr>
+            <w:r>
+              <w:rPr>
+                <w:rFonts w:ascii="Arial" w:hAnsi="Arial" w:eastAsia="Arial" w:cs="Arial"/>
+                <w:i w:val="false"/>
+                <w:b w:val="false"/>
+                <w:u w:val="none"/>
+                <w:strike w:val="false"/>
+                <w:sz w:val="22"/>
+                <w:szCs w:val="22"/>
+                <w:color w:val="000000"/>
+              </w:rPr>
+              <w:t xml:space="preserve">0.000</w:t>
+            </w:r>
+          </w:p>
+        </w:tc>
+        <w:tc>
+          <w:tcPr>
+            <w:tcBorders>
+              <w:bottom w:val="none" w:sz="0" w:space="0" w:color="000000"/>
+              <w:top w:val="none" w:sz="0" w:space="0" w:color="000000"/>
+              <w:left w:val="none" w:sz="0" w:space="0" w:color="000000"/>
+              <w:right w:val="none" w:sz="0" w:space="0" w:color="000000"/>
+            </w:tcBorders>
+            <w:shd w:val="clear" w:color="auto" w:fill="FFFFFF"/>
+            <w:tcMar>
+              <w:top w:w="0" w:type="dxa"/>
+              <w:bottom w:w="0" w:type="dxa"/>
+              <w:left w:w="0" w:type="dxa"/>
+              <w:right w:w="0" w:type="dxa"/>
+            </w:tcMar>
+            <w:vAlign w:val="center"/>
+          </w:tcPr>
+          <w:p>
+            <w:pPr>
+              <w:pStyle w:val="Normal"/>
+              <w:jc w:val="left"/>
+              <w:pBdr>
+                <w:bottom w:val="none" w:sz="0" w:space="0" w:color="000000"/>
+                <w:top w:val="none" w:sz="0" w:space="0" w:color="000000"/>
+                <w:left w:val="none" w:sz="0" w:space="0" w:color="000000"/>
+                <w:right w:val="none" w:sz="0" w:space="0" w:color="000000"/>
+              </w:pBdr>
+              <w:spacing w:after="100" w:before="100" w:line="240"/>
+              <w:ind w:left="100" w:right="100" w:firstLine="0" w:firstLineChars="0"/>
+              <w:rPr>
+                <w:rFonts w:ascii="Arial" w:hAnsi="Arial" w:eastAsia="Arial" w:cs="Arial"/>
+                <w:i w:val="false"/>
+                <w:b w:val="false"/>
+                <w:u w:val="none"/>
+                <w:strike w:val="false"/>
+                <w:sz w:val="22"/>
+                <w:szCs w:val="22"/>
+                <w:color w:val="000000"/>
+              </w:rPr>
+            </w:pPr>
+            <w:r>
+              <w:rPr>
+                <w:rFonts w:ascii="Arial" w:hAnsi="Arial" w:eastAsia="Arial" w:cs="Arial"/>
+                <w:i w:val="false"/>
+                <w:b w:val="false"/>
+                <w:u w:val="none"/>
+                <w:strike w:val="false"/>
+                <w:sz w:val="22"/>
+                <w:szCs w:val="22"/>
+                <w:color w:val="000000"/>
+              </w:rPr>
+              <w:t xml:space="preserve">***</w:t>
+            </w:r>
+          </w:p>
+        </w:tc>
+        <w:tc>
+          <w:tcPr>
+            <w:tcBorders>
+              <w:bottom w:val="none" w:sz="0" w:space="0" w:color="000000"/>
+              <w:top w:val="none" w:sz="0" w:space="0" w:color="000000"/>
+              <w:left w:val="none" w:sz="0" w:space="0" w:color="000000"/>
+              <w:right w:val="none" w:sz="0" w:space="0" w:color="000000"/>
+            </w:tcBorders>
+            <w:shd w:val="clear" w:color="auto" w:fill="FFFFFF"/>
+            <w:tcMar>
+              <w:top w:w="0" w:type="dxa"/>
+              <w:bottom w:w="0" w:type="dxa"/>
+              <w:left w:w="0" w:type="dxa"/>
+              <w:right w:w="0" w:type="dxa"/>
+            </w:tcMar>
+            <w:vAlign w:val="center"/>
+          </w:tcPr>
+          <w:p>
+            <w:pPr>
+              <w:pStyle w:val="Normal"/>
+              <w:jc w:val="right"/>
+              <w:pBdr>
+                <w:bottom w:val="none" w:sz="0" w:space="0" w:color="000000"/>
+                <w:top w:val="none" w:sz="0" w:space="0" w:color="000000"/>
+                <w:left w:val="none" w:sz="0" w:space="0" w:color="000000"/>
+                <w:right w:val="none" w:sz="0" w:space="0" w:color="000000"/>
+              </w:pBdr>
+              <w:spacing w:after="100" w:before="100" w:line="240"/>
+              <w:ind w:left="100" w:right="100" w:firstLine="0" w:firstLineChars="0"/>
+              <w:rPr>
+                <w:rFonts w:ascii="Arial" w:hAnsi="Arial" w:eastAsia="Arial" w:cs="Arial"/>
+                <w:i w:val="false"/>
+                <w:b w:val="false"/>
+                <w:u w:val="none"/>
+                <w:strike w:val="false"/>
+                <w:sz w:val="22"/>
+                <w:szCs w:val="22"/>
+                <w:color w:val="000000"/>
+              </w:rPr>
+            </w:pPr>
+            <w:r>
+              <w:rPr>
+                <w:rFonts w:ascii="Arial" w:hAnsi="Arial" w:eastAsia="Arial" w:cs="Arial"/>
+                <w:i w:val="false"/>
+                <w:b w:val="false"/>
+                <w:u w:val="none"/>
+                <w:strike w:val="false"/>
+                <w:sz w:val="22"/>
+                <w:szCs w:val="22"/>
+                <w:color w:val="000000"/>
+              </w:rPr>
+              <w:t xml:space="preserve">0.000</w:t>
+            </w:r>
+          </w:p>
+        </w:tc>
+        <w:tc>
+          <w:tcPr>
+            <w:tcBorders>
+              <w:bottom w:val="none" w:sz="0" w:space="0" w:color="000000"/>
+              <w:top w:val="none" w:sz="0" w:space="0" w:color="000000"/>
+              <w:left w:val="none" w:sz="0" w:space="0" w:color="000000"/>
+              <w:right w:val="none" w:sz="0" w:space="0" w:color="000000"/>
+            </w:tcBorders>
+            <w:shd w:val="clear" w:color="auto" w:fill="FFFFFF"/>
+            <w:tcMar>
+              <w:top w:w="0" w:type="dxa"/>
+              <w:bottom w:w="0" w:type="dxa"/>
+              <w:left w:w="0" w:type="dxa"/>
+              <w:right w:w="0" w:type="dxa"/>
+            </w:tcMar>
+            <w:vAlign w:val="center"/>
+          </w:tcPr>
+          <w:p>
+            <w:pPr>
+              <w:pStyle w:val="Normal"/>
+              <w:jc w:val="right"/>
+              <w:pBdr>
+                <w:bottom w:val="none" w:sz="0" w:space="0" w:color="000000"/>
+                <w:top w:val="none" w:sz="0" w:space="0" w:color="000000"/>
+                <w:left w:val="none" w:sz="0" w:space="0" w:color="000000"/>
+                <w:right w:val="none" w:sz="0" w:space="0" w:color="000000"/>
+              </w:pBdr>
+              <w:spacing w:after="100" w:before="100" w:line="240"/>
+              <w:ind w:left="100" w:right="100" w:firstLine="0" w:firstLineChars="0"/>
+              <w:rPr>
+                <w:rFonts w:ascii="Arial" w:hAnsi="Arial" w:eastAsia="Arial" w:cs="Arial"/>
+                <w:i w:val="false"/>
+                <w:b w:val="false"/>
+                <w:u w:val="none"/>
+                <w:strike w:val="false"/>
+                <w:sz w:val="22"/>
+                <w:szCs w:val="22"/>
+                <w:color w:val="000000"/>
+              </w:rPr>
+            </w:pPr>
+            <w:r>
+              <w:rPr>
+                <w:rFonts w:ascii="Arial" w:hAnsi="Arial" w:eastAsia="Arial" w:cs="Arial"/>
+                <w:i w:val="false"/>
+                <w:b w:val="false"/>
+                <w:u w:val="none"/>
+                <w:strike w:val="false"/>
+                <w:sz w:val="22"/>
+                <w:szCs w:val="22"/>
+                <w:color w:val="000000"/>
+              </w:rPr>
+              <w:t xml:space="preserve">50,184</w:t>
+            </w:r>
+          </w:p>
+        </w:tc>
+      </w:tr>
+      <w:tr>
+        <w:trPr>
+          <w:trHeight w:val="608" w:hRule="auto"/>
+        </w:trPr>
+        <w:tc>
+          <w:tcPr>
+            <w:tcBorders>
+              <w:bottom w:val="none" w:sz="0" w:space="0" w:color="000000"/>
+              <w:top w:val="none" w:sz="0" w:space="0" w:color="000000"/>
+              <w:left w:val="none" w:sz="0" w:space="0" w:color="000000"/>
+              <w:right w:val="none" w:sz="0" w:space="0" w:color="000000"/>
+            </w:tcBorders>
+            <w:shd w:val="clear" w:color="auto" w:fill="FFFFFF"/>
+            <w:tcMar>
+              <w:top w:w="0" w:type="dxa"/>
+              <w:bottom w:w="0" w:type="dxa"/>
+              <w:left w:w="0" w:type="dxa"/>
+              <w:right w:w="0" w:type="dxa"/>
+            </w:tcMar>
+            <w:vAlign w:val="center"/>
+          </w:tcPr>
+          <w:p>
+            <w:pPr>
+              <w:pStyle w:val="Normal"/>
+              <w:jc w:val="left"/>
+              <w:pBdr>
+                <w:bottom w:val="none" w:sz="0" w:space="0" w:color="000000"/>
+                <w:top w:val="none" w:sz="0" w:space="0" w:color="000000"/>
+                <w:left w:val="none" w:sz="0" w:space="0" w:color="000000"/>
+                <w:right w:val="none" w:sz="0" w:space="0" w:color="000000"/>
+              </w:pBdr>
+              <w:spacing w:after="100" w:before="100" w:line="240"/>
+              <w:ind w:left="100" w:right="100" w:firstLine="0" w:firstLineChars="0"/>
+              <w:rPr>
+                <w:rFonts w:ascii="Arial" w:hAnsi="Arial" w:eastAsia="Arial" w:cs="Arial"/>
+                <w:i w:val="false"/>
+                <w:b w:val="false"/>
+                <w:u w:val="none"/>
+                <w:strike w:val="false"/>
+                <w:sz w:val="22"/>
+                <w:szCs w:val="22"/>
+                <w:color w:val="000000"/>
+              </w:rPr>
+            </w:pPr>
+            <w:r>
+              <w:rPr>
+                <w:rFonts w:ascii="Arial" w:hAnsi="Arial" w:eastAsia="Arial" w:cs="Arial"/>
+                <w:i w:val="false"/>
+                <w:b w:val="false"/>
+                <w:u w:val="none"/>
+                <w:strike w:val="false"/>
+                <w:sz w:val="22"/>
+                <w:szCs w:val="22"/>
+                <w:color w:val="000000"/>
+              </w:rPr>
+              <w:t xml:space="preserve">Golpe A (armónica ponderada)</w:t>
+            </w:r>
+          </w:p>
+        </w:tc>
+        <w:tc>
+          <w:tcPr>
+            <w:tcBorders>
+              <w:bottom w:val="none" w:sz="0" w:space="0" w:color="000000"/>
+              <w:top w:val="none" w:sz="0" w:space="0" w:color="000000"/>
+              <w:left w:val="none" w:sz="0" w:space="0" w:color="000000"/>
+              <w:right w:val="none" w:sz="0" w:space="0" w:color="000000"/>
+            </w:tcBorders>
+            <w:shd w:val="clear" w:color="auto" w:fill="FFFFFF"/>
+            <w:tcMar>
+              <w:top w:w="0" w:type="dxa"/>
+              <w:bottom w:w="0" w:type="dxa"/>
+              <w:left w:w="0" w:type="dxa"/>
+              <w:right w:w="0" w:type="dxa"/>
+            </w:tcMar>
+            <w:vAlign w:val="center"/>
+          </w:tcPr>
+          <w:p>
+            <w:pPr>
+              <w:pStyle w:val="Normal"/>
+              <w:jc w:val="left"/>
+              <w:pBdr>
+                <w:bottom w:val="none" w:sz="0" w:space="0" w:color="000000"/>
+                <w:top w:val="none" w:sz="0" w:space="0" w:color="000000"/>
+                <w:left w:val="none" w:sz="0" w:space="0" w:color="000000"/>
+                <w:right w:val="none" w:sz="0" w:space="0" w:color="000000"/>
+              </w:pBdr>
+              <w:spacing w:after="100" w:before="100" w:line="240"/>
+              <w:ind w:left="100" w:right="100" w:firstLine="0" w:firstLineChars="0"/>
+              <w:rPr>
+                <w:rFonts w:ascii="Arial" w:hAnsi="Arial" w:eastAsia="Arial" w:cs="Arial"/>
+                <w:i w:val="false"/>
+                <w:b w:val="false"/>
+                <w:u w:val="none"/>
+                <w:strike w:val="false"/>
+                <w:sz w:val="22"/>
+                <w:szCs w:val="22"/>
+                <w:color w:val="000000"/>
+              </w:rPr>
+            </w:pPr>
+            <w:r>
+              <w:rPr>
+                <w:rFonts w:ascii="Arial" w:hAnsi="Arial" w:eastAsia="Arial" w:cs="Arial"/>
+                <w:i w:val="false"/>
+                <w:b w:val="false"/>
+                <w:u w:val="none"/>
+                <w:strike w:val="false"/>
+                <w:sz w:val="22"/>
+                <w:szCs w:val="22"/>
+                <w:color w:val="000000"/>
+              </w:rPr>
+              <w:t xml:space="preserve">D. 2023 frente a 2021</w:t>
+            </w:r>
+          </w:p>
+        </w:tc>
+        <w:tc>
+          <w:tcPr>
+            <w:tcBorders>
+              <w:bottom w:val="none" w:sz="0" w:space="0" w:color="000000"/>
+              <w:top w:val="none" w:sz="0" w:space="0" w:color="000000"/>
+              <w:left w:val="none" w:sz="0" w:space="0" w:color="000000"/>
+              <w:right w:val="none" w:sz="0" w:space="0" w:color="000000"/>
+            </w:tcBorders>
+            <w:shd w:val="clear" w:color="auto" w:fill="FFFFFF"/>
+            <w:tcMar>
+              <w:top w:w="0" w:type="dxa"/>
+              <w:bottom w:w="0" w:type="dxa"/>
+              <w:left w:w="0" w:type="dxa"/>
+              <w:right w:w="0" w:type="dxa"/>
+            </w:tcMar>
+            <w:vAlign w:val="center"/>
+          </w:tcPr>
+          <w:p>
+            <w:pPr>
+              <w:pStyle w:val="Normal"/>
+              <w:jc w:val="right"/>
+              <w:pBdr>
+                <w:bottom w:val="none" w:sz="0" w:space="0" w:color="000000"/>
+                <w:top w:val="none" w:sz="0" w:space="0" w:color="000000"/>
+                <w:left w:val="none" w:sz="0" w:space="0" w:color="000000"/>
+                <w:right w:val="none" w:sz="0" w:space="0" w:color="000000"/>
+              </w:pBdr>
+              <w:spacing w:after="100" w:before="100" w:line="240"/>
+              <w:ind w:left="100" w:right="100" w:firstLine="0" w:firstLineChars="0"/>
+              <w:rPr>
+                <w:rFonts w:ascii="Arial" w:hAnsi="Arial" w:eastAsia="Arial" w:cs="Arial"/>
+                <w:i w:val="false"/>
+                <w:b w:val="false"/>
+                <w:u w:val="none"/>
+                <w:strike w:val="false"/>
+                <w:sz w:val="22"/>
+                <w:szCs w:val="22"/>
+                <w:color w:val="000000"/>
+              </w:rPr>
+            </w:pPr>
+            <w:r>
+              <w:rPr>
+                <w:rFonts w:ascii="Arial" w:hAnsi="Arial" w:eastAsia="Arial" w:cs="Arial"/>
+                <w:i w:val="false"/>
+                <w:b w:val="false"/>
+                <w:u w:val="none"/>
+                <w:strike w:val="false"/>
+                <w:sz w:val="22"/>
+                <w:szCs w:val="22"/>
+                <w:color w:val="000000"/>
+              </w:rPr>
+              <w:t xml:space="preserve">0.007</w:t>
+            </w:r>
+          </w:p>
+        </w:tc>
+        <w:tc>
+          <w:tcPr>
+            <w:tcBorders>
+              <w:bottom w:val="none" w:sz="0" w:space="0" w:color="000000"/>
+              <w:top w:val="none" w:sz="0" w:space="0" w:color="000000"/>
+              <w:left w:val="none" w:sz="0" w:space="0" w:color="000000"/>
+              <w:right w:val="none" w:sz="0" w:space="0" w:color="000000"/>
+            </w:tcBorders>
+            <w:shd w:val="clear" w:color="auto" w:fill="FFFFFF"/>
+            <w:tcMar>
+              <w:top w:w="0" w:type="dxa"/>
+              <w:bottom w:w="0" w:type="dxa"/>
+              <w:left w:w="0" w:type="dxa"/>
+              <w:right w:w="0" w:type="dxa"/>
+            </w:tcMar>
+            <w:vAlign w:val="center"/>
+          </w:tcPr>
+          <w:p>
+            <w:pPr>
+              <w:pStyle w:val="Normal"/>
+              <w:jc w:val="right"/>
+              <w:pBdr>
+                <w:bottom w:val="none" w:sz="0" w:space="0" w:color="000000"/>
+                <w:top w:val="none" w:sz="0" w:space="0" w:color="000000"/>
+                <w:left w:val="none" w:sz="0" w:space="0" w:color="000000"/>
+                <w:right w:val="none" w:sz="0" w:space="0" w:color="000000"/>
+              </w:pBdr>
+              <w:spacing w:after="100" w:before="100" w:line="240"/>
+              <w:ind w:left="100" w:right="100" w:firstLine="0" w:firstLineChars="0"/>
+              <w:rPr>
+                <w:rFonts w:ascii="Arial" w:hAnsi="Arial" w:eastAsia="Arial" w:cs="Arial"/>
+                <w:i w:val="false"/>
+                <w:b w:val="false"/>
+                <w:u w:val="none"/>
+                <w:strike w:val="false"/>
+                <w:sz w:val="22"/>
+                <w:szCs w:val="22"/>
+                <w:color w:val="000000"/>
+              </w:rPr>
+            </w:pPr>
+            <w:r>
+              <w:rPr>
+                <w:rFonts w:ascii="Arial" w:hAnsi="Arial" w:eastAsia="Arial" w:cs="Arial"/>
+                <w:i w:val="false"/>
+                <w:b w:val="false"/>
+                <w:u w:val="none"/>
+                <w:strike w:val="false"/>
+                <w:sz w:val="22"/>
+                <w:szCs w:val="22"/>
+                <w:color w:val="000000"/>
+              </w:rPr>
+              <w:t xml:space="preserve">-1.143</w:t>
+            </w:r>
+          </w:p>
+        </w:tc>
+        <w:tc>
+          <w:tcPr>
+            <w:tcBorders>
+              <w:bottom w:val="none" w:sz="0" w:space="0" w:color="000000"/>
+              <w:top w:val="none" w:sz="0" w:space="0" w:color="000000"/>
+              <w:left w:val="none" w:sz="0" w:space="0" w:color="000000"/>
+              <w:right w:val="none" w:sz="0" w:space="0" w:color="000000"/>
+            </w:tcBorders>
+            <w:shd w:val="clear" w:color="auto" w:fill="FFFFFF"/>
+            <w:tcMar>
+              <w:top w:w="0" w:type="dxa"/>
+              <w:bottom w:w="0" w:type="dxa"/>
+              <w:left w:w="0" w:type="dxa"/>
+              <w:right w:w="0" w:type="dxa"/>
+            </w:tcMar>
+            <w:vAlign w:val="center"/>
+          </w:tcPr>
+          <w:p>
+            <w:pPr>
+              <w:pStyle w:val="Normal"/>
+              <w:jc w:val="right"/>
+              <w:pBdr>
+                <w:bottom w:val="none" w:sz="0" w:space="0" w:color="000000"/>
+                <w:top w:val="none" w:sz="0" w:space="0" w:color="000000"/>
+                <w:left w:val="none" w:sz="0" w:space="0" w:color="000000"/>
+                <w:right w:val="none" w:sz="0" w:space="0" w:color="000000"/>
+              </w:pBdr>
+              <w:spacing w:after="100" w:before="100" w:line="240"/>
+              <w:ind w:left="100" w:right="100" w:firstLine="0" w:firstLineChars="0"/>
+              <w:rPr>
+                <w:rFonts w:ascii="Arial" w:hAnsi="Arial" w:eastAsia="Arial" w:cs="Arial"/>
+                <w:i w:val="false"/>
+                <w:b w:val="false"/>
+                <w:u w:val="none"/>
+                <w:strike w:val="false"/>
+                <w:sz w:val="22"/>
+                <w:szCs w:val="22"/>
+                <w:color w:val="000000"/>
+              </w:rPr>
+            </w:pPr>
+            <w:r>
+              <w:rPr>
+                <w:rFonts w:ascii="Arial" w:hAnsi="Arial" w:eastAsia="Arial" w:cs="Arial"/>
+                <w:i w:val="false"/>
+                <w:b w:val="false"/>
+                <w:u w:val="none"/>
+                <w:strike w:val="false"/>
+                <w:sz w:val="22"/>
+                <w:szCs w:val="22"/>
+                <w:color w:val="000000"/>
+              </w:rPr>
+              <w:t xml:space="preserve">1.158</w:t>
+            </w:r>
+          </w:p>
+        </w:tc>
+        <w:tc>
+          <w:tcPr>
+            <w:tcBorders>
+              <w:bottom w:val="none" w:sz="0" w:space="0" w:color="000000"/>
+              <w:top w:val="none" w:sz="0" w:space="0" w:color="000000"/>
+              <w:left w:val="none" w:sz="0" w:space="0" w:color="000000"/>
+              <w:right w:val="none" w:sz="0" w:space="0" w:color="000000"/>
+            </w:tcBorders>
+            <w:shd w:val="clear" w:color="auto" w:fill="FFFFFF"/>
+            <w:tcMar>
+              <w:top w:w="0" w:type="dxa"/>
+              <w:bottom w:w="0" w:type="dxa"/>
+              <w:left w:w="0" w:type="dxa"/>
+              <w:right w:w="0" w:type="dxa"/>
+            </w:tcMar>
+            <w:vAlign w:val="center"/>
+          </w:tcPr>
+          <w:p>
+            <w:pPr>
+              <w:pStyle w:val="Normal"/>
+              <w:jc w:val="right"/>
+              <w:pBdr>
+                <w:bottom w:val="none" w:sz="0" w:space="0" w:color="000000"/>
+                <w:top w:val="none" w:sz="0" w:space="0" w:color="000000"/>
+                <w:left w:val="none" w:sz="0" w:space="0" w:color="000000"/>
+                <w:right w:val="none" w:sz="0" w:space="0" w:color="000000"/>
+              </w:pBdr>
+              <w:spacing w:after="100" w:before="100" w:line="240"/>
+              <w:ind w:left="100" w:right="100" w:firstLine="0" w:firstLineChars="0"/>
+              <w:rPr>
+                <w:rFonts w:ascii="Arial" w:hAnsi="Arial" w:eastAsia="Arial" w:cs="Arial"/>
+                <w:i w:val="false"/>
+                <w:b w:val="false"/>
+                <w:u w:val="none"/>
+                <w:strike w:val="false"/>
+                <w:sz w:val="22"/>
+                <w:szCs w:val="22"/>
+                <w:color w:val="000000"/>
+              </w:rPr>
+            </w:pPr>
+            <w:r>
+              <w:rPr>
+                <w:rFonts w:ascii="Arial" w:hAnsi="Arial" w:eastAsia="Arial" w:cs="Arial"/>
+                <w:i w:val="false"/>
+                <w:b w:val="false"/>
+                <w:u w:val="none"/>
+                <w:strike w:val="false"/>
+                <w:sz w:val="22"/>
+                <w:szCs w:val="22"/>
+                <w:color w:val="000000"/>
+              </w:rPr>
+              <w:t xml:space="preserve">0.990</w:t>
+            </w:r>
+          </w:p>
+        </w:tc>
+        <w:tc>
+          <w:tcPr>
+            <w:tcBorders>
+              <w:bottom w:val="none" w:sz="0" w:space="0" w:color="000000"/>
+              <w:top w:val="none" w:sz="0" w:space="0" w:color="000000"/>
+              <w:left w:val="none" w:sz="0" w:space="0" w:color="000000"/>
+              <w:right w:val="none" w:sz="0" w:space="0" w:color="000000"/>
+            </w:tcBorders>
+            <w:shd w:val="clear" w:color="auto" w:fill="FFFFFF"/>
+            <w:tcMar>
+              <w:top w:w="0" w:type="dxa"/>
+              <w:bottom w:w="0" w:type="dxa"/>
+              <w:left w:w="0" w:type="dxa"/>
+              <w:right w:w="0" w:type="dxa"/>
+            </w:tcMar>
+            <w:vAlign w:val="center"/>
+          </w:tcPr>
+          <w:p>
+            <w:pPr>
+              <w:pStyle w:val="Normal"/>
+              <w:jc w:val="left"/>
+              <w:pBdr>
+                <w:bottom w:val="none" w:sz="0" w:space="0" w:color="000000"/>
+                <w:top w:val="none" w:sz="0" w:space="0" w:color="000000"/>
+                <w:left w:val="none" w:sz="0" w:space="0" w:color="000000"/>
+                <w:right w:val="none" w:sz="0" w:space="0" w:color="000000"/>
+              </w:pBdr>
+              <w:spacing w:after="100" w:before="100" w:line="240"/>
+              <w:ind w:left="100" w:right="100" w:firstLine="0" w:firstLineChars="0"/>
+              <w:rPr>
+                <w:rFonts w:ascii="Arial" w:hAnsi="Arial" w:eastAsia="Arial" w:cs="Arial"/>
+                <w:i w:val="false"/>
+                <w:b w:val="false"/>
+                <w:u w:val="none"/>
+                <w:strike w:val="false"/>
+                <w:sz w:val="22"/>
+                <w:szCs w:val="22"/>
+                <w:color w:val="000000"/>
+              </w:rPr>
+            </w:pPr>
+            <w:r>
+              <w:rPr>
+                <w:rFonts w:ascii="Arial" w:hAnsi="Arial" w:eastAsia="Arial" w:cs="Arial"/>
+                <w:i w:val="false"/>
+                <w:b w:val="false"/>
+                <w:u w:val="none"/>
+                <w:strike w:val="false"/>
+                <w:sz w:val="22"/>
+                <w:szCs w:val="22"/>
+                <w:color w:val="000000"/>
+              </w:rPr>
+              <w:t xml:space="preserve"/>
+            </w:r>
+          </w:p>
+        </w:tc>
+        <w:tc>
+          <w:tcPr>
+            <w:tcBorders>
+              <w:bottom w:val="none" w:sz="0" w:space="0" w:color="000000"/>
+              <w:top w:val="none" w:sz="0" w:space="0" w:color="000000"/>
+              <w:left w:val="none" w:sz="0" w:space="0" w:color="000000"/>
+              <w:right w:val="none" w:sz="0" w:space="0" w:color="000000"/>
+            </w:tcBorders>
+            <w:shd w:val="clear" w:color="auto" w:fill="FFFFFF"/>
+            <w:tcMar>
+              <w:top w:w="0" w:type="dxa"/>
+              <w:bottom w:w="0" w:type="dxa"/>
+              <w:left w:w="0" w:type="dxa"/>
+              <w:right w:w="0" w:type="dxa"/>
+            </w:tcMar>
+            <w:vAlign w:val="center"/>
+          </w:tcPr>
+          <w:p>
+            <w:pPr>
+              <w:pStyle w:val="Normal"/>
+              <w:jc w:val="right"/>
+              <w:pBdr>
+                <w:bottom w:val="none" w:sz="0" w:space="0" w:color="000000"/>
+                <w:top w:val="none" w:sz="0" w:space="0" w:color="000000"/>
+                <w:left w:val="none" w:sz="0" w:space="0" w:color="000000"/>
+                <w:right w:val="none" w:sz="0" w:space="0" w:color="000000"/>
+              </w:pBdr>
+              <w:spacing w:after="100" w:before="100" w:line="240"/>
+              <w:ind w:left="100" w:right="100" w:firstLine="0" w:firstLineChars="0"/>
+              <w:rPr>
+                <w:rFonts w:ascii="Arial" w:hAnsi="Arial" w:eastAsia="Arial" w:cs="Arial"/>
+                <w:i w:val="false"/>
+                <w:b w:val="false"/>
+                <w:u w:val="none"/>
+                <w:strike w:val="false"/>
+                <w:sz w:val="22"/>
+                <w:szCs w:val="22"/>
+                <w:color w:val="000000"/>
+              </w:rPr>
+            </w:pPr>
+            <w:r>
+              <w:rPr>
+                <w:rFonts w:ascii="Arial" w:hAnsi="Arial" w:eastAsia="Arial" w:cs="Arial"/>
+                <w:i w:val="false"/>
+                <w:b w:val="false"/>
+                <w:u w:val="none"/>
+                <w:strike w:val="false"/>
+                <w:sz w:val="22"/>
+                <w:szCs w:val="22"/>
+                <w:color w:val="000000"/>
+              </w:rPr>
+              <w:t xml:space="preserve">0.000</w:t>
+            </w:r>
+          </w:p>
+        </w:tc>
+        <w:tc>
+          <w:tcPr>
+            <w:tcBorders>
+              <w:bottom w:val="none" w:sz="0" w:space="0" w:color="000000"/>
+              <w:top w:val="none" w:sz="0" w:space="0" w:color="000000"/>
+              <w:left w:val="none" w:sz="0" w:space="0" w:color="000000"/>
+              <w:right w:val="none" w:sz="0" w:space="0" w:color="000000"/>
+            </w:tcBorders>
+            <w:shd w:val="clear" w:color="auto" w:fill="FFFFFF"/>
+            <w:tcMar>
+              <w:top w:w="0" w:type="dxa"/>
+              <w:bottom w:w="0" w:type="dxa"/>
+              <w:left w:w="0" w:type="dxa"/>
+              <w:right w:w="0" w:type="dxa"/>
+            </w:tcMar>
+            <w:vAlign w:val="center"/>
+          </w:tcPr>
+          <w:p>
+            <w:pPr>
+              <w:pStyle w:val="Normal"/>
+              <w:jc w:val="right"/>
+              <w:pBdr>
+                <w:bottom w:val="none" w:sz="0" w:space="0" w:color="000000"/>
+                <w:top w:val="none" w:sz="0" w:space="0" w:color="000000"/>
+                <w:left w:val="none" w:sz="0" w:space="0" w:color="000000"/>
+                <w:right w:val="none" w:sz="0" w:space="0" w:color="000000"/>
+              </w:pBdr>
+              <w:spacing w:after="100" w:before="100" w:line="240"/>
+              <w:ind w:left="100" w:right="100" w:firstLine="0" w:firstLineChars="0"/>
+              <w:rPr>
+                <w:rFonts w:ascii="Arial" w:hAnsi="Arial" w:eastAsia="Arial" w:cs="Arial"/>
+                <w:i w:val="false"/>
+                <w:b w:val="false"/>
+                <w:u w:val="none"/>
+                <w:strike w:val="false"/>
+                <w:sz w:val="22"/>
+                <w:szCs w:val="22"/>
+                <w:color w:val="000000"/>
+              </w:rPr>
+            </w:pPr>
+            <w:r>
+              <w:rPr>
+                <w:rFonts w:ascii="Arial" w:hAnsi="Arial" w:eastAsia="Arial" w:cs="Arial"/>
+                <w:i w:val="false"/>
+                <w:b w:val="false"/>
+                <w:u w:val="none"/>
+                <w:strike w:val="false"/>
+                <w:sz w:val="22"/>
+                <w:szCs w:val="22"/>
+                <w:color w:val="000000"/>
+              </w:rPr>
+              <w:t xml:space="preserve">50,184</w:t>
+            </w:r>
+          </w:p>
+        </w:tc>
+      </w:tr>
+      <w:tr>
+        <w:trPr>
+          <w:trHeight w:val="608" w:hRule="auto"/>
+        </w:trPr>
+        <w:tc>
+          <w:tcPr>
+            <w:tcBorders>
+              <w:bottom w:val="none" w:sz="0" w:space="0" w:color="000000"/>
+              <w:top w:val="none" w:sz="0" w:space="0" w:color="000000"/>
+              <w:left w:val="none" w:sz="0" w:space="0" w:color="000000"/>
+              <w:right w:val="none" w:sz="0" w:space="0" w:color="000000"/>
+            </w:tcBorders>
+            <w:shd w:val="clear" w:color="auto" w:fill="FFFFFF"/>
+            <w:tcMar>
+              <w:top w:w="0" w:type="dxa"/>
+              <w:bottom w:w="0" w:type="dxa"/>
+              <w:left w:w="0" w:type="dxa"/>
+              <w:right w:w="0" w:type="dxa"/>
+            </w:tcMar>
+            <w:vAlign w:val="center"/>
+          </w:tcPr>
+          <w:p>
+            <w:pPr>
+              <w:pStyle w:val="Normal"/>
+              <w:jc w:val="left"/>
+              <w:pBdr>
+                <w:bottom w:val="none" w:sz="0" w:space="0" w:color="000000"/>
+                <w:top w:val="none" w:sz="0" w:space="0" w:color="000000"/>
+                <w:left w:val="none" w:sz="0" w:space="0" w:color="000000"/>
+                <w:right w:val="none" w:sz="0" w:space="0" w:color="000000"/>
+              </w:pBdr>
+              <w:spacing w:after="100" w:before="100" w:line="240"/>
+              <w:ind w:left="100" w:right="100" w:firstLine="0" w:firstLineChars="0"/>
+              <w:rPr>
+                <w:rFonts w:ascii="Arial" w:hAnsi="Arial" w:eastAsia="Arial" w:cs="Arial"/>
+                <w:i w:val="false"/>
+                <w:b w:val="false"/>
+                <w:u w:val="none"/>
+                <w:strike w:val="false"/>
+                <w:sz w:val="22"/>
+                <w:szCs w:val="22"/>
+                <w:color w:val="000000"/>
+              </w:rPr>
+            </w:pPr>
+            <w:r>
+              <w:rPr>
+                <w:rFonts w:ascii="Arial" w:hAnsi="Arial" w:eastAsia="Arial" w:cs="Arial"/>
+                <w:i w:val="false"/>
+                <w:b w:val="false"/>
+                <w:u w:val="none"/>
+                <w:strike w:val="false"/>
+                <w:sz w:val="22"/>
+                <w:szCs w:val="22"/>
+                <w:color w:val="000000"/>
+              </w:rPr>
               <w:t xml:space="preserve">Golpe costo (costo laboral total)</w:t>
             </w:r>
           </w:p>
@@ -7156,6 +8656,506 @@
                 <w:szCs w:val="22"/>
                 <w:color w:val="000000"/>
               </w:rPr>
+              <w:t xml:space="preserve">A. Cambio 2022 -&gt; 2023</w:t>
+            </w:r>
+          </w:p>
+        </w:tc>
+        <w:tc>
+          <w:tcPr>
+            <w:tcBorders>
+              <w:bottom w:val="none" w:sz="0" w:space="0" w:color="000000"/>
+              <w:top w:val="none" w:sz="0" w:space="0" w:color="000000"/>
+              <w:left w:val="none" w:sz="0" w:space="0" w:color="000000"/>
+              <w:right w:val="none" w:sz="0" w:space="0" w:color="000000"/>
+            </w:tcBorders>
+            <w:shd w:val="clear" w:color="auto" w:fill="FFFFFF"/>
+            <w:tcMar>
+              <w:top w:w="0" w:type="dxa"/>
+              <w:bottom w:w="0" w:type="dxa"/>
+              <w:left w:w="0" w:type="dxa"/>
+              <w:right w:w="0" w:type="dxa"/>
+            </w:tcMar>
+            <w:vAlign w:val="center"/>
+          </w:tcPr>
+          <w:p>
+            <w:pPr>
+              <w:pStyle w:val="Normal"/>
+              <w:jc w:val="right"/>
+              <w:pBdr>
+                <w:bottom w:val="none" w:sz="0" w:space="0" w:color="000000"/>
+                <w:top w:val="none" w:sz="0" w:space="0" w:color="000000"/>
+                <w:left w:val="none" w:sz="0" w:space="0" w:color="000000"/>
+                <w:right w:val="none" w:sz="0" w:space="0" w:color="000000"/>
+              </w:pBdr>
+              <w:spacing w:after="100" w:before="100" w:line="240"/>
+              <w:ind w:left="100" w:right="100" w:firstLine="0" w:firstLineChars="0"/>
+              <w:rPr>
+                <w:rFonts w:ascii="Arial" w:hAnsi="Arial" w:eastAsia="Arial" w:cs="Arial"/>
+                <w:i w:val="false"/>
+                <w:b w:val="false"/>
+                <w:u w:val="none"/>
+                <w:strike w:val="false"/>
+                <w:sz w:val="22"/>
+                <w:szCs w:val="22"/>
+                <w:color w:val="000000"/>
+              </w:rPr>
+            </w:pPr>
+            <w:r>
+              <w:rPr>
+                <w:rFonts w:ascii="Arial" w:hAnsi="Arial" w:eastAsia="Arial" w:cs="Arial"/>
+                <w:i w:val="false"/>
+                <w:b w:val="false"/>
+                <w:u w:val="none"/>
+                <w:strike w:val="false"/>
+                <w:sz w:val="22"/>
+                <w:szCs w:val="22"/>
+                <w:color w:val="000000"/>
+              </w:rPr>
+              <w:t xml:space="preserve">9.365</w:t>
+            </w:r>
+          </w:p>
+        </w:tc>
+        <w:tc>
+          <w:tcPr>
+            <w:tcBorders>
+              <w:bottom w:val="none" w:sz="0" w:space="0" w:color="000000"/>
+              <w:top w:val="none" w:sz="0" w:space="0" w:color="000000"/>
+              <w:left w:val="none" w:sz="0" w:space="0" w:color="000000"/>
+              <w:right w:val="none" w:sz="0" w:space="0" w:color="000000"/>
+            </w:tcBorders>
+            <w:shd w:val="clear" w:color="auto" w:fill="FFFFFF"/>
+            <w:tcMar>
+              <w:top w:w="0" w:type="dxa"/>
+              <w:bottom w:w="0" w:type="dxa"/>
+              <w:left w:w="0" w:type="dxa"/>
+              <w:right w:w="0" w:type="dxa"/>
+            </w:tcMar>
+            <w:vAlign w:val="center"/>
+          </w:tcPr>
+          <w:p>
+            <w:pPr>
+              <w:pStyle w:val="Normal"/>
+              <w:jc w:val="right"/>
+              <w:pBdr>
+                <w:bottom w:val="none" w:sz="0" w:space="0" w:color="000000"/>
+                <w:top w:val="none" w:sz="0" w:space="0" w:color="000000"/>
+                <w:left w:val="none" w:sz="0" w:space="0" w:color="000000"/>
+                <w:right w:val="none" w:sz="0" w:space="0" w:color="000000"/>
+              </w:pBdr>
+              <w:spacing w:after="100" w:before="100" w:line="240"/>
+              <w:ind w:left="100" w:right="100" w:firstLine="0" w:firstLineChars="0"/>
+              <w:rPr>
+                <w:rFonts w:ascii="Arial" w:hAnsi="Arial" w:eastAsia="Arial" w:cs="Arial"/>
+                <w:i w:val="false"/>
+                <w:b w:val="false"/>
+                <w:u w:val="none"/>
+                <w:strike w:val="false"/>
+                <w:sz w:val="22"/>
+                <w:szCs w:val="22"/>
+                <w:color w:val="000000"/>
+              </w:rPr>
+            </w:pPr>
+            <w:r>
+              <w:rPr>
+                <w:rFonts w:ascii="Arial" w:hAnsi="Arial" w:eastAsia="Arial" w:cs="Arial"/>
+                <w:i w:val="false"/>
+                <w:b w:val="false"/>
+                <w:u w:val="none"/>
+                <w:strike w:val="false"/>
+                <w:sz w:val="22"/>
+                <w:szCs w:val="22"/>
+                <w:color w:val="000000"/>
+              </w:rPr>
+              <w:t xml:space="preserve">8.163</w:t>
+            </w:r>
+          </w:p>
+        </w:tc>
+        <w:tc>
+          <w:tcPr>
+            <w:tcBorders>
+              <w:bottom w:val="none" w:sz="0" w:space="0" w:color="000000"/>
+              <w:top w:val="none" w:sz="0" w:space="0" w:color="000000"/>
+              <w:left w:val="none" w:sz="0" w:space="0" w:color="000000"/>
+              <w:right w:val="none" w:sz="0" w:space="0" w:color="000000"/>
+            </w:tcBorders>
+            <w:shd w:val="clear" w:color="auto" w:fill="FFFFFF"/>
+            <w:tcMar>
+              <w:top w:w="0" w:type="dxa"/>
+              <w:bottom w:w="0" w:type="dxa"/>
+              <w:left w:w="0" w:type="dxa"/>
+              <w:right w:w="0" w:type="dxa"/>
+            </w:tcMar>
+            <w:vAlign w:val="center"/>
+          </w:tcPr>
+          <w:p>
+            <w:pPr>
+              <w:pStyle w:val="Normal"/>
+              <w:jc w:val="right"/>
+              <w:pBdr>
+                <w:bottom w:val="none" w:sz="0" w:space="0" w:color="000000"/>
+                <w:top w:val="none" w:sz="0" w:space="0" w:color="000000"/>
+                <w:left w:val="none" w:sz="0" w:space="0" w:color="000000"/>
+                <w:right w:val="none" w:sz="0" w:space="0" w:color="000000"/>
+              </w:pBdr>
+              <w:spacing w:after="100" w:before="100" w:line="240"/>
+              <w:ind w:left="100" w:right="100" w:firstLine="0" w:firstLineChars="0"/>
+              <w:rPr>
+                <w:rFonts w:ascii="Arial" w:hAnsi="Arial" w:eastAsia="Arial" w:cs="Arial"/>
+                <w:i w:val="false"/>
+                <w:b w:val="false"/>
+                <w:u w:val="none"/>
+                <w:strike w:val="false"/>
+                <w:sz w:val="22"/>
+                <w:szCs w:val="22"/>
+                <w:color w:val="000000"/>
+              </w:rPr>
+            </w:pPr>
+            <w:r>
+              <w:rPr>
+                <w:rFonts w:ascii="Arial" w:hAnsi="Arial" w:eastAsia="Arial" w:cs="Arial"/>
+                <w:i w:val="false"/>
+                <w:b w:val="false"/>
+                <w:u w:val="none"/>
+                <w:strike w:val="false"/>
+                <w:sz w:val="22"/>
+                <w:szCs w:val="22"/>
+                <w:color w:val="000000"/>
+              </w:rPr>
+              <w:t xml:space="preserve">10.568</w:t>
+            </w:r>
+          </w:p>
+        </w:tc>
+        <w:tc>
+          <w:tcPr>
+            <w:tcBorders>
+              <w:bottom w:val="none" w:sz="0" w:space="0" w:color="000000"/>
+              <w:top w:val="none" w:sz="0" w:space="0" w:color="000000"/>
+              <w:left w:val="none" w:sz="0" w:space="0" w:color="000000"/>
+              <w:right w:val="none" w:sz="0" w:space="0" w:color="000000"/>
+            </w:tcBorders>
+            <w:shd w:val="clear" w:color="auto" w:fill="FFFFFF"/>
+            <w:tcMar>
+              <w:top w:w="0" w:type="dxa"/>
+              <w:bottom w:w="0" w:type="dxa"/>
+              <w:left w:w="0" w:type="dxa"/>
+              <w:right w:w="0" w:type="dxa"/>
+            </w:tcMar>
+            <w:vAlign w:val="center"/>
+          </w:tcPr>
+          <w:p>
+            <w:pPr>
+              <w:pStyle w:val="Normal"/>
+              <w:jc w:val="right"/>
+              <w:pBdr>
+                <w:bottom w:val="none" w:sz="0" w:space="0" w:color="000000"/>
+                <w:top w:val="none" w:sz="0" w:space="0" w:color="000000"/>
+                <w:left w:val="none" w:sz="0" w:space="0" w:color="000000"/>
+                <w:right w:val="none" w:sz="0" w:space="0" w:color="000000"/>
+              </w:pBdr>
+              <w:spacing w:after="100" w:before="100" w:line="240"/>
+              <w:ind w:left="100" w:right="100" w:firstLine="0" w:firstLineChars="0"/>
+              <w:rPr>
+                <w:rFonts w:ascii="Arial" w:hAnsi="Arial" w:eastAsia="Arial" w:cs="Arial"/>
+                <w:i w:val="false"/>
+                <w:b w:val="false"/>
+                <w:u w:val="none"/>
+                <w:strike w:val="false"/>
+                <w:sz w:val="22"/>
+                <w:szCs w:val="22"/>
+                <w:color w:val="000000"/>
+              </w:rPr>
+            </w:pPr>
+            <w:r>
+              <w:rPr>
+                <w:rFonts w:ascii="Arial" w:hAnsi="Arial" w:eastAsia="Arial" w:cs="Arial"/>
+                <w:i w:val="false"/>
+                <w:b w:val="false"/>
+                <w:u w:val="none"/>
+                <w:strike w:val="false"/>
+                <w:sz w:val="22"/>
+                <w:szCs w:val="22"/>
+                <w:color w:val="000000"/>
+              </w:rPr>
+              <w:t xml:space="preserve">0.000</w:t>
+            </w:r>
+          </w:p>
+        </w:tc>
+        <w:tc>
+          <w:tcPr>
+            <w:tcBorders>
+              <w:bottom w:val="none" w:sz="0" w:space="0" w:color="000000"/>
+              <w:top w:val="none" w:sz="0" w:space="0" w:color="000000"/>
+              <w:left w:val="none" w:sz="0" w:space="0" w:color="000000"/>
+              <w:right w:val="none" w:sz="0" w:space="0" w:color="000000"/>
+            </w:tcBorders>
+            <w:shd w:val="clear" w:color="auto" w:fill="FFFFFF"/>
+            <w:tcMar>
+              <w:top w:w="0" w:type="dxa"/>
+              <w:bottom w:w="0" w:type="dxa"/>
+              <w:left w:w="0" w:type="dxa"/>
+              <w:right w:w="0" w:type="dxa"/>
+            </w:tcMar>
+            <w:vAlign w:val="center"/>
+          </w:tcPr>
+          <w:p>
+            <w:pPr>
+              <w:pStyle w:val="Normal"/>
+              <w:jc w:val="left"/>
+              <w:pBdr>
+                <w:bottom w:val="none" w:sz="0" w:space="0" w:color="000000"/>
+                <w:top w:val="none" w:sz="0" w:space="0" w:color="000000"/>
+                <w:left w:val="none" w:sz="0" w:space="0" w:color="000000"/>
+                <w:right w:val="none" w:sz="0" w:space="0" w:color="000000"/>
+              </w:pBdr>
+              <w:spacing w:after="100" w:before="100" w:line="240"/>
+              <w:ind w:left="100" w:right="100" w:firstLine="0" w:firstLineChars="0"/>
+              <w:rPr>
+                <w:rFonts w:ascii="Arial" w:hAnsi="Arial" w:eastAsia="Arial" w:cs="Arial"/>
+                <w:i w:val="false"/>
+                <w:b w:val="false"/>
+                <w:u w:val="none"/>
+                <w:strike w:val="false"/>
+                <w:sz w:val="22"/>
+                <w:szCs w:val="22"/>
+                <w:color w:val="000000"/>
+              </w:rPr>
+            </w:pPr>
+            <w:r>
+              <w:rPr>
+                <w:rFonts w:ascii="Arial" w:hAnsi="Arial" w:eastAsia="Arial" w:cs="Arial"/>
+                <w:i w:val="false"/>
+                <w:b w:val="false"/>
+                <w:u w:val="none"/>
+                <w:strike w:val="false"/>
+                <w:sz w:val="22"/>
+                <w:szCs w:val="22"/>
+                <w:color w:val="000000"/>
+              </w:rPr>
+              <w:t xml:space="preserve">***</w:t>
+            </w:r>
+          </w:p>
+        </w:tc>
+        <w:tc>
+          <w:tcPr>
+            <w:tcBorders>
+              <w:bottom w:val="none" w:sz="0" w:space="0" w:color="000000"/>
+              <w:top w:val="none" w:sz="0" w:space="0" w:color="000000"/>
+              <w:left w:val="none" w:sz="0" w:space="0" w:color="000000"/>
+              <w:right w:val="none" w:sz="0" w:space="0" w:color="000000"/>
+            </w:tcBorders>
+            <w:shd w:val="clear" w:color="auto" w:fill="FFFFFF"/>
+            <w:tcMar>
+              <w:top w:w="0" w:type="dxa"/>
+              <w:bottom w:w="0" w:type="dxa"/>
+              <w:left w:w="0" w:type="dxa"/>
+              <w:right w:w="0" w:type="dxa"/>
+            </w:tcMar>
+            <w:vAlign w:val="center"/>
+          </w:tcPr>
+          <w:p>
+            <w:pPr>
+              <w:pStyle w:val="Normal"/>
+              <w:jc w:val="right"/>
+              <w:pBdr>
+                <w:bottom w:val="none" w:sz="0" w:space="0" w:color="000000"/>
+                <w:top w:val="none" w:sz="0" w:space="0" w:color="000000"/>
+                <w:left w:val="none" w:sz="0" w:space="0" w:color="000000"/>
+                <w:right w:val="none" w:sz="0" w:space="0" w:color="000000"/>
+              </w:pBdr>
+              <w:spacing w:after="100" w:before="100" w:line="240"/>
+              <w:ind w:left="100" w:right="100" w:firstLine="0" w:firstLineChars="0"/>
+              <w:rPr>
+                <w:rFonts w:ascii="Arial" w:hAnsi="Arial" w:eastAsia="Arial" w:cs="Arial"/>
+                <w:i w:val="false"/>
+                <w:b w:val="false"/>
+                <w:u w:val="none"/>
+                <w:strike w:val="false"/>
+                <w:sz w:val="22"/>
+                <w:szCs w:val="22"/>
+                <w:color w:val="000000"/>
+              </w:rPr>
+            </w:pPr>
+            <w:r>
+              <w:rPr>
+                <w:rFonts w:ascii="Arial" w:hAnsi="Arial" w:eastAsia="Arial" w:cs="Arial"/>
+                <w:i w:val="false"/>
+                <w:b w:val="false"/>
+                <w:u w:val="none"/>
+                <w:strike w:val="false"/>
+                <w:sz w:val="22"/>
+                <w:szCs w:val="22"/>
+                <w:color w:val="000000"/>
+              </w:rPr>
+              <w:t xml:space="preserve">0.000</w:t>
+            </w:r>
+          </w:p>
+        </w:tc>
+        <w:tc>
+          <w:tcPr>
+            <w:tcBorders>
+              <w:bottom w:val="none" w:sz="0" w:space="0" w:color="000000"/>
+              <w:top w:val="none" w:sz="0" w:space="0" w:color="000000"/>
+              <w:left w:val="none" w:sz="0" w:space="0" w:color="000000"/>
+              <w:right w:val="none" w:sz="0" w:space="0" w:color="000000"/>
+            </w:tcBorders>
+            <w:shd w:val="clear" w:color="auto" w:fill="FFFFFF"/>
+            <w:tcMar>
+              <w:top w:w="0" w:type="dxa"/>
+              <w:bottom w:w="0" w:type="dxa"/>
+              <w:left w:w="0" w:type="dxa"/>
+              <w:right w:w="0" w:type="dxa"/>
+            </w:tcMar>
+            <w:vAlign w:val="center"/>
+          </w:tcPr>
+          <w:p>
+            <w:pPr>
+              <w:pStyle w:val="Normal"/>
+              <w:jc w:val="right"/>
+              <w:pBdr>
+                <w:bottom w:val="none" w:sz="0" w:space="0" w:color="000000"/>
+                <w:top w:val="none" w:sz="0" w:space="0" w:color="000000"/>
+                <w:left w:val="none" w:sz="0" w:space="0" w:color="000000"/>
+                <w:right w:val="none" w:sz="0" w:space="0" w:color="000000"/>
+              </w:pBdr>
+              <w:spacing w:after="100" w:before="100" w:line="240"/>
+              <w:ind w:left="100" w:right="100" w:firstLine="0" w:firstLineChars="0"/>
+              <w:rPr>
+                <w:rFonts w:ascii="Arial" w:hAnsi="Arial" w:eastAsia="Arial" w:cs="Arial"/>
+                <w:i w:val="false"/>
+                <w:b w:val="false"/>
+                <w:u w:val="none"/>
+                <w:strike w:val="false"/>
+                <w:sz w:val="22"/>
+                <w:szCs w:val="22"/>
+                <w:color w:val="000000"/>
+              </w:rPr>
+            </w:pPr>
+            <w:r>
+              <w:rPr>
+                <w:rFonts w:ascii="Arial" w:hAnsi="Arial" w:eastAsia="Arial" w:cs="Arial"/>
+                <w:i w:val="false"/>
+                <w:b w:val="false"/>
+                <w:u w:val="none"/>
+                <w:strike w:val="false"/>
+                <w:sz w:val="22"/>
+                <w:szCs w:val="22"/>
+                <w:color w:val="000000"/>
+              </w:rPr>
+              <w:t xml:space="preserve">53,972</w:t>
+            </w:r>
+          </w:p>
+        </w:tc>
+      </w:tr>
+      <w:tr>
+        <w:trPr>
+          <w:trHeight w:val="608" w:hRule="auto"/>
+        </w:trPr>
+        <w:tc>
+          <w:tcPr>
+            <w:tcBorders>
+              <w:bottom w:val="none" w:sz="0" w:space="0" w:color="000000"/>
+              <w:top w:val="none" w:sz="0" w:space="0" w:color="000000"/>
+              <w:left w:val="none" w:sz="0" w:space="0" w:color="000000"/>
+              <w:right w:val="none" w:sz="0" w:space="0" w:color="000000"/>
+            </w:tcBorders>
+            <w:shd w:val="clear" w:color="auto" w:fill="FFFFFF"/>
+            <w:tcMar>
+              <w:top w:w="0" w:type="dxa"/>
+              <w:bottom w:w="0" w:type="dxa"/>
+              <w:left w:w="0" w:type="dxa"/>
+              <w:right w:w="0" w:type="dxa"/>
+            </w:tcMar>
+            <w:vAlign w:val="center"/>
+          </w:tcPr>
+          <w:p>
+            <w:pPr>
+              <w:pStyle w:val="Normal"/>
+              <w:jc w:val="left"/>
+              <w:pBdr>
+                <w:bottom w:val="none" w:sz="0" w:space="0" w:color="000000"/>
+                <w:top w:val="none" w:sz="0" w:space="0" w:color="000000"/>
+                <w:left w:val="none" w:sz="0" w:space="0" w:color="000000"/>
+                <w:right w:val="none" w:sz="0" w:space="0" w:color="000000"/>
+              </w:pBdr>
+              <w:spacing w:after="100" w:before="100" w:line="240"/>
+              <w:ind w:left="100" w:right="100" w:firstLine="0" w:firstLineChars="0"/>
+              <w:rPr>
+                <w:rFonts w:ascii="Arial" w:hAnsi="Arial" w:eastAsia="Arial" w:cs="Arial"/>
+                <w:i w:val="false"/>
+                <w:b w:val="false"/>
+                <w:u w:val="none"/>
+                <w:strike w:val="false"/>
+                <w:sz w:val="22"/>
+                <w:szCs w:val="22"/>
+                <w:color w:val="000000"/>
+              </w:rPr>
+            </w:pPr>
+            <w:r>
+              <w:rPr>
+                <w:rFonts w:ascii="Arial" w:hAnsi="Arial" w:eastAsia="Arial" w:cs="Arial"/>
+                <w:i w:val="false"/>
+                <w:b w:val="false"/>
+                <w:u w:val="none"/>
+                <w:strike w:val="false"/>
+                <w:sz w:val="22"/>
+                <w:szCs w:val="22"/>
+                <w:color w:val="000000"/>
+              </w:rPr>
+              <w:t xml:space="preserve">Golpe costo (costo laboral total)</w:t>
+            </w:r>
+          </w:p>
+        </w:tc>
+        <w:tc>
+          <w:tcPr>
+            <w:tcBorders>
+              <w:bottom w:val="none" w:sz="0" w:space="0" w:color="000000"/>
+              <w:top w:val="none" w:sz="0" w:space="0" w:color="000000"/>
+              <w:left w:val="none" w:sz="0" w:space="0" w:color="000000"/>
+              <w:right w:val="none" w:sz="0" w:space="0" w:color="000000"/>
+            </w:tcBorders>
+            <w:shd w:val="clear" w:color="auto" w:fill="FFFFFF"/>
+            <w:tcMar>
+              <w:top w:w="0" w:type="dxa"/>
+              <w:bottom w:w="0" w:type="dxa"/>
+              <w:left w:w="0" w:type="dxa"/>
+              <w:right w:w="0" w:type="dxa"/>
+            </w:tcMar>
+            <w:vAlign w:val="center"/>
+          </w:tcPr>
+          <w:p>
+            <w:pPr>
+              <w:pStyle w:val="Normal"/>
+              <w:jc w:val="left"/>
+              <w:pBdr>
+                <w:bottom w:val="none" w:sz="0" w:space="0" w:color="000000"/>
+                <w:top w:val="none" w:sz="0" w:space="0" w:color="000000"/>
+                <w:left w:val="none" w:sz="0" w:space="0" w:color="000000"/>
+                <w:right w:val="none" w:sz="0" w:space="0" w:color="000000"/>
+              </w:pBdr>
+              <w:spacing w:after="100" w:before="100" w:line="240"/>
+              <w:ind w:left="100" w:right="100" w:firstLine="0" w:firstLineChars="0"/>
+              <w:rPr>
+                <w:rFonts w:ascii="Arial" w:hAnsi="Arial" w:eastAsia="Arial" w:cs="Arial"/>
+                <w:i w:val="false"/>
+                <w:b w:val="false"/>
+                <w:u w:val="none"/>
+                <w:strike w:val="false"/>
+                <w:sz w:val="22"/>
+                <w:szCs w:val="22"/>
+                <w:color w:val="000000"/>
+              </w:rPr>
+            </w:pPr>
+            <w:r>
+              <w:rPr>
+                <w:rFonts w:ascii="Arial" w:hAnsi="Arial" w:eastAsia="Arial" w:cs="Arial"/>
+                <w:i w:val="false"/>
+                <w:b w:val="false"/>
+                <w:u w:val="none"/>
+                <w:strike w:val="false"/>
+                <w:sz w:val="22"/>
+                <w:szCs w:val="22"/>
+                <w:color w:val="000000"/>
+              </w:rPr>
               <w:t xml:space="preserve">B. Salto 2023 ajustado por tendencia previa</w:t>
             </w:r>
           </w:p>
@@ -7211,117 +9211,617 @@
                 <w:szCs w:val="22"/>
                 <w:color w:val="000000"/>
               </w:rPr>
-              <w:t xml:space="preserve">12.364</w:t>
-            </w:r>
-          </w:p>
-        </w:tc>
-        <w:tc>
-          <w:tcPr>
-            <w:tcBorders>
-              <w:bottom w:val="none" w:sz="0" w:space="0" w:color="000000"/>
-              <w:top w:val="none" w:sz="0" w:space="0" w:color="000000"/>
-              <w:left w:val="none" w:sz="0" w:space="0" w:color="000000"/>
-              <w:right w:val="none" w:sz="0" w:space="0" w:color="000000"/>
-            </w:tcBorders>
-            <w:shd w:val="clear" w:color="auto" w:fill="FFFFFF"/>
-            <w:tcMar>
-              <w:top w:w="0" w:type="dxa"/>
-              <w:bottom w:w="0" w:type="dxa"/>
-              <w:left w:w="0" w:type="dxa"/>
-              <w:right w:w="0" w:type="dxa"/>
-            </w:tcMar>
-            <w:vAlign w:val="center"/>
-          </w:tcPr>
-          <w:p>
-            <w:pPr>
-              <w:pStyle w:val="Normal"/>
-              <w:jc w:val="right"/>
-              <w:pBdr>
-                <w:bottom w:val="none" w:sz="0" w:space="0" w:color="000000"/>
-                <w:top w:val="none" w:sz="0" w:space="0" w:color="000000"/>
-                <w:left w:val="none" w:sz="0" w:space="0" w:color="000000"/>
-                <w:right w:val="none" w:sz="0" w:space="0" w:color="000000"/>
-              </w:pBdr>
-              <w:spacing w:after="100" w:before="100" w:line="240"/>
-              <w:ind w:left="100" w:right="100" w:firstLine="0" w:firstLineChars="0"/>
-              <w:rPr>
-                <w:rFonts w:ascii="Arial" w:hAnsi="Arial" w:eastAsia="Arial" w:cs="Arial"/>
-                <w:i w:val="false"/>
-                <w:b w:val="false"/>
-                <w:u w:val="none"/>
-                <w:strike w:val="false"/>
-                <w:sz w:val="22"/>
-                <w:szCs w:val="22"/>
-                <w:color w:val="000000"/>
-              </w:rPr>
-            </w:pPr>
-            <w:r>
-              <w:rPr>
-                <w:rFonts w:ascii="Arial" w:hAnsi="Arial" w:eastAsia="Arial" w:cs="Arial"/>
-                <w:i w:val="false"/>
-                <w:b w:val="false"/>
-                <w:u w:val="none"/>
-                <w:strike w:val="false"/>
-                <w:sz w:val="22"/>
-                <w:szCs w:val="22"/>
-                <w:color w:val="000000"/>
-              </w:rPr>
-              <w:t xml:space="preserve">10.958</w:t>
-            </w:r>
-          </w:p>
-        </w:tc>
-        <w:tc>
-          <w:tcPr>
-            <w:tcBorders>
-              <w:bottom w:val="none" w:sz="0" w:space="0" w:color="000000"/>
-              <w:top w:val="none" w:sz="0" w:space="0" w:color="000000"/>
-              <w:left w:val="none" w:sz="0" w:space="0" w:color="000000"/>
-              <w:right w:val="none" w:sz="0" w:space="0" w:color="000000"/>
-            </w:tcBorders>
-            <w:shd w:val="clear" w:color="auto" w:fill="FFFFFF"/>
-            <w:tcMar>
-              <w:top w:w="0" w:type="dxa"/>
-              <w:bottom w:w="0" w:type="dxa"/>
-              <w:left w:w="0" w:type="dxa"/>
-              <w:right w:w="0" w:type="dxa"/>
-            </w:tcMar>
-            <w:vAlign w:val="center"/>
-          </w:tcPr>
-          <w:p>
-            <w:pPr>
-              <w:pStyle w:val="Normal"/>
-              <w:jc w:val="right"/>
-              <w:pBdr>
-                <w:bottom w:val="none" w:sz="0" w:space="0" w:color="000000"/>
-                <w:top w:val="none" w:sz="0" w:space="0" w:color="000000"/>
-                <w:left w:val="none" w:sz="0" w:space="0" w:color="000000"/>
-                <w:right w:val="none" w:sz="0" w:space="0" w:color="000000"/>
-              </w:pBdr>
-              <w:spacing w:after="100" w:before="100" w:line="240"/>
-              <w:ind w:left="100" w:right="100" w:firstLine="0" w:firstLineChars="0"/>
-              <w:rPr>
-                <w:rFonts w:ascii="Arial" w:hAnsi="Arial" w:eastAsia="Arial" w:cs="Arial"/>
-                <w:i w:val="false"/>
-                <w:b w:val="false"/>
-                <w:u w:val="none"/>
-                <w:strike w:val="false"/>
-                <w:sz w:val="22"/>
-                <w:szCs w:val="22"/>
-                <w:color w:val="000000"/>
-              </w:rPr>
-            </w:pPr>
-            <w:r>
-              <w:rPr>
-                <w:rFonts w:ascii="Arial" w:hAnsi="Arial" w:eastAsia="Arial" w:cs="Arial"/>
-                <w:i w:val="false"/>
-                <w:b w:val="false"/>
-                <w:u w:val="none"/>
-                <w:strike w:val="false"/>
-                <w:sz w:val="22"/>
-                <w:szCs w:val="22"/>
-                <w:color w:val="000000"/>
-              </w:rPr>
-              <w:t xml:space="preserve">13.770</w:t>
+              <w:t xml:space="preserve">10.717</w:t>
+            </w:r>
+          </w:p>
+        </w:tc>
+        <w:tc>
+          <w:tcPr>
+            <w:tcBorders>
+              <w:bottom w:val="none" w:sz="0" w:space="0" w:color="000000"/>
+              <w:top w:val="none" w:sz="0" w:space="0" w:color="000000"/>
+              <w:left w:val="none" w:sz="0" w:space="0" w:color="000000"/>
+              <w:right w:val="none" w:sz="0" w:space="0" w:color="000000"/>
+            </w:tcBorders>
+            <w:shd w:val="clear" w:color="auto" w:fill="FFFFFF"/>
+            <w:tcMar>
+              <w:top w:w="0" w:type="dxa"/>
+              <w:bottom w:w="0" w:type="dxa"/>
+              <w:left w:w="0" w:type="dxa"/>
+              <w:right w:w="0" w:type="dxa"/>
+            </w:tcMar>
+            <w:vAlign w:val="center"/>
+          </w:tcPr>
+          <w:p>
+            <w:pPr>
+              <w:pStyle w:val="Normal"/>
+              <w:jc w:val="right"/>
+              <w:pBdr>
+                <w:bottom w:val="none" w:sz="0" w:space="0" w:color="000000"/>
+                <w:top w:val="none" w:sz="0" w:space="0" w:color="000000"/>
+                <w:left w:val="none" w:sz="0" w:space="0" w:color="000000"/>
+                <w:right w:val="none" w:sz="0" w:space="0" w:color="000000"/>
+              </w:pBdr>
+              <w:spacing w:after="100" w:before="100" w:line="240"/>
+              <w:ind w:left="100" w:right="100" w:firstLine="0" w:firstLineChars="0"/>
+              <w:rPr>
+                <w:rFonts w:ascii="Arial" w:hAnsi="Arial" w:eastAsia="Arial" w:cs="Arial"/>
+                <w:i w:val="false"/>
+                <w:b w:val="false"/>
+                <w:u w:val="none"/>
+                <w:strike w:val="false"/>
+                <w:sz w:val="22"/>
+                <w:szCs w:val="22"/>
+                <w:color w:val="000000"/>
+              </w:rPr>
+            </w:pPr>
+            <w:r>
+              <w:rPr>
+                <w:rFonts w:ascii="Arial" w:hAnsi="Arial" w:eastAsia="Arial" w:cs="Arial"/>
+                <w:i w:val="false"/>
+                <w:b w:val="false"/>
+                <w:u w:val="none"/>
+                <w:strike w:val="false"/>
+                <w:sz w:val="22"/>
+                <w:szCs w:val="22"/>
+                <w:color w:val="000000"/>
+              </w:rPr>
+              <w:t xml:space="preserve">9.477</w:t>
+            </w:r>
+          </w:p>
+        </w:tc>
+        <w:tc>
+          <w:tcPr>
+            <w:tcBorders>
+              <w:bottom w:val="none" w:sz="0" w:space="0" w:color="000000"/>
+              <w:top w:val="none" w:sz="0" w:space="0" w:color="000000"/>
+              <w:left w:val="none" w:sz="0" w:space="0" w:color="000000"/>
+              <w:right w:val="none" w:sz="0" w:space="0" w:color="000000"/>
+            </w:tcBorders>
+            <w:shd w:val="clear" w:color="auto" w:fill="FFFFFF"/>
+            <w:tcMar>
+              <w:top w:w="0" w:type="dxa"/>
+              <w:bottom w:w="0" w:type="dxa"/>
+              <w:left w:w="0" w:type="dxa"/>
+              <w:right w:w="0" w:type="dxa"/>
+            </w:tcMar>
+            <w:vAlign w:val="center"/>
+          </w:tcPr>
+          <w:p>
+            <w:pPr>
+              <w:pStyle w:val="Normal"/>
+              <w:jc w:val="right"/>
+              <w:pBdr>
+                <w:bottom w:val="none" w:sz="0" w:space="0" w:color="000000"/>
+                <w:top w:val="none" w:sz="0" w:space="0" w:color="000000"/>
+                <w:left w:val="none" w:sz="0" w:space="0" w:color="000000"/>
+                <w:right w:val="none" w:sz="0" w:space="0" w:color="000000"/>
+              </w:pBdr>
+              <w:spacing w:after="100" w:before="100" w:line="240"/>
+              <w:ind w:left="100" w:right="100" w:firstLine="0" w:firstLineChars="0"/>
+              <w:rPr>
+                <w:rFonts w:ascii="Arial" w:hAnsi="Arial" w:eastAsia="Arial" w:cs="Arial"/>
+                <w:i w:val="false"/>
+                <w:b w:val="false"/>
+                <w:u w:val="none"/>
+                <w:strike w:val="false"/>
+                <w:sz w:val="22"/>
+                <w:szCs w:val="22"/>
+                <w:color w:val="000000"/>
+              </w:rPr>
+            </w:pPr>
+            <w:r>
+              <w:rPr>
+                <w:rFonts w:ascii="Arial" w:hAnsi="Arial" w:eastAsia="Arial" w:cs="Arial"/>
+                <w:i w:val="false"/>
+                <w:b w:val="false"/>
+                <w:u w:val="none"/>
+                <w:strike w:val="false"/>
+                <w:sz w:val="22"/>
+                <w:szCs w:val="22"/>
+                <w:color w:val="000000"/>
+              </w:rPr>
+              <w:t xml:space="preserve">11.956</w:t>
+            </w:r>
+          </w:p>
+        </w:tc>
+        <w:tc>
+          <w:tcPr>
+            <w:tcBorders>
+              <w:bottom w:val="none" w:sz="0" w:space="0" w:color="000000"/>
+              <w:top w:val="none" w:sz="0" w:space="0" w:color="000000"/>
+              <w:left w:val="none" w:sz="0" w:space="0" w:color="000000"/>
+              <w:right w:val="none" w:sz="0" w:space="0" w:color="000000"/>
+            </w:tcBorders>
+            <w:shd w:val="clear" w:color="auto" w:fill="FFFFFF"/>
+            <w:tcMar>
+              <w:top w:w="0" w:type="dxa"/>
+              <w:bottom w:w="0" w:type="dxa"/>
+              <w:left w:w="0" w:type="dxa"/>
+              <w:right w:w="0" w:type="dxa"/>
+            </w:tcMar>
+            <w:vAlign w:val="center"/>
+          </w:tcPr>
+          <w:p>
+            <w:pPr>
+              <w:pStyle w:val="Normal"/>
+              <w:jc w:val="right"/>
+              <w:pBdr>
+                <w:bottom w:val="none" w:sz="0" w:space="0" w:color="000000"/>
+                <w:top w:val="none" w:sz="0" w:space="0" w:color="000000"/>
+                <w:left w:val="none" w:sz="0" w:space="0" w:color="000000"/>
+                <w:right w:val="none" w:sz="0" w:space="0" w:color="000000"/>
+              </w:pBdr>
+              <w:spacing w:after="100" w:before="100" w:line="240"/>
+              <w:ind w:left="100" w:right="100" w:firstLine="0" w:firstLineChars="0"/>
+              <w:rPr>
+                <w:rFonts w:ascii="Arial" w:hAnsi="Arial" w:eastAsia="Arial" w:cs="Arial"/>
+                <w:i w:val="false"/>
+                <w:b w:val="false"/>
+                <w:u w:val="none"/>
+                <w:strike w:val="false"/>
+                <w:sz w:val="22"/>
+                <w:szCs w:val="22"/>
+                <w:color w:val="000000"/>
+              </w:rPr>
+            </w:pPr>
+            <w:r>
+              <w:rPr>
+                <w:rFonts w:ascii="Arial" w:hAnsi="Arial" w:eastAsia="Arial" w:cs="Arial"/>
+                <w:i w:val="false"/>
+                <w:b w:val="false"/>
+                <w:u w:val="none"/>
+                <w:strike w:val="false"/>
+                <w:sz w:val="22"/>
+                <w:szCs w:val="22"/>
+                <w:color w:val="000000"/>
+              </w:rPr>
+              <w:t xml:space="preserve">0.000</w:t>
+            </w:r>
+          </w:p>
+        </w:tc>
+        <w:tc>
+          <w:tcPr>
+            <w:tcBorders>
+              <w:bottom w:val="none" w:sz="0" w:space="0" w:color="000000"/>
+              <w:top w:val="none" w:sz="0" w:space="0" w:color="000000"/>
+              <w:left w:val="none" w:sz="0" w:space="0" w:color="000000"/>
+              <w:right w:val="none" w:sz="0" w:space="0" w:color="000000"/>
+            </w:tcBorders>
+            <w:shd w:val="clear" w:color="auto" w:fill="FFFFFF"/>
+            <w:tcMar>
+              <w:top w:w="0" w:type="dxa"/>
+              <w:bottom w:w="0" w:type="dxa"/>
+              <w:left w:w="0" w:type="dxa"/>
+              <w:right w:w="0" w:type="dxa"/>
+            </w:tcMar>
+            <w:vAlign w:val="center"/>
+          </w:tcPr>
+          <w:p>
+            <w:pPr>
+              <w:pStyle w:val="Normal"/>
+              <w:jc w:val="left"/>
+              <w:pBdr>
+                <w:bottom w:val="none" w:sz="0" w:space="0" w:color="000000"/>
+                <w:top w:val="none" w:sz="0" w:space="0" w:color="000000"/>
+                <w:left w:val="none" w:sz="0" w:space="0" w:color="000000"/>
+                <w:right w:val="none" w:sz="0" w:space="0" w:color="000000"/>
+              </w:pBdr>
+              <w:spacing w:after="100" w:before="100" w:line="240"/>
+              <w:ind w:left="100" w:right="100" w:firstLine="0" w:firstLineChars="0"/>
+              <w:rPr>
+                <w:rFonts w:ascii="Arial" w:hAnsi="Arial" w:eastAsia="Arial" w:cs="Arial"/>
+                <w:i w:val="false"/>
+                <w:b w:val="false"/>
+                <w:u w:val="none"/>
+                <w:strike w:val="false"/>
+                <w:sz w:val="22"/>
+                <w:szCs w:val="22"/>
+                <w:color w:val="000000"/>
+              </w:rPr>
+            </w:pPr>
+            <w:r>
+              <w:rPr>
+                <w:rFonts w:ascii="Arial" w:hAnsi="Arial" w:eastAsia="Arial" w:cs="Arial"/>
+                <w:i w:val="false"/>
+                <w:b w:val="false"/>
+                <w:u w:val="none"/>
+                <w:strike w:val="false"/>
+                <w:sz w:val="22"/>
+                <w:szCs w:val="22"/>
+                <w:color w:val="000000"/>
+              </w:rPr>
+              <w:t xml:space="preserve">***</w:t>
+            </w:r>
+          </w:p>
+        </w:tc>
+        <w:tc>
+          <w:tcPr>
+            <w:tcBorders>
+              <w:bottom w:val="none" w:sz="0" w:space="0" w:color="000000"/>
+              <w:top w:val="none" w:sz="0" w:space="0" w:color="000000"/>
+              <w:left w:val="none" w:sz="0" w:space="0" w:color="000000"/>
+              <w:right w:val="none" w:sz="0" w:space="0" w:color="000000"/>
+            </w:tcBorders>
+            <w:shd w:val="clear" w:color="auto" w:fill="FFFFFF"/>
+            <w:tcMar>
+              <w:top w:w="0" w:type="dxa"/>
+              <w:bottom w:w="0" w:type="dxa"/>
+              <w:left w:w="0" w:type="dxa"/>
+              <w:right w:w="0" w:type="dxa"/>
+            </w:tcMar>
+            <w:vAlign w:val="center"/>
+          </w:tcPr>
+          <w:p>
+            <w:pPr>
+              <w:pStyle w:val="Normal"/>
+              <w:jc w:val="right"/>
+              <w:pBdr>
+                <w:bottom w:val="none" w:sz="0" w:space="0" w:color="000000"/>
+                <w:top w:val="none" w:sz="0" w:space="0" w:color="000000"/>
+                <w:left w:val="none" w:sz="0" w:space="0" w:color="000000"/>
+                <w:right w:val="none" w:sz="0" w:space="0" w:color="000000"/>
+              </w:pBdr>
+              <w:spacing w:after="100" w:before="100" w:line="240"/>
+              <w:ind w:left="100" w:right="100" w:firstLine="0" w:firstLineChars="0"/>
+              <w:rPr>
+                <w:rFonts w:ascii="Arial" w:hAnsi="Arial" w:eastAsia="Arial" w:cs="Arial"/>
+                <w:i w:val="false"/>
+                <w:b w:val="false"/>
+                <w:u w:val="none"/>
+                <w:strike w:val="false"/>
+                <w:sz w:val="22"/>
+                <w:szCs w:val="22"/>
+                <w:color w:val="000000"/>
+              </w:rPr>
+            </w:pPr>
+            <w:r>
+              <w:rPr>
+                <w:rFonts w:ascii="Arial" w:hAnsi="Arial" w:eastAsia="Arial" w:cs="Arial"/>
+                <w:i w:val="false"/>
+                <w:b w:val="false"/>
+                <w:u w:val="none"/>
+                <w:strike w:val="false"/>
+                <w:sz w:val="22"/>
+                <w:szCs w:val="22"/>
+                <w:color w:val="000000"/>
+              </w:rPr>
+              <w:t xml:space="preserve">0.000</w:t>
+            </w:r>
+          </w:p>
+        </w:tc>
+        <w:tc>
+          <w:tcPr>
+            <w:tcBorders>
+              <w:bottom w:val="none" w:sz="0" w:space="0" w:color="000000"/>
+              <w:top w:val="none" w:sz="0" w:space="0" w:color="000000"/>
+              <w:left w:val="none" w:sz="0" w:space="0" w:color="000000"/>
+              <w:right w:val="none" w:sz="0" w:space="0" w:color="000000"/>
+            </w:tcBorders>
+            <w:shd w:val="clear" w:color="auto" w:fill="FFFFFF"/>
+            <w:tcMar>
+              <w:top w:w="0" w:type="dxa"/>
+              <w:bottom w:w="0" w:type="dxa"/>
+              <w:left w:w="0" w:type="dxa"/>
+              <w:right w:w="0" w:type="dxa"/>
+            </w:tcMar>
+            <w:vAlign w:val="center"/>
+          </w:tcPr>
+          <w:p>
+            <w:pPr>
+              <w:pStyle w:val="Normal"/>
+              <w:jc w:val="right"/>
+              <w:pBdr>
+                <w:bottom w:val="none" w:sz="0" w:space="0" w:color="000000"/>
+                <w:top w:val="none" w:sz="0" w:space="0" w:color="000000"/>
+                <w:left w:val="none" w:sz="0" w:space="0" w:color="000000"/>
+                <w:right w:val="none" w:sz="0" w:space="0" w:color="000000"/>
+              </w:pBdr>
+              <w:spacing w:after="100" w:before="100" w:line="240"/>
+              <w:ind w:left="100" w:right="100" w:firstLine="0" w:firstLineChars="0"/>
+              <w:rPr>
+                <w:rFonts w:ascii="Arial" w:hAnsi="Arial" w:eastAsia="Arial" w:cs="Arial"/>
+                <w:i w:val="false"/>
+                <w:b w:val="false"/>
+                <w:u w:val="none"/>
+                <w:strike w:val="false"/>
+                <w:sz w:val="22"/>
+                <w:szCs w:val="22"/>
+                <w:color w:val="000000"/>
+              </w:rPr>
+            </w:pPr>
+            <w:r>
+              <w:rPr>
+                <w:rFonts w:ascii="Arial" w:hAnsi="Arial" w:eastAsia="Arial" w:cs="Arial"/>
+                <w:i w:val="false"/>
+                <w:b w:val="false"/>
+                <w:u w:val="none"/>
+                <w:strike w:val="false"/>
+                <w:sz w:val="22"/>
+                <w:szCs w:val="22"/>
+                <w:color w:val="000000"/>
+              </w:rPr>
+              <w:t xml:space="preserve">53,972</w:t>
+            </w:r>
+          </w:p>
+        </w:tc>
+      </w:tr>
+      <w:tr>
+        <w:trPr>
+          <w:trHeight w:val="608" w:hRule="auto"/>
+        </w:trPr>
+        <w:tc>
+          <w:tcPr>
+            <w:tcBorders>
+              <w:bottom w:val="none" w:sz="0" w:space="0" w:color="000000"/>
+              <w:top w:val="none" w:sz="0" w:space="0" w:color="000000"/>
+              <w:left w:val="none" w:sz="0" w:space="0" w:color="000000"/>
+              <w:right w:val="none" w:sz="0" w:space="0" w:color="000000"/>
+            </w:tcBorders>
+            <w:shd w:val="clear" w:color="auto" w:fill="FFFFFF"/>
+            <w:tcMar>
+              <w:top w:w="0" w:type="dxa"/>
+              <w:bottom w:w="0" w:type="dxa"/>
+              <w:left w:w="0" w:type="dxa"/>
+              <w:right w:w="0" w:type="dxa"/>
+            </w:tcMar>
+            <w:vAlign w:val="center"/>
+          </w:tcPr>
+          <w:p>
+            <w:pPr>
+              <w:pStyle w:val="Normal"/>
+              <w:jc w:val="left"/>
+              <w:pBdr>
+                <w:bottom w:val="none" w:sz="0" w:space="0" w:color="000000"/>
+                <w:top w:val="none" w:sz="0" w:space="0" w:color="000000"/>
+                <w:left w:val="none" w:sz="0" w:space="0" w:color="000000"/>
+                <w:right w:val="none" w:sz="0" w:space="0" w:color="000000"/>
+              </w:pBdr>
+              <w:spacing w:after="100" w:before="100" w:line="240"/>
+              <w:ind w:left="100" w:right="100" w:firstLine="0" w:firstLineChars="0"/>
+              <w:rPr>
+                <w:rFonts w:ascii="Arial" w:hAnsi="Arial" w:eastAsia="Arial" w:cs="Arial"/>
+                <w:i w:val="false"/>
+                <w:b w:val="false"/>
+                <w:u w:val="none"/>
+                <w:strike w:val="false"/>
+                <w:sz w:val="22"/>
+                <w:szCs w:val="22"/>
+                <w:color w:val="000000"/>
+              </w:rPr>
+            </w:pPr>
+            <w:r>
+              <w:rPr>
+                <w:rFonts w:ascii="Arial" w:hAnsi="Arial" w:eastAsia="Arial" w:cs="Arial"/>
+                <w:i w:val="false"/>
+                <w:b w:val="false"/>
+                <w:u w:val="none"/>
+                <w:strike w:val="false"/>
+                <w:sz w:val="22"/>
+                <w:szCs w:val="22"/>
+                <w:color w:val="000000"/>
+              </w:rPr>
+              <w:t xml:space="preserve">Golpe costo (costo laboral total)</w:t>
+            </w:r>
+          </w:p>
+        </w:tc>
+        <w:tc>
+          <w:tcPr>
+            <w:tcBorders>
+              <w:bottom w:val="none" w:sz="0" w:space="0" w:color="000000"/>
+              <w:top w:val="none" w:sz="0" w:space="0" w:color="000000"/>
+              <w:left w:val="none" w:sz="0" w:space="0" w:color="000000"/>
+              <w:right w:val="none" w:sz="0" w:space="0" w:color="000000"/>
+            </w:tcBorders>
+            <w:shd w:val="clear" w:color="auto" w:fill="FFFFFF"/>
+            <w:tcMar>
+              <w:top w:w="0" w:type="dxa"/>
+              <w:bottom w:w="0" w:type="dxa"/>
+              <w:left w:w="0" w:type="dxa"/>
+              <w:right w:w="0" w:type="dxa"/>
+            </w:tcMar>
+            <w:vAlign w:val="center"/>
+          </w:tcPr>
+          <w:p>
+            <w:pPr>
+              <w:pStyle w:val="Normal"/>
+              <w:jc w:val="left"/>
+              <w:pBdr>
+                <w:bottom w:val="none" w:sz="0" w:space="0" w:color="000000"/>
+                <w:top w:val="none" w:sz="0" w:space="0" w:color="000000"/>
+                <w:left w:val="none" w:sz="0" w:space="0" w:color="000000"/>
+                <w:right w:val="none" w:sz="0" w:space="0" w:color="000000"/>
+              </w:pBdr>
+              <w:spacing w:after="100" w:before="100" w:line="240"/>
+              <w:ind w:left="100" w:right="100" w:firstLine="0" w:firstLineChars="0"/>
+              <w:rPr>
+                <w:rFonts w:ascii="Arial" w:hAnsi="Arial" w:eastAsia="Arial" w:cs="Arial"/>
+                <w:i w:val="false"/>
+                <w:b w:val="false"/>
+                <w:u w:val="none"/>
+                <w:strike w:val="false"/>
+                <w:sz w:val="22"/>
+                <w:szCs w:val="22"/>
+                <w:color w:val="000000"/>
+              </w:rPr>
+            </w:pPr>
+            <w:r>
+              <w:rPr>
+                <w:rFonts w:ascii="Arial" w:hAnsi="Arial" w:eastAsia="Arial" w:cs="Arial"/>
+                <w:i w:val="false"/>
+                <w:b w:val="false"/>
+                <w:u w:val="none"/>
+                <w:strike w:val="false"/>
+                <w:sz w:val="22"/>
+                <w:szCs w:val="22"/>
+                <w:color w:val="000000"/>
+              </w:rPr>
+              <w:t xml:space="preserve">C. DiD simple (promedio post - pre)</w:t>
+            </w:r>
+          </w:p>
+        </w:tc>
+        <w:tc>
+          <w:tcPr>
+            <w:tcBorders>
+              <w:bottom w:val="none" w:sz="0" w:space="0" w:color="000000"/>
+              <w:top w:val="none" w:sz="0" w:space="0" w:color="000000"/>
+              <w:left w:val="none" w:sz="0" w:space="0" w:color="000000"/>
+              <w:right w:val="none" w:sz="0" w:space="0" w:color="000000"/>
+            </w:tcBorders>
+            <w:shd w:val="clear" w:color="auto" w:fill="FFFFFF"/>
+            <w:tcMar>
+              <w:top w:w="0" w:type="dxa"/>
+              <w:bottom w:w="0" w:type="dxa"/>
+              <w:left w:w="0" w:type="dxa"/>
+              <w:right w:w="0" w:type="dxa"/>
+            </w:tcMar>
+            <w:vAlign w:val="center"/>
+          </w:tcPr>
+          <w:p>
+            <w:pPr>
+              <w:pStyle w:val="Normal"/>
+              <w:jc w:val="right"/>
+              <w:pBdr>
+                <w:bottom w:val="none" w:sz="0" w:space="0" w:color="000000"/>
+                <w:top w:val="none" w:sz="0" w:space="0" w:color="000000"/>
+                <w:left w:val="none" w:sz="0" w:space="0" w:color="000000"/>
+                <w:right w:val="none" w:sz="0" w:space="0" w:color="000000"/>
+              </w:pBdr>
+              <w:spacing w:after="100" w:before="100" w:line="240"/>
+              <w:ind w:left="100" w:right="100" w:firstLine="0" w:firstLineChars="0"/>
+              <w:rPr>
+                <w:rFonts w:ascii="Arial" w:hAnsi="Arial" w:eastAsia="Arial" w:cs="Arial"/>
+                <w:i w:val="false"/>
+                <w:b w:val="false"/>
+                <w:u w:val="none"/>
+                <w:strike w:val="false"/>
+                <w:sz w:val="22"/>
+                <w:szCs w:val="22"/>
+                <w:color w:val="000000"/>
+              </w:rPr>
+            </w:pPr>
+            <w:r>
+              <w:rPr>
+                <w:rFonts w:ascii="Arial" w:hAnsi="Arial" w:eastAsia="Arial" w:cs="Arial"/>
+                <w:i w:val="false"/>
+                <w:b w:val="false"/>
+                <w:u w:val="none"/>
+                <w:strike w:val="false"/>
+                <w:sz w:val="22"/>
+                <w:szCs w:val="22"/>
+                <w:color w:val="000000"/>
+              </w:rPr>
+              <w:t xml:space="preserve">-1.912</w:t>
+            </w:r>
+          </w:p>
+        </w:tc>
+        <w:tc>
+          <w:tcPr>
+            <w:tcBorders>
+              <w:bottom w:val="none" w:sz="0" w:space="0" w:color="000000"/>
+              <w:top w:val="none" w:sz="0" w:space="0" w:color="000000"/>
+              <w:left w:val="none" w:sz="0" w:space="0" w:color="000000"/>
+              <w:right w:val="none" w:sz="0" w:space="0" w:color="000000"/>
+            </w:tcBorders>
+            <w:shd w:val="clear" w:color="auto" w:fill="FFFFFF"/>
+            <w:tcMar>
+              <w:top w:w="0" w:type="dxa"/>
+              <w:bottom w:w="0" w:type="dxa"/>
+              <w:left w:w="0" w:type="dxa"/>
+              <w:right w:w="0" w:type="dxa"/>
+            </w:tcMar>
+            <w:vAlign w:val="center"/>
+          </w:tcPr>
+          <w:p>
+            <w:pPr>
+              <w:pStyle w:val="Normal"/>
+              <w:jc w:val="right"/>
+              <w:pBdr>
+                <w:bottom w:val="none" w:sz="0" w:space="0" w:color="000000"/>
+                <w:top w:val="none" w:sz="0" w:space="0" w:color="000000"/>
+                <w:left w:val="none" w:sz="0" w:space="0" w:color="000000"/>
+                <w:right w:val="none" w:sz="0" w:space="0" w:color="000000"/>
+              </w:pBdr>
+              <w:spacing w:after="100" w:before="100" w:line="240"/>
+              <w:ind w:left="100" w:right="100" w:firstLine="0" w:firstLineChars="0"/>
+              <w:rPr>
+                <w:rFonts w:ascii="Arial" w:hAnsi="Arial" w:eastAsia="Arial" w:cs="Arial"/>
+                <w:i w:val="false"/>
+                <w:b w:val="false"/>
+                <w:u w:val="none"/>
+                <w:strike w:val="false"/>
+                <w:sz w:val="22"/>
+                <w:szCs w:val="22"/>
+                <w:color w:val="000000"/>
+              </w:rPr>
+            </w:pPr>
+            <w:r>
+              <w:rPr>
+                <w:rFonts w:ascii="Arial" w:hAnsi="Arial" w:eastAsia="Arial" w:cs="Arial"/>
+                <w:i w:val="false"/>
+                <w:b w:val="false"/>
+                <w:u w:val="none"/>
+                <w:strike w:val="false"/>
+                <w:sz w:val="22"/>
+                <w:szCs w:val="22"/>
+                <w:color w:val="000000"/>
+              </w:rPr>
+              <w:t xml:space="preserve">-2.649</w:t>
+            </w:r>
+          </w:p>
+        </w:tc>
+        <w:tc>
+          <w:tcPr>
+            <w:tcBorders>
+              <w:bottom w:val="none" w:sz="0" w:space="0" w:color="000000"/>
+              <w:top w:val="none" w:sz="0" w:space="0" w:color="000000"/>
+              <w:left w:val="none" w:sz="0" w:space="0" w:color="000000"/>
+              <w:right w:val="none" w:sz="0" w:space="0" w:color="000000"/>
+            </w:tcBorders>
+            <w:shd w:val="clear" w:color="auto" w:fill="FFFFFF"/>
+            <w:tcMar>
+              <w:top w:w="0" w:type="dxa"/>
+              <w:bottom w:w="0" w:type="dxa"/>
+              <w:left w:w="0" w:type="dxa"/>
+              <w:right w:w="0" w:type="dxa"/>
+            </w:tcMar>
+            <w:vAlign w:val="center"/>
+          </w:tcPr>
+          <w:p>
+            <w:pPr>
+              <w:pStyle w:val="Normal"/>
+              <w:jc w:val="right"/>
+              <w:pBdr>
+                <w:bottom w:val="none" w:sz="0" w:space="0" w:color="000000"/>
+                <w:top w:val="none" w:sz="0" w:space="0" w:color="000000"/>
+                <w:left w:val="none" w:sz="0" w:space="0" w:color="000000"/>
+                <w:right w:val="none" w:sz="0" w:space="0" w:color="000000"/>
+              </w:pBdr>
+              <w:spacing w:after="100" w:before="100" w:line="240"/>
+              <w:ind w:left="100" w:right="100" w:firstLine="0" w:firstLineChars="0"/>
+              <w:rPr>
+                <w:rFonts w:ascii="Arial" w:hAnsi="Arial" w:eastAsia="Arial" w:cs="Arial"/>
+                <w:i w:val="false"/>
+                <w:b w:val="false"/>
+                <w:u w:val="none"/>
+                <w:strike w:val="false"/>
+                <w:sz w:val="22"/>
+                <w:szCs w:val="22"/>
+                <w:color w:val="000000"/>
+              </w:rPr>
+            </w:pPr>
+            <w:r>
+              <w:rPr>
+                <w:rFonts w:ascii="Arial" w:hAnsi="Arial" w:eastAsia="Arial" w:cs="Arial"/>
+                <w:i w:val="false"/>
+                <w:b w:val="false"/>
+                <w:u w:val="none"/>
+                <w:strike w:val="false"/>
+                <w:sz w:val="22"/>
+                <w:szCs w:val="22"/>
+                <w:color w:val="000000"/>
+              </w:rPr>
+              <w:t xml:space="preserve">-1.175</w:t>
             </w:r>
           </w:p>
         </w:tc>
@@ -7656,7 +10156,7 @@
                 <w:szCs w:val="22"/>
                 <w:color w:val="000000"/>
               </w:rPr>
-              <w:t xml:space="preserve">C. DiD simple (promedio post - pre)</w:t>
+              <w:t xml:space="preserve">D. 2023 frente a 2021</w:t>
             </w:r>
           </w:p>
         </w:tc>
@@ -7711,7 +10211,7 @@
                 <w:szCs w:val="22"/>
                 <w:color w:val="000000"/>
               </w:rPr>
-              <w:t xml:space="preserve">-2.110</w:t>
+              <w:t xml:space="preserve">0.451</w:t>
             </w:r>
           </w:p>
         </w:tc>
@@ -7766,7 +10266,7 @@
                 <w:szCs w:val="22"/>
                 <w:color w:val="000000"/>
               </w:rPr>
-              <w:t xml:space="preserve">-2.935</w:t>
+              <w:t xml:space="preserve">-0.829</w:t>
             </w:r>
           </w:p>
         </w:tc>
@@ -7821,7 +10321,7 @@
                 <w:szCs w:val="22"/>
                 <w:color w:val="000000"/>
               </w:rPr>
-              <w:t xml:space="preserve">-1.285</w:t>
+              <w:t xml:space="preserve">1.731</w:t>
             </w:r>
           </w:p>
         </w:tc>
@@ -7876,7 +10376,7 @@
                 <w:szCs w:val="22"/>
                 <w:color w:val="000000"/>
               </w:rPr>
-              <w:t xml:space="preserve">0.000</w:t>
+              <w:t xml:space="preserve">0.490</w:t>
             </w:r>
           </w:p>
         </w:tc>
@@ -7931,7 +10431,7 @@
                 <w:szCs w:val="22"/>
                 <w:color w:val="000000"/>
               </w:rPr>
-              <w:t xml:space="preserve">***</w:t>
+              <w:t xml:space="preserve"/>
             </w:r>
           </w:p>
         </w:tc>
